--- a/docs/交付/产品技术文档.docx
+++ b/docs/交付/产品技术文档.docx
@@ -1630,6 +1630,156 @@
           <w:rFonts w:ascii="Songti SC" w:hAnsi="Songti SC" w:eastAsia="Songti SC" w:cs="Songti SC"/>
         </w:rPr>
         <w:instrText xml:space="preserve"> PAGEREF section-4-4 \h </w:instrText>
+      </w:r>
+      <w:r>
+        <w:rPr>
+          <w:rFonts w:ascii="Songti SC" w:hAnsi="Songti SC" w:eastAsia="Songti SC" w:cs="Songti SC"/>
+        </w:rPr>
+        <w:fldChar w:fldCharType="separate" w:fldLock="0" w:dirty="0"/>
+      </w:r>
+      <w:r>
+        <w:rPr>
+          <w:rFonts w:ascii="Songti SC" w:hAnsi="Songti SC" w:eastAsia="Songti SC" w:cs="Songti SC"/>
+        </w:rPr>
+        <w:t>1</w:t>
+      </w:r>
+      <w:r>
+        <w:rPr>
+          <w:rFonts w:ascii="Songti SC" w:hAnsi="Songti SC" w:eastAsia="Songti SC" w:cs="Songti SC"/>
+        </w:rPr>
+        <w:fldChar w:fldCharType="end" w:fldLock="0" w:dirty="0"/>
+      </w:r>
+    </w:p>
+    <w:p>
+      <w:pPr>
+        <w:pStyle w:val="000003"/>
+        <w:tabs>
+          <w:tab w:val="right" w:leader="dot" w:pos="9072"/>
+        </w:tabs>
+        <w:ind w:left="200"/>
+      </w:pPr>
+      <w:r>
+        <w:rPr>
+          <w:rFonts w:ascii="Songti SC" w:hAnsi="Songti SC" w:eastAsia="Songti SC" w:cs="Songti SC"/>
+        </w:rPr>
+        <w:fldChar w:fldCharType="begin" w:fldLock="0" w:dirty="0"/>
+      </w:r>
+      <w:r>
+        <w:rPr>
+          <w:rFonts w:ascii="Songti SC" w:hAnsi="Songti SC" w:eastAsia="Songti SC" w:cs="Songti SC"/>
+        </w:rPr>
+        <w:instrText xml:space="preserve"> HYPERLINK \l "section-4-5" </w:instrText>
+      </w:r>
+      <w:r>
+        <w:rPr>
+          <w:rFonts w:ascii="Songti SC" w:hAnsi="Songti SC" w:eastAsia="Songti SC" w:cs="Songti SC"/>
+        </w:rPr>
+        <w:fldChar w:fldCharType="separate" w:fldLock="0" w:dirty="0"/>
+      </w:r>
+      <w:r>
+        <w:rPr>
+          <w:rFonts w:hint="eastAsia" w:ascii="Songti SC" w:hAnsi="Songti SC" w:eastAsia="Songti SC" w:cs="Songti SC"/>
+        </w:rPr>
+        <w:t>4.5 三诊闭环：课前—课中—课后</w:t>
+      </w:r>
+      <w:r>
+        <w:rPr>
+          <w:rFonts w:ascii="Songti SC" w:hAnsi="Songti SC" w:eastAsia="Songti SC" w:cs="Songti SC"/>
+        </w:rPr>
+        <w:fldChar w:fldCharType="end" w:fldLock="0" w:dirty="0"/>
+      </w:r>
+      <w:r>
+        <w:rPr>
+          <w:rFonts w:ascii="Songti SC" w:hAnsi="Songti SC" w:eastAsia="Songti SC" w:cs="Songti SC"/>
+        </w:rPr>
+        <w:tab/>
+      </w:r>
+      <w:r>
+        <w:rPr>
+          <w:rFonts w:ascii="Songti SC" w:hAnsi="Songti SC" w:eastAsia="Songti SC" w:cs="Songti SC"/>
+        </w:rPr>
+        <w:fldChar w:fldCharType="begin" w:fldLock="0" w:dirty="0"/>
+      </w:r>
+      <w:r>
+        <w:rPr>
+          <w:rFonts w:ascii="Songti SC" w:hAnsi="Songti SC" w:eastAsia="Songti SC" w:cs="Songti SC"/>
+        </w:rPr>
+        <w:instrText xml:space="preserve"> PAGEREF section-4-5 \h </w:instrText>
+      </w:r>
+      <w:r>
+        <w:rPr>
+          <w:rFonts w:ascii="Songti SC" w:hAnsi="Songti SC" w:eastAsia="Songti SC" w:cs="Songti SC"/>
+        </w:rPr>
+        <w:fldChar w:fldCharType="separate" w:fldLock="0" w:dirty="0"/>
+      </w:r>
+      <w:r>
+        <w:rPr>
+          <w:rFonts w:ascii="Songti SC" w:hAnsi="Songti SC" w:eastAsia="Songti SC" w:cs="Songti SC"/>
+        </w:rPr>
+        <w:t>1</w:t>
+      </w:r>
+      <w:r>
+        <w:rPr>
+          <w:rFonts w:ascii="Songti SC" w:hAnsi="Songti SC" w:eastAsia="Songti SC" w:cs="Songti SC"/>
+        </w:rPr>
+        <w:fldChar w:fldCharType="end" w:fldLock="0" w:dirty="0"/>
+      </w:r>
+    </w:p>
+    <w:p>
+      <w:pPr>
+        <w:pStyle w:val="000003"/>
+        <w:tabs>
+          <w:tab w:val="right" w:leader="dot" w:pos="9072"/>
+        </w:tabs>
+        <w:ind w:left="200"/>
+      </w:pPr>
+      <w:r>
+        <w:rPr>
+          <w:rFonts w:ascii="Songti SC" w:hAnsi="Songti SC" w:eastAsia="Songti SC" w:cs="Songti SC"/>
+        </w:rPr>
+        <w:fldChar w:fldCharType="begin" w:fldLock="0" w:dirty="0"/>
+      </w:r>
+      <w:r>
+        <w:rPr>
+          <w:rFonts w:ascii="Songti SC" w:hAnsi="Songti SC" w:eastAsia="Songti SC" w:cs="Songti SC"/>
+        </w:rPr>
+        <w:instrText xml:space="preserve"> HYPERLINK \l "section-4-6" </w:instrText>
+      </w:r>
+      <w:r>
+        <w:rPr>
+          <w:rFonts w:ascii="Songti SC" w:hAnsi="Songti SC" w:eastAsia="Songti SC" w:cs="Songti SC"/>
+        </w:rPr>
+        <w:fldChar w:fldCharType="separate" w:fldLock="0" w:dirty="0"/>
+      </w:r>
+      <w:r>
+        <w:rPr>
+          <w:rFonts w:hint="eastAsia" w:ascii="Songti SC" w:hAnsi="Songti SC" w:eastAsia="Songti SC" w:cs="Songti SC"/>
+        </w:rPr>
+        <w:t>4.6 评价量化与成绩登记</w:t>
+      </w:r>
+      <w:r>
+        <w:rPr>
+          <w:rFonts w:ascii="Songti SC" w:hAnsi="Songti SC" w:eastAsia="Songti SC" w:cs="Songti SC"/>
+        </w:rPr>
+        <w:fldChar w:fldCharType="end" w:fldLock="0" w:dirty="0"/>
+      </w:r>
+      <w:r>
+        <w:rPr>
+          <w:rFonts w:ascii="Songti SC" w:hAnsi="Songti SC" w:eastAsia="Songti SC" w:cs="Songti SC"/>
+        </w:rPr>
+        <w:tab/>
+      </w:r>
+      <w:r>
+        <w:rPr>
+          <w:rFonts w:ascii="Songti SC" w:hAnsi="Songti SC" w:eastAsia="Songti SC" w:cs="Songti SC"/>
+        </w:rPr>
+        <w:fldChar w:fldCharType="begin" w:fldLock="0" w:dirty="0"/>
+      </w:r>
+      <w:r>
+        <w:rPr>
+          <w:rFonts w:ascii="Songti SC" w:hAnsi="Songti SC" w:eastAsia="Songti SC" w:cs="Songti SC"/>
+        </w:rPr>
+        <w:instrText xml:space="preserve"> PAGEREF section-4-6 \h </w:instrText>
       </w:r>
       <w:r>
         <w:rPr>
@@ -8162,7 +8312,7 @@
                 <w:color w:val="1f2937"/>
                 <w:sz w:val="18"/>
               </w:rPr>
-              <w:t>路由静态化，十三个视图预渲染</w:t>
+              <w:t>路由静态化，十八个视图预渲染</w:t>
             </w:r>
           </w:p>
         </w:tc>
@@ -9999,7 +10149,7 @@
                 <w:color w:val="1f2937"/>
                 <w:sz w:val="18"/>
               </w:rPr>
-              <w:t>路由级静态化与接口同仓，十三个视图可预渲染；服务端组件减少首屏依赖。替代方案是纯 SPA，但首屏白屏时间不可接受</w:t>
+              <w:t>路由级静态化与接口同仓，十八个视图可预渲染；服务端组件减少首屏依赖。替代方案是纯 SPA，但首屏白屏时间不可接受</w:t>
             </w:r>
           </w:p>
         </w:tc>
@@ -11385,7 +11535,7 @@
           <w:color w:val="1f2937"/>
           <w:sz w:val="21"/>
         </w:rPr>
-        <w:t>学生端八个视图按学习顺序排列，左侧导航即是推荐路径。这一排列不是为了整齐，而是为了让"下一步做什么"这个问题在界面上有唯一答案：从上到下就是时间顺序，从左到右就是依赖顺序。</w:t>
+        <w:t>学生端十一个视图按学习顺序排列，左侧导航即是推荐路径。这一排列不是为了整齐，而是为了让"下一步做什么"这个问题在界面上有唯一答案：从上到下就是时间顺序，从左到右就是依赖顺序。</w:t>
       </w:r>
     </w:p>
     <w:tbl>
@@ -11766,6 +11916,321 @@
                 <w:color w:val="1f2937"/>
                 <w:sz w:val="18"/>
               </w:rPr>
+              <w:t>课前：诊断与配对</w:t>
+            </w:r>
+          </w:p>
+        </w:tc>
+        <w:tc>
+          <w:tcPr>
+            <w:tcW w:w="1993" w:type="dxa"/>
+            <w:tcBorders>
+              <w:top w:val="single" w:color="cfd8e3" w:sz="6"/>
+              <w:left w:val="single" w:color="cfd8e3" w:sz="6"/>
+              <w:bottom w:val="single" w:color="cfd8e3" w:sz="6"/>
+              <w:right w:val="single" w:color="cfd8e3" w:sz="6"/>
+            </w:tcBorders>
+            <w:tcMar>
+              <w:top w:w="105" w:type="dxa"/>
+              <w:left w:w="135" w:type="dxa"/>
+              <w:bottom w:w="105" w:type="dxa"/>
+              <w:right w:w="135" w:type="dxa"/>
+            </w:tcMar>
+            <w:vAlign w:val="top"/>
+          </w:tcPr>
+          <w:p>
+            <w:pPr>
+              <w:jc w:val="left"/>
+              <w:rPr>
+                <w:color w:val="1f2937"/>
+              </w:rPr>
+            </w:pPr>
+            <w:r>
+              <w:rPr>
+                <w:rFonts w:hint="eastAsia" w:ascii="PingFang SC" w:hAnsi="PingFang SC" w:eastAsia="PingFang SC" w:cs="PingFang SC"/>
+                <w:color w:val="1f2937"/>
+                <w:sz w:val="18"/>
+              </w:rPr>
+              <w:t>我现在该做哪一档</w:t>
+            </w:r>
+          </w:p>
+        </w:tc>
+        <w:tc>
+          <w:tcPr>
+            <w:tcW w:w="4818" w:type="dxa"/>
+            <w:tcBorders>
+              <w:top w:val="single" w:color="cfd8e3" w:sz="6"/>
+              <w:left w:val="single" w:color="cfd8e3" w:sz="6"/>
+              <w:bottom w:val="single" w:color="cfd8e3" w:sz="6"/>
+              <w:right w:val="single" w:color="cfd8e3" w:sz="6"/>
+            </w:tcBorders>
+            <w:tcMar>
+              <w:top w:w="105" w:type="dxa"/>
+              <w:left w:w="135" w:type="dxa"/>
+              <w:bottom w:w="105" w:type="dxa"/>
+              <w:right w:w="135" w:type="dxa"/>
+            </w:tcMar>
+            <w:vAlign w:val="top"/>
+          </w:tcPr>
+          <w:p>
+            <w:pPr>
+              <w:jc w:val="left"/>
+              <w:rPr>
+                <w:color w:val="1f2937"/>
+              </w:rPr>
+            </w:pPr>
+            <w:r>
+              <w:rPr>
+                <w:rFonts w:hint="eastAsia" w:ascii="PingFang SC" w:hAnsi="PingFang SC" w:eastAsia="PingFang SC" w:cs="PingFang SC"/>
+                <w:color w:val="1f2937"/>
+                <w:sz w:val="18"/>
+              </w:rPr>
+              <w:t>总分与薄弱维度双判据分层，梯度案例只取同档，分组与分工由学号稳定推导</w:t>
+            </w:r>
+          </w:p>
+        </w:tc>
+      </w:tr>
+      <w:tr>
+        <w:trPr/>
+        <w:tc>
+          <w:tcPr>
+            <w:tcW w:w="1495" w:type="dxa"/>
+            <w:tcBorders>
+              <w:top w:val="single" w:color="cfd8e3" w:sz="6"/>
+              <w:left w:val="single" w:color="cfd8e3" w:sz="6"/>
+              <w:bottom w:val="single" w:color="cfd8e3" w:sz="6"/>
+              <w:right w:val="single" w:color="cfd8e3" w:sz="6"/>
+            </w:tcBorders>
+            <w:tcMar>
+              <w:top w:w="105" w:type="dxa"/>
+              <w:left w:w="135" w:type="dxa"/>
+              <w:bottom w:w="105" w:type="dxa"/>
+              <w:right w:w="135" w:type="dxa"/>
+            </w:tcMar>
+            <w:vAlign w:val="top"/>
+          </w:tcPr>
+          <w:p>
+            <w:pPr>
+              <w:jc w:val="left"/>
+              <w:rPr>
+                <w:color w:val="1f2937"/>
+              </w:rPr>
+            </w:pPr>
+            <w:r>
+              <w:rPr>
+                <w:rFonts w:hint="eastAsia" w:ascii="PingFang SC" w:hAnsi="PingFang SC" w:eastAsia="PingFang SC" w:cs="PingFang SC"/>
+                <w:color w:val="1f2937"/>
+                <w:sz w:val="18"/>
+              </w:rPr>
+              <w:t>课中：伴随诊断</w:t>
+            </w:r>
+          </w:p>
+        </w:tc>
+        <w:tc>
+          <w:tcPr>
+            <w:tcW w:w="1993" w:type="dxa"/>
+            <w:tcBorders>
+              <w:top w:val="single" w:color="cfd8e3" w:sz="6"/>
+              <w:left w:val="single" w:color="cfd8e3" w:sz="6"/>
+              <w:bottom w:val="single" w:color="cfd8e3" w:sz="6"/>
+              <w:right w:val="single" w:color="cfd8e3" w:sz="6"/>
+            </w:tcBorders>
+            <w:tcMar>
+              <w:top w:w="105" w:type="dxa"/>
+              <w:left w:w="135" w:type="dxa"/>
+              <w:bottom w:w="105" w:type="dxa"/>
+              <w:right w:w="135" w:type="dxa"/>
+            </w:tcMar>
+            <w:vAlign w:val="top"/>
+          </w:tcPr>
+          <w:p>
+            <w:pPr>
+              <w:jc w:val="left"/>
+              <w:rPr>
+                <w:color w:val="1f2937"/>
+              </w:rPr>
+            </w:pPr>
+            <w:r>
+              <w:rPr>
+                <w:rFonts w:hint="eastAsia" w:ascii="PingFang SC" w:hAnsi="PingFang SC" w:eastAsia="PingFang SC" w:cs="PingFang SC"/>
+                <w:color w:val="1f2937"/>
+                <w:sz w:val="18"/>
+              </w:rPr>
+              <w:t>我错在哪一类</w:t>
+            </w:r>
+          </w:p>
+        </w:tc>
+        <w:tc>
+          <w:tcPr>
+            <w:tcW w:w="4818" w:type="dxa"/>
+            <w:tcBorders>
+              <w:top w:val="single" w:color="cfd8e3" w:sz="6"/>
+              <w:left w:val="single" w:color="cfd8e3" w:sz="6"/>
+              <w:bottom w:val="single" w:color="cfd8e3" w:sz="6"/>
+              <w:right w:val="single" w:color="cfd8e3" w:sz="6"/>
+            </w:tcBorders>
+            <w:tcMar>
+              <w:top w:w="105" w:type="dxa"/>
+              <w:left w:w="135" w:type="dxa"/>
+              <w:bottom w:w="105" w:type="dxa"/>
+              <w:right w:w="135" w:type="dxa"/>
+            </w:tcMar>
+            <w:vAlign w:val="top"/>
+          </w:tcPr>
+          <w:p>
+            <w:pPr>
+              <w:jc w:val="left"/>
+              <w:rPr>
+                <w:color w:val="1f2937"/>
+              </w:rPr>
+            </w:pPr>
+            <w:r>
+              <w:rPr>
+                <w:rFonts w:hint="eastAsia" w:ascii="PingFang SC" w:hAnsi="PingFang SC" w:eastAsia="PingFang SC" w:cs="PingFang SC"/>
+                <w:color w:val="1f2937"/>
+                <w:sz w:val="18"/>
+              </w:rPr>
+              <w:t>十道课中题按薄弱维度排序，判定分五类并给追问，参考答案由教师审核后开放</w:t>
+            </w:r>
+          </w:p>
+        </w:tc>
+      </w:tr>
+      <w:tr>
+        <w:trPr/>
+        <w:tc>
+          <w:tcPr>
+            <w:tcW w:w="1495" w:type="dxa"/>
+            <w:tcBorders>
+              <w:top w:val="single" w:color="cfd8e3" w:sz="6"/>
+              <w:left w:val="single" w:color="cfd8e3" w:sz="6"/>
+              <w:bottom w:val="single" w:color="cfd8e3" w:sz="6"/>
+              <w:right w:val="single" w:color="cfd8e3" w:sz="6"/>
+            </w:tcBorders>
+            <w:tcMar>
+              <w:top w:w="105" w:type="dxa"/>
+              <w:left w:w="135" w:type="dxa"/>
+              <w:bottom w:w="105" w:type="dxa"/>
+              <w:right w:w="135" w:type="dxa"/>
+            </w:tcMar>
+            <w:vAlign w:val="top"/>
+          </w:tcPr>
+          <w:p>
+            <w:pPr>
+              <w:jc w:val="left"/>
+              <w:rPr>
+                <w:color w:val="1f2937"/>
+              </w:rPr>
+            </w:pPr>
+            <w:r>
+              <w:rPr>
+                <w:rFonts w:hint="eastAsia" w:ascii="PingFang SC" w:hAnsi="PingFang SC" w:eastAsia="PingFang SC" w:cs="PingFang SC"/>
+                <w:color w:val="1f2937"/>
+                <w:sz w:val="18"/>
+              </w:rPr>
+              <w:t>课后：过程评价</w:t>
+            </w:r>
+          </w:p>
+        </w:tc>
+        <w:tc>
+          <w:tcPr>
+            <w:tcW w:w="1993" w:type="dxa"/>
+            <w:tcBorders>
+              <w:top w:val="single" w:color="cfd8e3" w:sz="6"/>
+              <w:left w:val="single" w:color="cfd8e3" w:sz="6"/>
+              <w:bottom w:val="single" w:color="cfd8e3" w:sz="6"/>
+              <w:right w:val="single" w:color="cfd8e3" w:sz="6"/>
+            </w:tcBorders>
+            <w:tcMar>
+              <w:top w:w="105" w:type="dxa"/>
+              <w:left w:w="135" w:type="dxa"/>
+              <w:bottom w:w="105" w:type="dxa"/>
+              <w:right w:w="135" w:type="dxa"/>
+            </w:tcMar>
+            <w:vAlign w:val="top"/>
+          </w:tcPr>
+          <w:p>
+            <w:pPr>
+              <w:jc w:val="left"/>
+              <w:rPr>
+                <w:color w:val="1f2937"/>
+              </w:rPr>
+            </w:pPr>
+            <w:r>
+              <w:rPr>
+                <w:rFonts w:hint="eastAsia" w:ascii="PingFang SC" w:hAnsi="PingFang SC" w:eastAsia="PingFang SC" w:cs="PingFang SC"/>
+                <w:color w:val="1f2937"/>
+                <w:sz w:val="18"/>
+              </w:rPr>
+              <w:t>这个分怎么来的</w:t>
+            </w:r>
+          </w:p>
+        </w:tc>
+        <w:tc>
+          <w:tcPr>
+            <w:tcW w:w="4818" w:type="dxa"/>
+            <w:tcBorders>
+              <w:top w:val="single" w:color="cfd8e3" w:sz="6"/>
+              <w:left w:val="single" w:color="cfd8e3" w:sz="6"/>
+              <w:bottom w:val="single" w:color="cfd8e3" w:sz="6"/>
+              <w:right w:val="single" w:color="cfd8e3" w:sz="6"/>
+            </w:tcBorders>
+            <w:tcMar>
+              <w:top w:w="105" w:type="dxa"/>
+              <w:left w:w="135" w:type="dxa"/>
+              <w:bottom w:w="105" w:type="dxa"/>
+              <w:right w:w="135" w:type="dxa"/>
+            </w:tcMar>
+            <w:vAlign w:val="top"/>
+          </w:tcPr>
+          <w:p>
+            <w:pPr>
+              <w:jc w:val="left"/>
+              <w:rPr>
+                <w:color w:val="1f2937"/>
+              </w:rPr>
+            </w:pPr>
+            <w:r>
+              <w:rPr>
+                <w:rFonts w:hint="eastAsia" w:ascii="PingFang SC" w:hAnsi="PingFang SC" w:eastAsia="PingFang SC" w:cs="PingFang SC"/>
+                <w:color w:val="1f2937"/>
+                <w:sz w:val="18"/>
+              </w:rPr>
+              <w:t>四阶能力加权公式公开，四个来源的原始贡献值单列，历次评价成轨迹</w:t>
+            </w:r>
+          </w:p>
+        </w:tc>
+      </w:tr>
+      <w:tr>
+        <w:trPr/>
+        <w:tc>
+          <w:tcPr>
+            <w:tcW w:w="1495" w:type="dxa"/>
+            <w:tcBorders>
+              <w:top w:val="single" w:color="cfd8e3" w:sz="6"/>
+              <w:left w:val="single" w:color="cfd8e3" w:sz="6"/>
+              <w:bottom w:val="single" w:color="cfd8e3" w:sz="6"/>
+              <w:right w:val="single" w:color="cfd8e3" w:sz="6"/>
+            </w:tcBorders>
+            <w:tcMar>
+              <w:top w:w="105" w:type="dxa"/>
+              <w:left w:w="135" w:type="dxa"/>
+              <w:bottom w:w="105" w:type="dxa"/>
+              <w:right w:w="135" w:type="dxa"/>
+            </w:tcMar>
+            <w:vAlign w:val="top"/>
+          </w:tcPr>
+          <w:p>
+            <w:pPr>
+              <w:jc w:val="left"/>
+              <w:rPr>
+                <w:color w:val="1f2937"/>
+              </w:rPr>
+            </w:pPr>
+            <w:r>
+              <w:rPr>
+                <w:rFonts w:hint="eastAsia" w:ascii="PingFang SC" w:hAnsi="PingFang SC" w:eastAsia="PingFang SC" w:cs="PingFang SC"/>
+                <w:color w:val="1f2937"/>
+                <w:sz w:val="18"/>
+              </w:rPr>
               <w:t>章节与知识图谱</w:t>
             </w:r>
           </w:p>
@@ -12380,7 +12845,7 @@
           <w:color w:val="1f2937"/>
           <w:sz w:val="21"/>
         </w:rPr>
-        <w:t>八个视图共享同一份画像数据，但呈现粒度不同。总览用进度，诊断用维度，匹配用权重，报告用评定。这样做的好处是同一份数据可以被反复使用而不需要重复计算，坏处是任何一处数据的写入错误都会在四个视图同时显现，因此写入路径被收敛到单一入口，读侧才允许多处展开。</w:t>
+        <w:t>十一个视图共享同一份画像数据，但呈现粒度不同。总览用进度，诊断用维度，课前用层级，课中用判定，课后用权重，报告用评定。这样做的好处是同一份数据可以被反复使用而不需要重复计算，坏处是任何一处数据的写入错误都会在多个视图同时显现，因此写入路径被收敛到单一入口，读侧才允许多处展开。</w:t>
       </w:r>
     </w:p>
     <w:p>
@@ -12652,7 +13117,7 @@
           <w:color w:val="1f2937"/>
           <w:sz w:val="21"/>
         </w:rPr>
-        <w:t>教师端五个视图对应一次完整的治理动作：定位、观察、对照、复核、调整。五个动作之间存在严格的先后关系，导航顺序即是建议顺序，因为后一步的输入来自前一步的结论。</w:t>
+        <w:t>教师端七个视图对应一次完整的治理动作：定位、观察、对照、审核、归档、复核、调整。七个动作之间存在严格的先后关系，导航顺序即是建议顺序，因为后一步的输入来自前一步的结论：先看清谁需要介入，再逐条审核 AI 给出的三诊结论，把分数落进成绩表归档，最后才谈复核与调整。</w:t>
       </w:r>
     </w:p>
     <w:tbl>
@@ -13102,6 +13567,216 @@
                 <w:sz w:val="18"/>
               </w:rPr>
               <w:t>十八章逐行列出成熟度、学时、产出与主备选项目，可按模块筛选</w:t>
+            </w:r>
+          </w:p>
+        </w:tc>
+      </w:tr>
+      <w:tr>
+        <w:trPr/>
+        <w:tc>
+          <w:tcPr>
+            <w:tcW w:w="1495" w:type="dxa"/>
+            <w:tcBorders>
+              <w:top w:val="single" w:color="cfd8e3" w:sz="6"/>
+              <w:left w:val="single" w:color="cfd8e3" w:sz="6"/>
+              <w:bottom w:val="single" w:color="cfd8e3" w:sz="6"/>
+              <w:right w:val="single" w:color="cfd8e3" w:sz="6"/>
+            </w:tcBorders>
+            <w:tcMar>
+              <w:top w:w="105" w:type="dxa"/>
+              <w:left w:w="135" w:type="dxa"/>
+              <w:bottom w:w="105" w:type="dxa"/>
+              <w:right w:w="135" w:type="dxa"/>
+            </w:tcMar>
+            <w:vAlign w:val="top"/>
+          </w:tcPr>
+          <w:p>
+            <w:pPr>
+              <w:jc w:val="left"/>
+              <w:rPr>
+                <w:color w:val="1f2937"/>
+              </w:rPr>
+            </w:pPr>
+            <w:r>
+              <w:rPr>
+                <w:rFonts w:hint="eastAsia" w:ascii="PingFang SC" w:hAnsi="PingFang SC" w:eastAsia="PingFang SC" w:cs="PingFang SC"/>
+                <w:color w:val="1f2937"/>
+                <w:sz w:val="18"/>
+              </w:rPr>
+              <w:t>三诊审核</w:t>
+            </w:r>
+          </w:p>
+        </w:tc>
+        <w:tc>
+          <w:tcPr>
+            <w:tcW w:w="1993" w:type="dxa"/>
+            <w:tcBorders>
+              <w:top w:val="single" w:color="cfd8e3" w:sz="6"/>
+              <w:left w:val="single" w:color="cfd8e3" w:sz="6"/>
+              <w:bottom w:val="single" w:color="cfd8e3" w:sz="6"/>
+              <w:right w:val="single" w:color="cfd8e3" w:sz="6"/>
+            </w:tcBorders>
+            <w:tcMar>
+              <w:top w:w="105" w:type="dxa"/>
+              <w:left w:w="135" w:type="dxa"/>
+              <w:bottom w:w="105" w:type="dxa"/>
+              <w:right w:w="135" w:type="dxa"/>
+            </w:tcMar>
+            <w:vAlign w:val="top"/>
+          </w:tcPr>
+          <w:p>
+            <w:pPr>
+              <w:jc w:val="left"/>
+              <w:rPr>
+                <w:color w:val="1f2937"/>
+              </w:rPr>
+            </w:pPr>
+            <w:r>
+              <w:rPr>
+                <w:rFonts w:hint="eastAsia" w:ascii="PingFang SC" w:hAnsi="PingFang SC" w:eastAsia="PingFang SC" w:cs="PingFang SC"/>
+                <w:color w:val="1f2937"/>
+                <w:sz w:val="18"/>
+              </w:rPr>
+              <w:t>AI 的结论能不能用</w:t>
+            </w:r>
+          </w:p>
+        </w:tc>
+        <w:tc>
+          <w:tcPr>
+            <w:tcW w:w="4818" w:type="dxa"/>
+            <w:tcBorders>
+              <w:top w:val="single" w:color="cfd8e3" w:sz="6"/>
+              <w:left w:val="single" w:color="cfd8e3" w:sz="6"/>
+              <w:bottom w:val="single" w:color="cfd8e3" w:sz="6"/>
+              <w:right w:val="single" w:color="cfd8e3" w:sz="6"/>
+            </w:tcBorders>
+            <w:tcMar>
+              <w:top w:w="105" w:type="dxa"/>
+              <w:left w:w="135" w:type="dxa"/>
+              <w:bottom w:w="105" w:type="dxa"/>
+              <w:right w:w="135" w:type="dxa"/>
+            </w:tcMar>
+            <w:vAlign w:val="top"/>
+          </w:tcPr>
+          <w:p>
+            <w:pPr>
+              <w:jc w:val="left"/>
+              <w:rPr>
+                <w:color w:val="1f2937"/>
+              </w:rPr>
+            </w:pPr>
+            <w:r>
+              <w:rPr>
+                <w:rFonts w:hint="eastAsia" w:ascii="PingFang SC" w:hAnsi="PingFang SC" w:eastAsia="PingFang SC" w:cs="PingFang SC"/>
+                <w:color w:val="1f2937"/>
+                <w:sz w:val="18"/>
+              </w:rPr>
+              <w:t>三个页签逐条审核，只能改结论与意见，不能改学生答了什么</w:t>
+            </w:r>
+          </w:p>
+        </w:tc>
+      </w:tr>
+      <w:tr>
+        <w:trPr/>
+        <w:tc>
+          <w:tcPr>
+            <w:tcW w:w="1495" w:type="dxa"/>
+            <w:tcBorders>
+              <w:top w:val="single" w:color="cfd8e3" w:sz="6"/>
+              <w:left w:val="single" w:color="cfd8e3" w:sz="6"/>
+              <w:bottom w:val="single" w:color="cfd8e3" w:sz="6"/>
+              <w:right w:val="single" w:color="cfd8e3" w:sz="6"/>
+            </w:tcBorders>
+            <w:tcMar>
+              <w:top w:w="105" w:type="dxa"/>
+              <w:left w:w="135" w:type="dxa"/>
+              <w:bottom w:w="105" w:type="dxa"/>
+              <w:right w:w="135" w:type="dxa"/>
+            </w:tcMar>
+            <w:vAlign w:val="top"/>
+          </w:tcPr>
+          <w:p>
+            <w:pPr>
+              <w:jc w:val="left"/>
+              <w:rPr>
+                <w:color w:val="1f2937"/>
+              </w:rPr>
+            </w:pPr>
+            <w:r>
+              <w:rPr>
+                <w:rFonts w:hint="eastAsia" w:ascii="PingFang SC" w:hAnsi="PingFang SC" w:eastAsia="PingFang SC" w:cs="PingFang SC"/>
+                <w:color w:val="1f2937"/>
+                <w:sz w:val="18"/>
+              </w:rPr>
+              <w:t>成绩登记总表</w:t>
+            </w:r>
+          </w:p>
+        </w:tc>
+        <w:tc>
+          <w:tcPr>
+            <w:tcW w:w="1993" w:type="dxa"/>
+            <w:tcBorders>
+              <w:top w:val="single" w:color="cfd8e3" w:sz="6"/>
+              <w:left w:val="single" w:color="cfd8e3" w:sz="6"/>
+              <w:bottom w:val="single" w:color="cfd8e3" w:sz="6"/>
+              <w:right w:val="single" w:color="cfd8e3" w:sz="6"/>
+            </w:tcBorders>
+            <w:tcMar>
+              <w:top w:w="105" w:type="dxa"/>
+              <w:left w:w="135" w:type="dxa"/>
+              <w:bottom w:w="105" w:type="dxa"/>
+              <w:right w:w="135" w:type="dxa"/>
+            </w:tcMar>
+            <w:vAlign w:val="top"/>
+          </w:tcPr>
+          <w:p>
+            <w:pPr>
+              <w:jc w:val="left"/>
+              <w:rPr>
+                <w:color w:val="1f2937"/>
+              </w:rPr>
+            </w:pPr>
+            <w:r>
+              <w:rPr>
+                <w:rFonts w:hint="eastAsia" w:ascii="PingFang SC" w:hAnsi="PingFang SC" w:eastAsia="PingFang SC" w:cs="PingFang SC"/>
+                <w:color w:val="1f2937"/>
+                <w:sz w:val="18"/>
+              </w:rPr>
+              <w:t>分数怎么归档</w:t>
+            </w:r>
+          </w:p>
+        </w:tc>
+        <w:tc>
+          <w:tcPr>
+            <w:tcW w:w="4818" w:type="dxa"/>
+            <w:tcBorders>
+              <w:top w:val="single" w:color="cfd8e3" w:sz="6"/>
+              <w:left w:val="single" w:color="cfd8e3" w:sz="6"/>
+              <w:bottom w:val="single" w:color="cfd8e3" w:sz="6"/>
+              <w:right w:val="single" w:color="cfd8e3" w:sz="6"/>
+            </w:tcBorders>
+            <w:tcMar>
+              <w:top w:w="105" w:type="dxa"/>
+              <w:left w:w="135" w:type="dxa"/>
+              <w:bottom w:w="105" w:type="dxa"/>
+              <w:right w:w="135" w:type="dxa"/>
+            </w:tcMar>
+            <w:vAlign w:val="top"/>
+          </w:tcPr>
+          <w:p>
+            <w:pPr>
+              <w:jc w:val="left"/>
+              <w:rPr>
+                <w:color w:val="1f2937"/>
+              </w:rPr>
+            </w:pPr>
+            <w:r>
+              <w:rPr>
+                <w:rFonts w:hint="eastAsia" w:ascii="PingFang SC" w:hAnsi="PingFang SC" w:eastAsia="PingFang SC" w:cs="PingFang SC"/>
+                <w:color w:val="1f2937"/>
+                <w:sz w:val="18"/>
+              </w:rPr>
+              <w:t>三阶段十二项能力逐格可改，总分归一化加权，支持导出 CSV</w:t>
             </w:r>
           </w:p>
         </w:tc>
@@ -14731,7 +15406,7 @@
           <w:color w:val="1f2937"/>
           <w:sz w:val="21"/>
         </w:rPr>
-        <w:t>十三个视图各自对应一条路由，路由前缀区分角色，二级路径区分视图。全部路由在构建期静态化，因此首屏不依赖运行时渲染。下表是完整的映射关系，也是端到端自检的用例来源。</w:t>
+        <w:t>十八个视图各自对应一条路由，路由前缀区分角色，二级路径区分视图。全部路由在构建期静态化，因此首屏不依赖运行时渲染。下表是完整的映射关系，也是端到端自检的用例来源。</w:t>
       </w:r>
     </w:p>
     <w:tbl>
@@ -15255,7 +15930,7 @@
                 <w:color w:val="1f2937"/>
                 <w:sz w:val="18"/>
               </w:rPr>
-              <w:t>章节与知识图谱</w:t>
+              <w:t>课前：诊断与配对</w:t>
             </w:r>
           </w:p>
         </w:tc>
@@ -15290,7 +15965,7 @@
                 <w:sz w:val="18"/>
                 <w:shd w:val="clear" w:fill="eef2f7"/>
               </w:rPr>
-              <w:t>/physics/curriculum</w:t>
+              <w:t>/physics/preclass</w:t>
             </w:r>
           </w:p>
         </w:tc>
@@ -15324,7 +15999,7 @@
                 <w:color w:val="1f2937"/>
                 <w:sz w:val="18"/>
               </w:rPr>
-              <w:t>三视角浏览课程结构</w:t>
+              <w:t>分层、梯度配对、分组，提交审核</w:t>
             </w:r>
           </w:p>
         </w:tc>
@@ -15395,7 +16070,7 @@
                 <w:color w:val="1f2937"/>
                 <w:sz w:val="18"/>
               </w:rPr>
-              <w:t>项目匹配</w:t>
+              <w:t>课中：伴随诊断</w:t>
             </w:r>
           </w:p>
         </w:tc>
@@ -15430,7 +16105,7 @@
                 <w:sz w:val="18"/>
                 <w:shd w:val="clear" w:fill="eef2f7"/>
               </w:rPr>
-              <w:t>/physics/projects</w:t>
+              <w:t>/physics/inclass</w:t>
             </w:r>
           </w:p>
         </w:tc>
@@ -15464,7 +16139,7 @@
                 <w:color w:val="1f2937"/>
                 <w:sz w:val="18"/>
               </w:rPr>
-              <w:t>挑选项目并加入</w:t>
+              <w:t>作答、接受追问、查看参考答案</w:t>
             </w:r>
           </w:p>
         </w:tc>
@@ -15535,7 +16210,7 @@
                 <w:color w:val="1f2937"/>
                 <w:sz w:val="18"/>
               </w:rPr>
-              <w:t>任务闯关</w:t>
+              <w:t>课后：过程评价</w:t>
             </w:r>
           </w:p>
         </w:tc>
@@ -15570,7 +16245,7 @@
                 <w:sz w:val="18"/>
                 <w:shd w:val="clear" w:fill="eef2f7"/>
               </w:rPr>
-              <w:t>/physics/tasks</w:t>
+              <w:t>/physics/postclass</w:t>
             </w:r>
           </w:p>
         </w:tc>
@@ -15604,7 +16279,7 @@
                 <w:color w:val="1f2937"/>
                 <w:sz w:val="18"/>
               </w:rPr>
-              <w:t>逐题作答与判分</w:t>
+              <w:t>生成四阶能力评价与轨迹</w:t>
             </w:r>
           </w:p>
         </w:tc>
@@ -15675,7 +16350,7 @@
                 <w:color w:val="1f2937"/>
                 <w:sz w:val="18"/>
               </w:rPr>
-              <w:t>AI 助教</w:t>
+              <w:t>章节与知识图谱</w:t>
             </w:r>
           </w:p>
         </w:tc>
@@ -15710,7 +16385,7 @@
                 <w:sz w:val="18"/>
                 <w:shd w:val="clear" w:fill="eef2f7"/>
               </w:rPr>
-              <w:t>/physics/assistant</w:t>
+              <w:t>/physics/curriculum</w:t>
             </w:r>
           </w:p>
         </w:tc>
@@ -15744,7 +16419,7 @@
                 <w:color w:val="1f2937"/>
                 <w:sz w:val="18"/>
               </w:rPr>
-              <w:t>围绕章节追问与提示</w:t>
+              <w:t>三视角浏览课程结构</w:t>
             </w:r>
           </w:p>
         </w:tc>
@@ -15815,7 +16490,7 @@
                 <w:color w:val="1f2937"/>
                 <w:sz w:val="18"/>
               </w:rPr>
-              <w:t>虚拟实验</w:t>
+              <w:t>项目匹配</w:t>
             </w:r>
           </w:p>
         </w:tc>
@@ -15850,7 +16525,7 @@
                 <w:sz w:val="18"/>
                 <w:shd w:val="clear" w:fill="eef2f7"/>
               </w:rPr>
-              <w:t>/physics/lab</w:t>
+              <w:t>/physics/projects</w:t>
             </w:r>
           </w:p>
         </w:tc>
@@ -15884,7 +16559,7 @@
                 <w:color w:val="1f2937"/>
                 <w:sz w:val="18"/>
               </w:rPr>
-              <w:t>调参、观察、记录测量</w:t>
+              <w:t>挑选项目并加入</w:t>
             </w:r>
           </w:p>
         </w:tc>
@@ -15955,7 +16630,7 @@
                 <w:color w:val="1f2937"/>
                 <w:sz w:val="18"/>
               </w:rPr>
-              <w:t>学习报告</w:t>
+              <w:t>任务闯关</w:t>
             </w:r>
           </w:p>
         </w:tc>
@@ -15990,7 +16665,7 @@
                 <w:sz w:val="18"/>
                 <w:shd w:val="clear" w:fill="eef2f7"/>
               </w:rPr>
-              <w:t>/physics/report</w:t>
+              <w:t>/physics/tasks</w:t>
             </w:r>
           </w:p>
         </w:tc>
@@ -16024,7 +16699,7 @@
                 <w:color w:val="1f2937"/>
                 <w:sz w:val="18"/>
               </w:rPr>
-              <w:t>查看并导出报告</w:t>
+              <w:t>逐题作答与判分</w:t>
             </w:r>
           </w:p>
         </w:tc>
@@ -16061,7 +16736,7 @@
                 <w:color w:val="1f2937"/>
                 <w:sz w:val="18"/>
               </w:rPr>
-              <w:t>教师</w:t>
+              <w:t>学生</w:t>
             </w:r>
           </w:p>
         </w:tc>
@@ -16095,7 +16770,7 @@
                 <w:color w:val="1f2937"/>
                 <w:sz w:val="18"/>
               </w:rPr>
-              <w:t>教学驾驶舱</w:t>
+              <w:t>AI 助教</w:t>
             </w:r>
           </w:p>
         </w:tc>
@@ -16130,7 +16805,7 @@
                 <w:sz w:val="18"/>
                 <w:shd w:val="clear" w:fill="eef2f7"/>
               </w:rPr>
-              <w:t>/teacher/dashboard</w:t>
+              <w:t>/physics/assistant</w:t>
             </w:r>
           </w:p>
         </w:tc>
@@ -16164,7 +16839,7 @@
                 <w:color w:val="1f2937"/>
                 <w:sz w:val="18"/>
               </w:rPr>
-              <w:t>定位风险学生与待复核</w:t>
+              <w:t>围绕章节追问与提示</w:t>
             </w:r>
           </w:p>
         </w:tc>
@@ -16201,7 +16876,7 @@
                 <w:color w:val="1f2937"/>
                 <w:sz w:val="18"/>
               </w:rPr>
-              <w:t>教师</w:t>
+              <w:t>学生</w:t>
             </w:r>
           </w:p>
         </w:tc>
@@ -16235,7 +16910,7 @@
                 <w:color w:val="1f2937"/>
                 <w:sz w:val="18"/>
               </w:rPr>
-              <w:t>班级画像</w:t>
+              <w:t>虚拟实验</w:t>
             </w:r>
           </w:p>
         </w:tc>
@@ -16270,7 +16945,7 @@
                 <w:sz w:val="18"/>
                 <w:shd w:val="clear" w:fill="eef2f7"/>
               </w:rPr>
-              <w:t>/teacher/class</w:t>
+              <w:t>/physics/lab</w:t>
             </w:r>
           </w:p>
         </w:tc>
@@ -16304,7 +16979,7 @@
                 <w:color w:val="1f2937"/>
                 <w:sz w:val="18"/>
               </w:rPr>
-              <w:t>查看班级明细</w:t>
+              <w:t>调参、观察、记录测量</w:t>
             </w:r>
           </w:p>
         </w:tc>
@@ -16341,6 +17016,146 @@
                 <w:color w:val="1f2937"/>
                 <w:sz w:val="18"/>
               </w:rPr>
+              <w:t>学生</w:t>
+            </w:r>
+          </w:p>
+        </w:tc>
+        <w:tc>
+          <w:tcPr>
+            <w:tcW w:w="1827" w:type="dxa"/>
+            <w:tcBorders>
+              <w:top w:val="single" w:color="cfd8e3" w:sz="6"/>
+              <w:left w:val="single" w:color="cfd8e3" w:sz="6"/>
+              <w:bottom w:val="single" w:color="cfd8e3" w:sz="6"/>
+              <w:right w:val="single" w:color="cfd8e3" w:sz="6"/>
+            </w:tcBorders>
+            <w:tcMar>
+              <w:top w:w="105" w:type="dxa"/>
+              <w:left w:w="135" w:type="dxa"/>
+              <w:bottom w:w="105" w:type="dxa"/>
+              <w:right w:w="135" w:type="dxa"/>
+            </w:tcMar>
+            <w:vAlign w:val="top"/>
+          </w:tcPr>
+          <w:p>
+            <w:pPr>
+              <w:jc w:val="left"/>
+              <w:rPr>
+                <w:color w:val="1f2937"/>
+              </w:rPr>
+            </w:pPr>
+            <w:r>
+              <w:rPr>
+                <w:rFonts w:hint="eastAsia" w:ascii="PingFang SC" w:hAnsi="PingFang SC" w:eastAsia="PingFang SC" w:cs="PingFang SC"/>
+                <w:color w:val="1f2937"/>
+                <w:sz w:val="18"/>
+              </w:rPr>
+              <w:t>学习报告</w:t>
+            </w:r>
+          </w:p>
+        </w:tc>
+        <w:tc>
+          <w:tcPr>
+            <w:tcW w:w="2159" w:type="dxa"/>
+            <w:tcBorders>
+              <w:top w:val="single" w:color="cfd8e3" w:sz="6"/>
+              <w:left w:val="single" w:color="cfd8e3" w:sz="6"/>
+              <w:bottom w:val="single" w:color="cfd8e3" w:sz="6"/>
+              <w:right w:val="single" w:color="cfd8e3" w:sz="6"/>
+            </w:tcBorders>
+            <w:tcMar>
+              <w:top w:w="105" w:type="dxa"/>
+              <w:left w:w="135" w:type="dxa"/>
+              <w:bottom w:w="105" w:type="dxa"/>
+              <w:right w:w="135" w:type="dxa"/>
+            </w:tcMar>
+            <w:vAlign w:val="top"/>
+          </w:tcPr>
+          <w:p>
+            <w:pPr>
+              <w:jc w:val="left"/>
+              <w:rPr>
+                <w:color w:val="1f2937"/>
+              </w:rPr>
+            </w:pPr>
+            <w:r>
+              <w:rPr>
+                <w:rFonts w:ascii="SF Mono" w:hAnsi="SF Mono" w:eastAsia="SF Mono" w:cs="SF Mono"/>
+                <w:color w:val="1f2937"/>
+                <w:sz w:val="18"/>
+                <w:shd w:val="clear" w:fill="eef2f7"/>
+              </w:rPr>
+              <w:t>/physics/report</w:t>
+            </w:r>
+          </w:p>
+        </w:tc>
+        <w:tc>
+          <w:tcPr>
+            <w:tcW w:w="3490" w:type="dxa"/>
+            <w:tcBorders>
+              <w:top w:val="single" w:color="cfd8e3" w:sz="6"/>
+              <w:left w:val="single" w:color="cfd8e3" w:sz="6"/>
+              <w:bottom w:val="single" w:color="cfd8e3" w:sz="6"/>
+              <w:right w:val="single" w:color="cfd8e3" w:sz="6"/>
+            </w:tcBorders>
+            <w:tcMar>
+              <w:top w:w="105" w:type="dxa"/>
+              <w:left w:w="135" w:type="dxa"/>
+              <w:bottom w:w="105" w:type="dxa"/>
+              <w:right w:w="135" w:type="dxa"/>
+            </w:tcMar>
+            <w:vAlign w:val="top"/>
+          </w:tcPr>
+          <w:p>
+            <w:pPr>
+              <w:jc w:val="left"/>
+              <w:rPr>
+                <w:color w:val="1f2937"/>
+              </w:rPr>
+            </w:pPr>
+            <w:r>
+              <w:rPr>
+                <w:rFonts w:hint="eastAsia" w:ascii="PingFang SC" w:hAnsi="PingFang SC" w:eastAsia="PingFang SC" w:cs="PingFang SC"/>
+                <w:color w:val="1f2937"/>
+                <w:sz w:val="18"/>
+              </w:rPr>
+              <w:t>查看并导出报告</w:t>
+            </w:r>
+          </w:p>
+        </w:tc>
+      </w:tr>
+      <w:tr>
+        <w:trPr/>
+        <w:tc>
+          <w:tcPr>
+            <w:tcW w:w="830" w:type="dxa"/>
+            <w:tcBorders>
+              <w:top w:val="single" w:color="cfd8e3" w:sz="6"/>
+              <w:left w:val="single" w:color="cfd8e3" w:sz="6"/>
+              <w:bottom w:val="single" w:color="cfd8e3" w:sz="6"/>
+              <w:right w:val="single" w:color="cfd8e3" w:sz="6"/>
+            </w:tcBorders>
+            <w:tcMar>
+              <w:top w:w="105" w:type="dxa"/>
+              <w:left w:w="135" w:type="dxa"/>
+              <w:bottom w:w="105" w:type="dxa"/>
+              <w:right w:w="135" w:type="dxa"/>
+            </w:tcMar>
+            <w:vAlign w:val="top"/>
+          </w:tcPr>
+          <w:p>
+            <w:pPr>
+              <w:jc w:val="left"/>
+              <w:rPr>
+                <w:color w:val="1f2937"/>
+              </w:rPr>
+            </w:pPr>
+            <w:r>
+              <w:rPr>
+                <w:rFonts w:hint="eastAsia" w:ascii="PingFang SC" w:hAnsi="PingFang SC" w:eastAsia="PingFang SC" w:cs="PingFang SC"/>
+                <w:color w:val="1f2937"/>
+                <w:sz w:val="18"/>
+              </w:rPr>
               <w:t>教师</w:t>
             </w:r>
           </w:p>
@@ -16375,6 +17190,286 @@
                 <w:color w:val="1f2937"/>
                 <w:sz w:val="18"/>
               </w:rPr>
+              <w:t>教学驾驶舱</w:t>
+            </w:r>
+          </w:p>
+        </w:tc>
+        <w:tc>
+          <w:tcPr>
+            <w:tcW w:w="2159" w:type="dxa"/>
+            <w:tcBorders>
+              <w:top w:val="single" w:color="cfd8e3" w:sz="6"/>
+              <w:left w:val="single" w:color="cfd8e3" w:sz="6"/>
+              <w:bottom w:val="single" w:color="cfd8e3" w:sz="6"/>
+              <w:right w:val="single" w:color="cfd8e3" w:sz="6"/>
+            </w:tcBorders>
+            <w:tcMar>
+              <w:top w:w="105" w:type="dxa"/>
+              <w:left w:w="135" w:type="dxa"/>
+              <w:bottom w:w="105" w:type="dxa"/>
+              <w:right w:w="135" w:type="dxa"/>
+            </w:tcMar>
+            <w:vAlign w:val="top"/>
+          </w:tcPr>
+          <w:p>
+            <w:pPr>
+              <w:jc w:val="left"/>
+              <w:rPr>
+                <w:color w:val="1f2937"/>
+              </w:rPr>
+            </w:pPr>
+            <w:r>
+              <w:rPr>
+                <w:rFonts w:ascii="SF Mono" w:hAnsi="SF Mono" w:eastAsia="SF Mono" w:cs="SF Mono"/>
+                <w:color w:val="1f2937"/>
+                <w:sz w:val="18"/>
+                <w:shd w:val="clear" w:fill="eef2f7"/>
+              </w:rPr>
+              <w:t>/teacher/dashboard</w:t>
+            </w:r>
+          </w:p>
+        </w:tc>
+        <w:tc>
+          <w:tcPr>
+            <w:tcW w:w="3490" w:type="dxa"/>
+            <w:tcBorders>
+              <w:top w:val="single" w:color="cfd8e3" w:sz="6"/>
+              <w:left w:val="single" w:color="cfd8e3" w:sz="6"/>
+              <w:bottom w:val="single" w:color="cfd8e3" w:sz="6"/>
+              <w:right w:val="single" w:color="cfd8e3" w:sz="6"/>
+            </w:tcBorders>
+            <w:tcMar>
+              <w:top w:w="105" w:type="dxa"/>
+              <w:left w:w="135" w:type="dxa"/>
+              <w:bottom w:w="105" w:type="dxa"/>
+              <w:right w:w="135" w:type="dxa"/>
+            </w:tcMar>
+            <w:vAlign w:val="top"/>
+          </w:tcPr>
+          <w:p>
+            <w:pPr>
+              <w:jc w:val="left"/>
+              <w:rPr>
+                <w:color w:val="1f2937"/>
+              </w:rPr>
+            </w:pPr>
+            <w:r>
+              <w:rPr>
+                <w:rFonts w:hint="eastAsia" w:ascii="PingFang SC" w:hAnsi="PingFang SC" w:eastAsia="PingFang SC" w:cs="PingFang SC"/>
+                <w:color w:val="1f2937"/>
+                <w:sz w:val="18"/>
+              </w:rPr>
+              <w:t>定位风险学生与待复核</w:t>
+            </w:r>
+          </w:p>
+        </w:tc>
+      </w:tr>
+      <w:tr>
+        <w:trPr/>
+        <w:tc>
+          <w:tcPr>
+            <w:tcW w:w="830" w:type="dxa"/>
+            <w:tcBorders>
+              <w:top w:val="single" w:color="cfd8e3" w:sz="6"/>
+              <w:left w:val="single" w:color="cfd8e3" w:sz="6"/>
+              <w:bottom w:val="single" w:color="cfd8e3" w:sz="6"/>
+              <w:right w:val="single" w:color="cfd8e3" w:sz="6"/>
+            </w:tcBorders>
+            <w:tcMar>
+              <w:top w:w="105" w:type="dxa"/>
+              <w:left w:w="135" w:type="dxa"/>
+              <w:bottom w:w="105" w:type="dxa"/>
+              <w:right w:w="135" w:type="dxa"/>
+            </w:tcMar>
+            <w:vAlign w:val="top"/>
+          </w:tcPr>
+          <w:p>
+            <w:pPr>
+              <w:jc w:val="left"/>
+              <w:rPr>
+                <w:color w:val="1f2937"/>
+              </w:rPr>
+            </w:pPr>
+            <w:r>
+              <w:rPr>
+                <w:rFonts w:hint="eastAsia" w:ascii="PingFang SC" w:hAnsi="PingFang SC" w:eastAsia="PingFang SC" w:cs="PingFang SC"/>
+                <w:color w:val="1f2937"/>
+                <w:sz w:val="18"/>
+              </w:rPr>
+              <w:t>教师</w:t>
+            </w:r>
+          </w:p>
+        </w:tc>
+        <w:tc>
+          <w:tcPr>
+            <w:tcW w:w="1827" w:type="dxa"/>
+            <w:tcBorders>
+              <w:top w:val="single" w:color="cfd8e3" w:sz="6"/>
+              <w:left w:val="single" w:color="cfd8e3" w:sz="6"/>
+              <w:bottom w:val="single" w:color="cfd8e3" w:sz="6"/>
+              <w:right w:val="single" w:color="cfd8e3" w:sz="6"/>
+            </w:tcBorders>
+            <w:tcMar>
+              <w:top w:w="105" w:type="dxa"/>
+              <w:left w:w="135" w:type="dxa"/>
+              <w:bottom w:w="105" w:type="dxa"/>
+              <w:right w:w="135" w:type="dxa"/>
+            </w:tcMar>
+            <w:vAlign w:val="top"/>
+          </w:tcPr>
+          <w:p>
+            <w:pPr>
+              <w:jc w:val="left"/>
+              <w:rPr>
+                <w:color w:val="1f2937"/>
+              </w:rPr>
+            </w:pPr>
+            <w:r>
+              <w:rPr>
+                <w:rFonts w:hint="eastAsia" w:ascii="PingFang SC" w:hAnsi="PingFang SC" w:eastAsia="PingFang SC" w:cs="PingFang SC"/>
+                <w:color w:val="1f2937"/>
+                <w:sz w:val="18"/>
+              </w:rPr>
+              <w:t>班级画像</w:t>
+            </w:r>
+          </w:p>
+        </w:tc>
+        <w:tc>
+          <w:tcPr>
+            <w:tcW w:w="2159" w:type="dxa"/>
+            <w:tcBorders>
+              <w:top w:val="single" w:color="cfd8e3" w:sz="6"/>
+              <w:left w:val="single" w:color="cfd8e3" w:sz="6"/>
+              <w:bottom w:val="single" w:color="cfd8e3" w:sz="6"/>
+              <w:right w:val="single" w:color="cfd8e3" w:sz="6"/>
+            </w:tcBorders>
+            <w:tcMar>
+              <w:top w:w="105" w:type="dxa"/>
+              <w:left w:w="135" w:type="dxa"/>
+              <w:bottom w:w="105" w:type="dxa"/>
+              <w:right w:w="135" w:type="dxa"/>
+            </w:tcMar>
+            <w:vAlign w:val="top"/>
+          </w:tcPr>
+          <w:p>
+            <w:pPr>
+              <w:jc w:val="left"/>
+              <w:rPr>
+                <w:color w:val="1f2937"/>
+              </w:rPr>
+            </w:pPr>
+            <w:r>
+              <w:rPr>
+                <w:rFonts w:ascii="SF Mono" w:hAnsi="SF Mono" w:eastAsia="SF Mono" w:cs="SF Mono"/>
+                <w:color w:val="1f2937"/>
+                <w:sz w:val="18"/>
+                <w:shd w:val="clear" w:fill="eef2f7"/>
+              </w:rPr>
+              <w:t>/teacher/class</w:t>
+            </w:r>
+          </w:p>
+        </w:tc>
+        <w:tc>
+          <w:tcPr>
+            <w:tcW w:w="3490" w:type="dxa"/>
+            <w:tcBorders>
+              <w:top w:val="single" w:color="cfd8e3" w:sz="6"/>
+              <w:left w:val="single" w:color="cfd8e3" w:sz="6"/>
+              <w:bottom w:val="single" w:color="cfd8e3" w:sz="6"/>
+              <w:right w:val="single" w:color="cfd8e3" w:sz="6"/>
+            </w:tcBorders>
+            <w:tcMar>
+              <w:top w:w="105" w:type="dxa"/>
+              <w:left w:w="135" w:type="dxa"/>
+              <w:bottom w:w="105" w:type="dxa"/>
+              <w:right w:w="135" w:type="dxa"/>
+            </w:tcMar>
+            <w:vAlign w:val="top"/>
+          </w:tcPr>
+          <w:p>
+            <w:pPr>
+              <w:jc w:val="left"/>
+              <w:rPr>
+                <w:color w:val="1f2937"/>
+              </w:rPr>
+            </w:pPr>
+            <w:r>
+              <w:rPr>
+                <w:rFonts w:hint="eastAsia" w:ascii="PingFang SC" w:hAnsi="PingFang SC" w:eastAsia="PingFang SC" w:cs="PingFang SC"/>
+                <w:color w:val="1f2937"/>
+                <w:sz w:val="18"/>
+              </w:rPr>
+              <w:t>查看班级明细</w:t>
+            </w:r>
+          </w:p>
+        </w:tc>
+      </w:tr>
+      <w:tr>
+        <w:trPr/>
+        <w:tc>
+          <w:tcPr>
+            <w:tcW w:w="830" w:type="dxa"/>
+            <w:tcBorders>
+              <w:top w:val="single" w:color="cfd8e3" w:sz="6"/>
+              <w:left w:val="single" w:color="cfd8e3" w:sz="6"/>
+              <w:bottom w:val="single" w:color="cfd8e3" w:sz="6"/>
+              <w:right w:val="single" w:color="cfd8e3" w:sz="6"/>
+            </w:tcBorders>
+            <w:tcMar>
+              <w:top w:w="105" w:type="dxa"/>
+              <w:left w:w="135" w:type="dxa"/>
+              <w:bottom w:w="105" w:type="dxa"/>
+              <w:right w:w="135" w:type="dxa"/>
+            </w:tcMar>
+            <w:vAlign w:val="top"/>
+          </w:tcPr>
+          <w:p>
+            <w:pPr>
+              <w:jc w:val="left"/>
+              <w:rPr>
+                <w:color w:val="1f2937"/>
+              </w:rPr>
+            </w:pPr>
+            <w:r>
+              <w:rPr>
+                <w:rFonts w:hint="eastAsia" w:ascii="PingFang SC" w:hAnsi="PingFang SC" w:eastAsia="PingFang SC" w:cs="PingFang SC"/>
+                <w:color w:val="1f2937"/>
+                <w:sz w:val="18"/>
+              </w:rPr>
+              <w:t>教师</w:t>
+            </w:r>
+          </w:p>
+        </w:tc>
+        <w:tc>
+          <w:tcPr>
+            <w:tcW w:w="1827" w:type="dxa"/>
+            <w:tcBorders>
+              <w:top w:val="single" w:color="cfd8e3" w:sz="6"/>
+              <w:left w:val="single" w:color="cfd8e3" w:sz="6"/>
+              <w:bottom w:val="single" w:color="cfd8e3" w:sz="6"/>
+              <w:right w:val="single" w:color="cfd8e3" w:sz="6"/>
+            </w:tcBorders>
+            <w:tcMar>
+              <w:top w:w="105" w:type="dxa"/>
+              <w:left w:w="135" w:type="dxa"/>
+              <w:bottom w:w="105" w:type="dxa"/>
+              <w:right w:w="135" w:type="dxa"/>
+            </w:tcMar>
+            <w:vAlign w:val="top"/>
+          </w:tcPr>
+          <w:p>
+            <w:pPr>
+              <w:jc w:val="left"/>
+              <w:rPr>
+                <w:color w:val="1f2937"/>
+              </w:rPr>
+            </w:pPr>
+            <w:r>
+              <w:rPr>
+                <w:rFonts w:hint="eastAsia" w:ascii="PingFang SC" w:hAnsi="PingFang SC" w:eastAsia="PingFang SC" w:cs="PingFang SC"/>
+                <w:color w:val="1f2937"/>
+                <w:sz w:val="18"/>
+              </w:rPr>
               <w:t>课程项目矩阵</w:t>
             </w:r>
           </w:p>
@@ -16445,6 +17540,286 @@
                 <w:sz w:val="18"/>
               </w:rPr>
               <w:t>核对目标与项目覆盖</w:t>
+            </w:r>
+          </w:p>
+        </w:tc>
+      </w:tr>
+      <w:tr>
+        <w:trPr/>
+        <w:tc>
+          <w:tcPr>
+            <w:tcW w:w="830" w:type="dxa"/>
+            <w:tcBorders>
+              <w:top w:val="single" w:color="cfd8e3" w:sz="6"/>
+              <w:left w:val="single" w:color="cfd8e3" w:sz="6"/>
+              <w:bottom w:val="single" w:color="cfd8e3" w:sz="6"/>
+              <w:right w:val="single" w:color="cfd8e3" w:sz="6"/>
+            </w:tcBorders>
+            <w:tcMar>
+              <w:top w:w="105" w:type="dxa"/>
+              <w:left w:w="135" w:type="dxa"/>
+              <w:bottom w:w="105" w:type="dxa"/>
+              <w:right w:w="135" w:type="dxa"/>
+            </w:tcMar>
+            <w:vAlign w:val="top"/>
+          </w:tcPr>
+          <w:p>
+            <w:pPr>
+              <w:jc w:val="left"/>
+              <w:rPr>
+                <w:color w:val="1f2937"/>
+              </w:rPr>
+            </w:pPr>
+            <w:r>
+              <w:rPr>
+                <w:rFonts w:hint="eastAsia" w:ascii="PingFang SC" w:hAnsi="PingFang SC" w:eastAsia="PingFang SC" w:cs="PingFang SC"/>
+                <w:color w:val="1f2937"/>
+                <w:sz w:val="18"/>
+              </w:rPr>
+              <w:t>教师</w:t>
+            </w:r>
+          </w:p>
+        </w:tc>
+        <w:tc>
+          <w:tcPr>
+            <w:tcW w:w="1827" w:type="dxa"/>
+            <w:tcBorders>
+              <w:top w:val="single" w:color="cfd8e3" w:sz="6"/>
+              <w:left w:val="single" w:color="cfd8e3" w:sz="6"/>
+              <w:bottom w:val="single" w:color="cfd8e3" w:sz="6"/>
+              <w:right w:val="single" w:color="cfd8e3" w:sz="6"/>
+            </w:tcBorders>
+            <w:tcMar>
+              <w:top w:w="105" w:type="dxa"/>
+              <w:left w:w="135" w:type="dxa"/>
+              <w:bottom w:w="105" w:type="dxa"/>
+              <w:right w:w="135" w:type="dxa"/>
+            </w:tcMar>
+            <w:vAlign w:val="top"/>
+          </w:tcPr>
+          <w:p>
+            <w:pPr>
+              <w:jc w:val="left"/>
+              <w:rPr>
+                <w:color w:val="1f2937"/>
+              </w:rPr>
+            </w:pPr>
+            <w:r>
+              <w:rPr>
+                <w:rFonts w:hint="eastAsia" w:ascii="PingFang SC" w:hAnsi="PingFang SC" w:eastAsia="PingFang SC" w:cs="PingFang SC"/>
+                <w:color w:val="1f2937"/>
+                <w:sz w:val="18"/>
+              </w:rPr>
+              <w:t>三诊审核</w:t>
+            </w:r>
+          </w:p>
+        </w:tc>
+        <w:tc>
+          <w:tcPr>
+            <w:tcW w:w="2159" w:type="dxa"/>
+            <w:tcBorders>
+              <w:top w:val="single" w:color="cfd8e3" w:sz="6"/>
+              <w:left w:val="single" w:color="cfd8e3" w:sz="6"/>
+              <w:bottom w:val="single" w:color="cfd8e3" w:sz="6"/>
+              <w:right w:val="single" w:color="cfd8e3" w:sz="6"/>
+            </w:tcBorders>
+            <w:tcMar>
+              <w:top w:w="105" w:type="dxa"/>
+              <w:left w:w="135" w:type="dxa"/>
+              <w:bottom w:w="105" w:type="dxa"/>
+              <w:right w:w="135" w:type="dxa"/>
+            </w:tcMar>
+            <w:vAlign w:val="top"/>
+          </w:tcPr>
+          <w:p>
+            <w:pPr>
+              <w:jc w:val="left"/>
+              <w:rPr>
+                <w:color w:val="1f2937"/>
+              </w:rPr>
+            </w:pPr>
+            <w:r>
+              <w:rPr>
+                <w:rFonts w:ascii="SF Mono" w:hAnsi="SF Mono" w:eastAsia="SF Mono" w:cs="SF Mono"/>
+                <w:color w:val="1f2937"/>
+                <w:sz w:val="18"/>
+                <w:shd w:val="clear" w:fill="eef2f7"/>
+              </w:rPr>
+              <w:t>/teacher/reviews</w:t>
+            </w:r>
+          </w:p>
+        </w:tc>
+        <w:tc>
+          <w:tcPr>
+            <w:tcW w:w="3490" w:type="dxa"/>
+            <w:tcBorders>
+              <w:top w:val="single" w:color="cfd8e3" w:sz="6"/>
+              <w:left w:val="single" w:color="cfd8e3" w:sz="6"/>
+              <w:bottom w:val="single" w:color="cfd8e3" w:sz="6"/>
+              <w:right w:val="single" w:color="cfd8e3" w:sz="6"/>
+            </w:tcBorders>
+            <w:tcMar>
+              <w:top w:w="105" w:type="dxa"/>
+              <w:left w:w="135" w:type="dxa"/>
+              <w:bottom w:w="105" w:type="dxa"/>
+              <w:right w:w="135" w:type="dxa"/>
+            </w:tcMar>
+            <w:vAlign w:val="top"/>
+          </w:tcPr>
+          <w:p>
+            <w:pPr>
+              <w:jc w:val="left"/>
+              <w:rPr>
+                <w:color w:val="1f2937"/>
+              </w:rPr>
+            </w:pPr>
+            <w:r>
+              <w:rPr>
+                <w:rFonts w:hint="eastAsia" w:ascii="PingFang SC" w:hAnsi="PingFang SC" w:eastAsia="PingFang SC" w:cs="PingFang SC"/>
+                <w:color w:val="1f2937"/>
+                <w:sz w:val="18"/>
+              </w:rPr>
+              <w:t>逐条审核课前、课中、课后结论</w:t>
+            </w:r>
+          </w:p>
+        </w:tc>
+      </w:tr>
+      <w:tr>
+        <w:trPr/>
+        <w:tc>
+          <w:tcPr>
+            <w:tcW w:w="830" w:type="dxa"/>
+            <w:tcBorders>
+              <w:top w:val="single" w:color="cfd8e3" w:sz="6"/>
+              <w:left w:val="single" w:color="cfd8e3" w:sz="6"/>
+              <w:bottom w:val="single" w:color="cfd8e3" w:sz="6"/>
+              <w:right w:val="single" w:color="cfd8e3" w:sz="6"/>
+            </w:tcBorders>
+            <w:tcMar>
+              <w:top w:w="105" w:type="dxa"/>
+              <w:left w:w="135" w:type="dxa"/>
+              <w:bottom w:w="105" w:type="dxa"/>
+              <w:right w:w="135" w:type="dxa"/>
+            </w:tcMar>
+            <w:vAlign w:val="top"/>
+          </w:tcPr>
+          <w:p>
+            <w:pPr>
+              <w:jc w:val="left"/>
+              <w:rPr>
+                <w:color w:val="1f2937"/>
+              </w:rPr>
+            </w:pPr>
+            <w:r>
+              <w:rPr>
+                <w:rFonts w:hint="eastAsia" w:ascii="PingFang SC" w:hAnsi="PingFang SC" w:eastAsia="PingFang SC" w:cs="PingFang SC"/>
+                <w:color w:val="1f2937"/>
+                <w:sz w:val="18"/>
+              </w:rPr>
+              <w:t>教师</w:t>
+            </w:r>
+          </w:p>
+        </w:tc>
+        <w:tc>
+          <w:tcPr>
+            <w:tcW w:w="1827" w:type="dxa"/>
+            <w:tcBorders>
+              <w:top w:val="single" w:color="cfd8e3" w:sz="6"/>
+              <w:left w:val="single" w:color="cfd8e3" w:sz="6"/>
+              <w:bottom w:val="single" w:color="cfd8e3" w:sz="6"/>
+              <w:right w:val="single" w:color="cfd8e3" w:sz="6"/>
+            </w:tcBorders>
+            <w:tcMar>
+              <w:top w:w="105" w:type="dxa"/>
+              <w:left w:w="135" w:type="dxa"/>
+              <w:bottom w:w="105" w:type="dxa"/>
+              <w:right w:w="135" w:type="dxa"/>
+            </w:tcMar>
+            <w:vAlign w:val="top"/>
+          </w:tcPr>
+          <w:p>
+            <w:pPr>
+              <w:jc w:val="left"/>
+              <w:rPr>
+                <w:color w:val="1f2937"/>
+              </w:rPr>
+            </w:pPr>
+            <w:r>
+              <w:rPr>
+                <w:rFonts w:hint="eastAsia" w:ascii="PingFang SC" w:hAnsi="PingFang SC" w:eastAsia="PingFang SC" w:cs="PingFang SC"/>
+                <w:color w:val="1f2937"/>
+                <w:sz w:val="18"/>
+              </w:rPr>
+              <w:t>成绩登记总表</w:t>
+            </w:r>
+          </w:p>
+        </w:tc>
+        <w:tc>
+          <w:tcPr>
+            <w:tcW w:w="2159" w:type="dxa"/>
+            <w:tcBorders>
+              <w:top w:val="single" w:color="cfd8e3" w:sz="6"/>
+              <w:left w:val="single" w:color="cfd8e3" w:sz="6"/>
+              <w:bottom w:val="single" w:color="cfd8e3" w:sz="6"/>
+              <w:right w:val="single" w:color="cfd8e3" w:sz="6"/>
+            </w:tcBorders>
+            <w:tcMar>
+              <w:top w:w="105" w:type="dxa"/>
+              <w:left w:w="135" w:type="dxa"/>
+              <w:bottom w:w="105" w:type="dxa"/>
+              <w:right w:w="135" w:type="dxa"/>
+            </w:tcMar>
+            <w:vAlign w:val="top"/>
+          </w:tcPr>
+          <w:p>
+            <w:pPr>
+              <w:jc w:val="left"/>
+              <w:rPr>
+                <w:color w:val="1f2937"/>
+              </w:rPr>
+            </w:pPr>
+            <w:r>
+              <w:rPr>
+                <w:rFonts w:ascii="SF Mono" w:hAnsi="SF Mono" w:eastAsia="SF Mono" w:cs="SF Mono"/>
+                <w:color w:val="1f2937"/>
+                <w:sz w:val="18"/>
+                <w:shd w:val="clear" w:fill="eef2f7"/>
+              </w:rPr>
+              <w:t>/teacher/scores</w:t>
+            </w:r>
+          </w:p>
+        </w:tc>
+        <w:tc>
+          <w:tcPr>
+            <w:tcW w:w="3490" w:type="dxa"/>
+            <w:tcBorders>
+              <w:top w:val="single" w:color="cfd8e3" w:sz="6"/>
+              <w:left w:val="single" w:color="cfd8e3" w:sz="6"/>
+              <w:bottom w:val="single" w:color="cfd8e3" w:sz="6"/>
+              <w:right w:val="single" w:color="cfd8e3" w:sz="6"/>
+            </w:tcBorders>
+            <w:tcMar>
+              <w:top w:w="105" w:type="dxa"/>
+              <w:left w:w="135" w:type="dxa"/>
+              <w:bottom w:w="105" w:type="dxa"/>
+              <w:right w:w="135" w:type="dxa"/>
+            </w:tcMar>
+            <w:vAlign w:val="top"/>
+          </w:tcPr>
+          <w:p>
+            <w:pPr>
+              <w:jc w:val="left"/>
+              <w:rPr>
+                <w:color w:val="1f2937"/>
+              </w:rPr>
+            </w:pPr>
+            <w:r>
+              <w:rPr>
+                <w:rFonts w:hint="eastAsia" w:ascii="PingFang SC" w:hAnsi="PingFang SC" w:eastAsia="PingFang SC" w:cs="PingFang SC"/>
+                <w:color w:val="1f2937"/>
+                <w:sz w:val="18"/>
+              </w:rPr>
+              <w:t>录入 12 项能力分，导出 CSV</w:t>
             </w:r>
           </w:p>
         </w:tc>
@@ -16748,6 +18123,1180 @@
         <w:t>路由守卫由纯函数实现，输入是"当前角色 + 目标路径"，输出是"是否放行 + 重定向目标"。它不依赖路由表是否命中，因此访问一个不存在的视图时也能正确回到本角色首页。这一点在早期版本中出过问题：守卫基于路由表匹配，未知视图匹配不到任何规则，于是被当作放行处理，学生可以直接看到教师端的空壳页面。改成纯函数判定之后，未知视图一律视为越权。</w:t>
       </w:r>
     </w:p>
+    <w:p>
+      <w:pPr>
+        <w:pStyle w:val="000005"/>
+        <w:keepNext w:val="1"/>
+        <w:keepLines w:val="1"/>
+        <w:pBdr>
+          <w:left w:val="single" w:color="2f6fb3" w:sz="24" w:space="7"/>
+        </w:pBdr>
+        <w:spacing w:before="390" w:beforeAutospacing="1" w:after="390" w:afterAutospacing="1" w:line="432"/>
+        <w:ind w:left="390" w:right="390"/>
+        <w:outlineLvl w:val="1"/>
+        <w:rPr>
+          <w:color w:val="12386e"/>
+          <w:sz w:val="32"/>
+          <w:szCs w:val="32"/>
+        </w:rPr>
+      </w:pPr>
+      <w:bookmarkStart w:id="21" w:name="section-4-5"/>
+      <w:r>
+        <w:rPr>
+          <w:rFonts w:hint="eastAsia" w:ascii="PingFang SC" w:hAnsi="PingFang SC" w:eastAsia="PingFang SC" w:cs="PingFang SC"/>
+          <w:b w:val="1"/>
+          <w:color w:val="12386e"/>
+          <w:sz w:val="27"/>
+        </w:rPr>
+        <w:t>4.5 三诊闭环：课前—课中—课后</w:t>
+      </w:r>
+      <w:bookmarkEnd w:id="21"/>
+    </w:p>
+    <w:p>
+      <w:pPr>
+        <w:spacing w:before="105" w:after="105" w:line="432"/>
+        <w:ind w:left="105" w:right="105"/>
+        <w:jc w:val="both"/>
+        <w:rPr>
+          <w:color w:val="1f2937"/>
+        </w:rPr>
+      </w:pPr>
+      <w:r>
+        <w:rPr>
+          <w:rFonts w:hint="eastAsia" w:ascii="Songti SC" w:hAnsi="Songti SC" w:eastAsia="Songti SC" w:cs="Songti SC"/>
+          <w:color w:val="1f2937"/>
+          <w:sz w:val="21"/>
+        </w:rPr>
+        <w:t>三诊是本系统的教学主线：AI 在课前、课中、课后三个环节各做一次诊断与记录，每个环节都必须走完「AI 建议 → 教师审核 → 学生认可」三步。这条主线对应课题「一核三诊五环」中的三诊，五环（诊—配—导—创—评）则落在三个环节的具体动作里。</w:t>
+      </w:r>
+    </w:p>
+    <w:p>
+      <w:pPr>
+        <w:spacing w:before="105" w:after="105" w:line="432"/>
+        <w:ind w:left="105" w:right="105"/>
+        <w:jc w:val="both"/>
+        <w:rPr>
+          <w:color w:val="1f2937"/>
+        </w:rPr>
+      </w:pPr>
+      <w:r>
+        <w:rPr>
+          <w:rFonts w:hint="eastAsia" w:ascii="Songti SC" w:hAnsi="Songti SC" w:eastAsia="Songti SC" w:cs="Songti SC"/>
+          <w:color w:val="1f2937"/>
+          <w:sz w:val="21"/>
+        </w:rPr>
+        <w:t xml:space="preserve">三个环节的数据结构各自独立，但共享同一套审核语义。每一类结论都带一个 </w:t>
+      </w:r>
+      <w:r>
+        <w:rPr>
+          <w:rFonts w:ascii="SF Mono" w:hAnsi="SF Mono" w:eastAsia="SF Mono" w:cs="SF Mono"/>
+          <w:color w:val="1f2937"/>
+          <w:sz w:val="18"/>
+          <w:shd w:val="clear" w:fill="eef2f7"/>
+        </w:rPr>
+        <w:t>review</w:t>
+      </w:r>
+      <w:r>
+        <w:rPr>
+          <w:rFonts w:hint="eastAsia" w:ascii="Songti SC" w:hAnsi="Songti SC" w:eastAsia="Songti SC" w:cs="Songti SC"/>
+          <w:color w:val="1f2937"/>
+          <w:sz w:val="21"/>
+        </w:rPr>
+        <w:t xml:space="preserve"> 字段（待审、通过、调整，附审核人与时间）和一个 </w:t>
+      </w:r>
+      <w:r>
+        <w:rPr>
+          <w:rFonts w:ascii="SF Mono" w:hAnsi="SF Mono" w:eastAsia="SF Mono" w:cs="SF Mono"/>
+          <w:color w:val="1f2937"/>
+          <w:sz w:val="18"/>
+          <w:shd w:val="clear" w:fill="eef2f7"/>
+        </w:rPr>
+        <w:t>ack</w:t>
+      </w:r>
+      <w:r>
+        <w:rPr>
+          <w:rFonts w:hint="eastAsia" w:ascii="Songti SC" w:hAnsi="Songti SC" w:eastAsia="Songti SC" w:cs="Songti SC"/>
+          <w:color w:val="1f2937"/>
+          <w:sz w:val="21"/>
+        </w:rPr>
+        <w:t xml:space="preserve"> 字段（学生认可，附理由）。两者分开存而不是合并成一个状态，原因是它们可能同时存在且互相矛盾：教师通过、学生仍有疑问，这是真实会发生的情况，合成一个字段就分不清谁说了什么。</w:t>
+      </w:r>
+    </w:p>
+    <w:tbl>
+      <w:tblPr>
+        <w:tblW w:w="8306" w:type="dxa"/>
+        <w:shd w:color="1f2937"/>
+        <w:tblLayout w:type="autofit"/>
+        <w:tblCellMar>
+          <w:top w:w="15" w:type="dxa"/>
+          <w:left w:w="15" w:type="dxa"/>
+          <w:bottom w:w="15" w:type="dxa"/>
+          <w:right w:w="15" w:type="dxa"/>
+        </w:tblCellMar>
+      </w:tblPr>
+      <w:tblGrid>
+        <w:gridCol w:w="1162"/>
+        <w:gridCol w:w="1827"/>
+        <w:gridCol w:w="2491"/>
+        <w:gridCol w:w="2826"/>
+      </w:tblGrid>
+      <w:tr>
+        <w:trPr>
+          <w:tblHeader w:val="1"/>
+        </w:trPr>
+        <w:tc>
+          <w:tcPr>
+            <w:tcW w:w="1162" w:type="dxa"/>
+            <w:tcBorders>
+              <w:top w:val="single" w:color="cfd8e3" w:sz="6"/>
+              <w:left w:val="single" w:color="cfd8e3" w:sz="6"/>
+              <w:bottom w:val="single" w:color="cfd8e3" w:sz="6"/>
+              <w:right w:val="single" w:color="cfd8e3" w:sz="6"/>
+            </w:tcBorders>
+            <w:shd w:val="clear" w:fill="eaf1fa"/>
+            <w:tcMar>
+              <w:top w:w="105" w:type="dxa"/>
+              <w:left w:w="135" w:type="dxa"/>
+              <w:bottom w:w="105" w:type="dxa"/>
+              <w:right w:w="135" w:type="dxa"/>
+            </w:tcMar>
+            <w:vAlign w:val="top"/>
+          </w:tcPr>
+          <w:p>
+            <w:pPr>
+              <w:jc w:val="left"/>
+              <w:rPr>
+                <w:b w:val="1"/>
+                <w:bCs w:val="1"/>
+                <w:color w:val="0b2545"/>
+              </w:rPr>
+            </w:pPr>
+            <w:r>
+              <w:rPr>
+                <w:rFonts w:hint="eastAsia" w:ascii="PingFang SC" w:hAnsi="PingFang SC" w:eastAsia="PingFang SC" w:cs="PingFang SC"/>
+                <w:b w:val="1"/>
+                <w:color w:val="0b2545"/>
+                <w:sz w:val="18"/>
+              </w:rPr>
+              <w:t>环节</w:t>
+            </w:r>
+          </w:p>
+        </w:tc>
+        <w:tc>
+          <w:tcPr>
+            <w:tcW w:w="1827" w:type="dxa"/>
+            <w:tcBorders>
+              <w:top w:val="single" w:color="cfd8e3" w:sz="6"/>
+              <w:left w:val="single" w:color="cfd8e3" w:sz="6"/>
+              <w:bottom w:val="single" w:color="cfd8e3" w:sz="6"/>
+              <w:right w:val="single" w:color="cfd8e3" w:sz="6"/>
+            </w:tcBorders>
+            <w:shd w:val="clear" w:fill="eaf1fa"/>
+            <w:tcMar>
+              <w:top w:w="105" w:type="dxa"/>
+              <w:left w:w="135" w:type="dxa"/>
+              <w:bottom w:w="105" w:type="dxa"/>
+              <w:right w:w="135" w:type="dxa"/>
+            </w:tcMar>
+            <w:vAlign w:val="top"/>
+          </w:tcPr>
+          <w:p>
+            <w:pPr>
+              <w:jc w:val="left"/>
+              <w:rPr>
+                <w:b w:val="1"/>
+                <w:bCs w:val="1"/>
+                <w:color w:val="0b2545"/>
+              </w:rPr>
+            </w:pPr>
+            <w:r>
+              <w:rPr>
+                <w:rFonts w:hint="eastAsia" w:ascii="PingFang SC" w:hAnsi="PingFang SC" w:eastAsia="PingFang SC" w:cs="PingFang SC"/>
+                <w:b w:val="1"/>
+                <w:color w:val="0b2545"/>
+                <w:sz w:val="18"/>
+              </w:rPr>
+              <w:t>数据结构</w:t>
+            </w:r>
+          </w:p>
+        </w:tc>
+        <w:tc>
+          <w:tcPr>
+            <w:tcW w:w="2491" w:type="dxa"/>
+            <w:tcBorders>
+              <w:top w:val="single" w:color="cfd8e3" w:sz="6"/>
+              <w:left w:val="single" w:color="cfd8e3" w:sz="6"/>
+              <w:bottom w:val="single" w:color="cfd8e3" w:sz="6"/>
+              <w:right w:val="single" w:color="cfd8e3" w:sz="6"/>
+            </w:tcBorders>
+            <w:shd w:val="clear" w:fill="eaf1fa"/>
+            <w:tcMar>
+              <w:top w:w="105" w:type="dxa"/>
+              <w:left w:w="135" w:type="dxa"/>
+              <w:bottom w:w="105" w:type="dxa"/>
+              <w:right w:w="135" w:type="dxa"/>
+            </w:tcMar>
+            <w:vAlign w:val="top"/>
+          </w:tcPr>
+          <w:p>
+            <w:pPr>
+              <w:jc w:val="left"/>
+              <w:rPr>
+                <w:b w:val="1"/>
+                <w:bCs w:val="1"/>
+                <w:color w:val="0b2545"/>
+              </w:rPr>
+            </w:pPr>
+            <w:r>
+              <w:rPr>
+                <w:rFonts w:hint="eastAsia" w:ascii="PingFang SC" w:hAnsi="PingFang SC" w:eastAsia="PingFang SC" w:cs="PingFang SC"/>
+                <w:b w:val="1"/>
+                <w:color w:val="0b2545"/>
+                <w:sz w:val="18"/>
+              </w:rPr>
+              <w:t>AI 产出</w:t>
+            </w:r>
+          </w:p>
+        </w:tc>
+        <w:tc>
+          <w:tcPr>
+            <w:tcW w:w="2826" w:type="dxa"/>
+            <w:tcBorders>
+              <w:top w:val="single" w:color="cfd8e3" w:sz="6"/>
+              <w:left w:val="single" w:color="cfd8e3" w:sz="6"/>
+              <w:bottom w:val="single" w:color="cfd8e3" w:sz="6"/>
+              <w:right w:val="single" w:color="cfd8e3" w:sz="6"/>
+            </w:tcBorders>
+            <w:shd w:val="clear" w:fill="eaf1fa"/>
+            <w:tcMar>
+              <w:top w:w="105" w:type="dxa"/>
+              <w:left w:w="135" w:type="dxa"/>
+              <w:bottom w:w="105" w:type="dxa"/>
+              <w:right w:w="135" w:type="dxa"/>
+            </w:tcMar>
+            <w:vAlign w:val="top"/>
+          </w:tcPr>
+          <w:p>
+            <w:pPr>
+              <w:jc w:val="left"/>
+              <w:rPr>
+                <w:b w:val="1"/>
+                <w:bCs w:val="1"/>
+                <w:color w:val="0b2545"/>
+              </w:rPr>
+            </w:pPr>
+            <w:r>
+              <w:rPr>
+                <w:rFonts w:hint="eastAsia" w:ascii="PingFang SC" w:hAnsi="PingFang SC" w:eastAsia="PingFang SC" w:cs="PingFang SC"/>
+                <w:b w:val="1"/>
+                <w:color w:val="0b2545"/>
+                <w:sz w:val="18"/>
+              </w:rPr>
+              <w:t>教师可改的部分</w:t>
+            </w:r>
+          </w:p>
+        </w:tc>
+      </w:tr>
+      <w:tr>
+        <w:trPr/>
+        <w:tc>
+          <w:tcPr>
+            <w:tcW w:w="1162" w:type="dxa"/>
+            <w:tcBorders>
+              <w:top w:val="single" w:color="cfd8e3" w:sz="6"/>
+              <w:left w:val="single" w:color="cfd8e3" w:sz="6"/>
+              <w:bottom w:val="single" w:color="cfd8e3" w:sz="6"/>
+              <w:right w:val="single" w:color="cfd8e3" w:sz="6"/>
+            </w:tcBorders>
+            <w:tcMar>
+              <w:top w:w="105" w:type="dxa"/>
+              <w:left w:w="135" w:type="dxa"/>
+              <w:bottom w:w="105" w:type="dxa"/>
+              <w:right w:w="135" w:type="dxa"/>
+            </w:tcMar>
+            <w:vAlign w:val="top"/>
+          </w:tcPr>
+          <w:p>
+            <w:pPr>
+              <w:jc w:val="left"/>
+              <w:rPr>
+                <w:color w:val="1f2937"/>
+              </w:rPr>
+            </w:pPr>
+            <w:r>
+              <w:rPr>
+                <w:rFonts w:hint="eastAsia" w:ascii="PingFang SC" w:hAnsi="PingFang SC" w:eastAsia="PingFang SC" w:cs="PingFang SC"/>
+                <w:color w:val="1f2937"/>
+                <w:sz w:val="18"/>
+              </w:rPr>
+              <w:t>课前</w:t>
+            </w:r>
+          </w:p>
+        </w:tc>
+        <w:tc>
+          <w:tcPr>
+            <w:tcW w:w="1827" w:type="dxa"/>
+            <w:tcBorders>
+              <w:top w:val="single" w:color="cfd8e3" w:sz="6"/>
+              <w:left w:val="single" w:color="cfd8e3" w:sz="6"/>
+              <w:bottom w:val="single" w:color="cfd8e3" w:sz="6"/>
+              <w:right w:val="single" w:color="cfd8e3" w:sz="6"/>
+            </w:tcBorders>
+            <w:tcMar>
+              <w:top w:w="105" w:type="dxa"/>
+              <w:left w:w="135" w:type="dxa"/>
+              <w:bottom w:w="105" w:type="dxa"/>
+              <w:right w:w="135" w:type="dxa"/>
+            </w:tcMar>
+            <w:vAlign w:val="top"/>
+          </w:tcPr>
+          <w:p>
+            <w:pPr>
+              <w:jc w:val="left"/>
+              <w:rPr>
+                <w:color w:val="1f2937"/>
+              </w:rPr>
+            </w:pPr>
+            <w:r>
+              <w:rPr>
+                <w:rFonts w:ascii="SF Mono" w:hAnsi="SF Mono" w:eastAsia="SF Mono" w:cs="SF Mono"/>
+                <w:color w:val="1f2937"/>
+                <w:sz w:val="18"/>
+                <w:shd w:val="clear" w:fill="eef2f7"/>
+              </w:rPr>
+              <w:t>preClass</w:t>
+            </w:r>
+            <w:r>
+              <w:rPr>
+                <w:rFonts w:hint="eastAsia" w:ascii="PingFang SC" w:hAnsi="PingFang SC" w:eastAsia="PingFang SC" w:cs="PingFang SC"/>
+                <w:color w:val="1f2937"/>
+                <w:sz w:val="18"/>
+              </w:rPr>
+              <w:t>：层级、维度分、薄弱维度、配对案例、分组与分工</w:t>
+            </w:r>
+          </w:p>
+        </w:tc>
+        <w:tc>
+          <w:tcPr>
+            <w:tcW w:w="2491" w:type="dxa"/>
+            <w:tcBorders>
+              <w:top w:val="single" w:color="cfd8e3" w:sz="6"/>
+              <w:left w:val="single" w:color="cfd8e3" w:sz="6"/>
+              <w:bottom w:val="single" w:color="cfd8e3" w:sz="6"/>
+              <w:right w:val="single" w:color="cfd8e3" w:sz="6"/>
+            </w:tcBorders>
+            <w:tcMar>
+              <w:top w:w="105" w:type="dxa"/>
+              <w:left w:w="135" w:type="dxa"/>
+              <w:bottom w:w="105" w:type="dxa"/>
+              <w:right w:w="135" w:type="dxa"/>
+            </w:tcMar>
+            <w:vAlign w:val="top"/>
+          </w:tcPr>
+          <w:p>
+            <w:pPr>
+              <w:jc w:val="left"/>
+              <w:rPr>
+                <w:color w:val="1f2937"/>
+              </w:rPr>
+            </w:pPr>
+            <w:r>
+              <w:rPr>
+                <w:rFonts w:hint="eastAsia" w:ascii="PingFang SC" w:hAnsi="PingFang SC" w:eastAsia="PingFang SC" w:cs="PingFang SC"/>
+                <w:color w:val="1f2937"/>
+                <w:sz w:val="18"/>
+              </w:rPr>
+              <w:t>分层结论、三个梯度案例及匹配理由、小组与组内角色</w:t>
+            </w:r>
+          </w:p>
+        </w:tc>
+        <w:tc>
+          <w:tcPr>
+            <w:tcW w:w="2826" w:type="dxa"/>
+            <w:tcBorders>
+              <w:top w:val="single" w:color="cfd8e3" w:sz="6"/>
+              <w:left w:val="single" w:color="cfd8e3" w:sz="6"/>
+              <w:bottom w:val="single" w:color="cfd8e3" w:sz="6"/>
+              <w:right w:val="single" w:color="cfd8e3" w:sz="6"/>
+            </w:tcBorders>
+            <w:tcMar>
+              <w:top w:w="105" w:type="dxa"/>
+              <w:left w:w="135" w:type="dxa"/>
+              <w:bottom w:w="105" w:type="dxa"/>
+              <w:right w:w="135" w:type="dxa"/>
+            </w:tcMar>
+            <w:vAlign w:val="top"/>
+          </w:tcPr>
+          <w:p>
+            <w:pPr>
+              <w:jc w:val="left"/>
+              <w:rPr>
+                <w:color w:val="1f2937"/>
+              </w:rPr>
+            </w:pPr>
+            <w:r>
+              <w:rPr>
+                <w:rFonts w:hint="eastAsia" w:ascii="PingFang SC" w:hAnsi="PingFang SC" w:eastAsia="PingFang SC" w:cs="PingFang SC"/>
+                <w:color w:val="1f2937"/>
+                <w:sz w:val="18"/>
+              </w:rPr>
+              <w:t>通过或调整；不能改学生诊断分</w:t>
+            </w:r>
+          </w:p>
+        </w:tc>
+      </w:tr>
+      <w:tr>
+        <w:trPr/>
+        <w:tc>
+          <w:tcPr>
+            <w:tcW w:w="1162" w:type="dxa"/>
+            <w:tcBorders>
+              <w:top w:val="single" w:color="cfd8e3" w:sz="6"/>
+              <w:left w:val="single" w:color="cfd8e3" w:sz="6"/>
+              <w:bottom w:val="single" w:color="cfd8e3" w:sz="6"/>
+              <w:right w:val="single" w:color="cfd8e3" w:sz="6"/>
+            </w:tcBorders>
+            <w:tcMar>
+              <w:top w:w="105" w:type="dxa"/>
+              <w:left w:w="135" w:type="dxa"/>
+              <w:bottom w:w="105" w:type="dxa"/>
+              <w:right w:w="135" w:type="dxa"/>
+            </w:tcMar>
+            <w:vAlign w:val="top"/>
+          </w:tcPr>
+          <w:p>
+            <w:pPr>
+              <w:jc w:val="left"/>
+              <w:rPr>
+                <w:color w:val="1f2937"/>
+              </w:rPr>
+            </w:pPr>
+            <w:r>
+              <w:rPr>
+                <w:rFonts w:hint="eastAsia" w:ascii="PingFang SC" w:hAnsi="PingFang SC" w:eastAsia="PingFang SC" w:cs="PingFang SC"/>
+                <w:color w:val="1f2937"/>
+                <w:sz w:val="18"/>
+              </w:rPr>
+              <w:t>课中</w:t>
+            </w:r>
+          </w:p>
+        </w:tc>
+        <w:tc>
+          <w:tcPr>
+            <w:tcW w:w="1827" w:type="dxa"/>
+            <w:tcBorders>
+              <w:top w:val="single" w:color="cfd8e3" w:sz="6"/>
+              <w:left w:val="single" w:color="cfd8e3" w:sz="6"/>
+              <w:bottom w:val="single" w:color="cfd8e3" w:sz="6"/>
+              <w:right w:val="single" w:color="cfd8e3" w:sz="6"/>
+            </w:tcBorders>
+            <w:tcMar>
+              <w:top w:w="105" w:type="dxa"/>
+              <w:left w:w="135" w:type="dxa"/>
+              <w:bottom w:w="105" w:type="dxa"/>
+              <w:right w:w="135" w:type="dxa"/>
+            </w:tcMar>
+            <w:vAlign w:val="top"/>
+          </w:tcPr>
+          <w:p>
+            <w:pPr>
+              <w:jc w:val="left"/>
+              <w:rPr>
+                <w:color w:val="1f2937"/>
+              </w:rPr>
+            </w:pPr>
+            <w:r>
+              <w:rPr>
+                <w:rFonts w:ascii="SF Mono" w:hAnsi="SF Mono" w:eastAsia="SF Mono" w:cs="SF Mono"/>
+                <w:color w:val="1f2937"/>
+                <w:sz w:val="18"/>
+                <w:shd w:val="clear" w:fill="eef2f7"/>
+              </w:rPr>
+              <w:t>inClass</w:t>
+            </w:r>
+            <w:r>
+              <w:rPr>
+                <w:rFonts w:hint="eastAsia" w:ascii="PingFang SC" w:hAnsi="PingFang SC" w:eastAsia="PingFang SC" w:cs="PingFang SC"/>
+                <w:color w:val="1f2937"/>
+                <w:sz w:val="18"/>
+              </w:rPr>
+              <w:t>：每轮问答一条记录</w:t>
+            </w:r>
+          </w:p>
+        </w:tc>
+        <w:tc>
+          <w:tcPr>
+            <w:tcW w:w="2491" w:type="dxa"/>
+            <w:tcBorders>
+              <w:top w:val="single" w:color="cfd8e3" w:sz="6"/>
+              <w:left w:val="single" w:color="cfd8e3" w:sz="6"/>
+              <w:bottom w:val="single" w:color="cfd8e3" w:sz="6"/>
+              <w:right w:val="single" w:color="cfd8e3" w:sz="6"/>
+            </w:tcBorders>
+            <w:tcMar>
+              <w:top w:w="105" w:type="dxa"/>
+              <w:left w:w="135" w:type="dxa"/>
+              <w:bottom w:w="105" w:type="dxa"/>
+              <w:right w:w="135" w:type="dxa"/>
+            </w:tcMar>
+            <w:vAlign w:val="top"/>
+          </w:tcPr>
+          <w:p>
+            <w:pPr>
+              <w:jc w:val="left"/>
+              <w:rPr>
+                <w:color w:val="1f2937"/>
+              </w:rPr>
+            </w:pPr>
+            <w:r>
+              <w:rPr>
+                <w:rFonts w:hint="eastAsia" w:ascii="PingFang SC" w:hAnsi="PingFang SC" w:eastAsia="PingFang SC" w:cs="PingFang SC"/>
+                <w:color w:val="1f2937"/>
+                <w:sz w:val="18"/>
+              </w:rPr>
+              <w:t>判定类型、判定依据（引用原话）、追问、参考答案</w:t>
+            </w:r>
+          </w:p>
+        </w:tc>
+        <w:tc>
+          <w:tcPr>
+            <w:tcW w:w="2826" w:type="dxa"/>
+            <w:tcBorders>
+              <w:top w:val="single" w:color="cfd8e3" w:sz="6"/>
+              <w:left w:val="single" w:color="cfd8e3" w:sz="6"/>
+              <w:bottom w:val="single" w:color="cfd8e3" w:sz="6"/>
+              <w:right w:val="single" w:color="cfd8e3" w:sz="6"/>
+            </w:tcBorders>
+            <w:tcMar>
+              <w:top w:w="105" w:type="dxa"/>
+              <w:left w:w="135" w:type="dxa"/>
+              <w:bottom w:w="105" w:type="dxa"/>
+              <w:right w:w="135" w:type="dxa"/>
+            </w:tcMar>
+            <w:vAlign w:val="top"/>
+          </w:tcPr>
+          <w:p>
+            <w:pPr>
+              <w:jc w:val="left"/>
+              <w:rPr>
+                <w:color w:val="1f2937"/>
+              </w:rPr>
+            </w:pPr>
+            <w:r>
+              <w:rPr>
+                <w:rFonts w:hint="eastAsia" w:ascii="PingFang SC" w:hAnsi="PingFang SC" w:eastAsia="PingFang SC" w:cs="PingFang SC"/>
+                <w:color w:val="1f2937"/>
+                <w:sz w:val="18"/>
+              </w:rPr>
+              <w:t>通过或调整；通过后参考答案才对学生开放</w:t>
+            </w:r>
+          </w:p>
+        </w:tc>
+      </w:tr>
+      <w:tr>
+        <w:trPr/>
+        <w:tc>
+          <w:tcPr>
+            <w:tcW w:w="1162" w:type="dxa"/>
+            <w:tcBorders>
+              <w:top w:val="single" w:color="cfd8e3" w:sz="6"/>
+              <w:left w:val="single" w:color="cfd8e3" w:sz="6"/>
+              <w:bottom w:val="single" w:color="cfd8e3" w:sz="6"/>
+              <w:right w:val="single" w:color="cfd8e3" w:sz="6"/>
+            </w:tcBorders>
+            <w:tcMar>
+              <w:top w:w="105" w:type="dxa"/>
+              <w:left w:w="135" w:type="dxa"/>
+              <w:bottom w:w="105" w:type="dxa"/>
+              <w:right w:w="135" w:type="dxa"/>
+            </w:tcMar>
+            <w:vAlign w:val="top"/>
+          </w:tcPr>
+          <w:p>
+            <w:pPr>
+              <w:jc w:val="left"/>
+              <w:rPr>
+                <w:color w:val="1f2937"/>
+              </w:rPr>
+            </w:pPr>
+            <w:r>
+              <w:rPr>
+                <w:rFonts w:hint="eastAsia" w:ascii="PingFang SC" w:hAnsi="PingFang SC" w:eastAsia="PingFang SC" w:cs="PingFang SC"/>
+                <w:color w:val="1f2937"/>
+                <w:sz w:val="18"/>
+              </w:rPr>
+              <w:t>课后</w:t>
+            </w:r>
+          </w:p>
+        </w:tc>
+        <w:tc>
+          <w:tcPr>
+            <w:tcW w:w="1827" w:type="dxa"/>
+            <w:tcBorders>
+              <w:top w:val="single" w:color="cfd8e3" w:sz="6"/>
+              <w:left w:val="single" w:color="cfd8e3" w:sz="6"/>
+              <w:bottom w:val="single" w:color="cfd8e3" w:sz="6"/>
+              <w:right w:val="single" w:color="cfd8e3" w:sz="6"/>
+            </w:tcBorders>
+            <w:tcMar>
+              <w:top w:w="105" w:type="dxa"/>
+              <w:left w:w="135" w:type="dxa"/>
+              <w:bottom w:w="105" w:type="dxa"/>
+              <w:right w:w="135" w:type="dxa"/>
+            </w:tcMar>
+            <w:vAlign w:val="top"/>
+          </w:tcPr>
+          <w:p>
+            <w:pPr>
+              <w:jc w:val="left"/>
+              <w:rPr>
+                <w:color w:val="1f2937"/>
+              </w:rPr>
+            </w:pPr>
+            <w:r>
+              <w:rPr>
+                <w:rFonts w:ascii="SF Mono" w:hAnsi="SF Mono" w:eastAsia="SF Mono" w:cs="SF Mono"/>
+                <w:color w:val="1f2937"/>
+                <w:sz w:val="18"/>
+                <w:shd w:val="clear" w:fill="eef2f7"/>
+              </w:rPr>
+              <w:t>postClass</w:t>
+            </w:r>
+            <w:r>
+              <w:rPr>
+                <w:rFonts w:hint="eastAsia" w:ascii="PingFang SC" w:hAnsi="PingFang SC" w:eastAsia="PingFang SC" w:cs="PingFang SC"/>
+                <w:color w:val="1f2937"/>
+                <w:sz w:val="18"/>
+              </w:rPr>
+              <w:t>：四阶能力、来源贡献、建议、轨迹</w:t>
+            </w:r>
+          </w:p>
+        </w:tc>
+        <w:tc>
+          <w:tcPr>
+            <w:tcW w:w="2491" w:type="dxa"/>
+            <w:tcBorders>
+              <w:top w:val="single" w:color="cfd8e3" w:sz="6"/>
+              <w:left w:val="single" w:color="cfd8e3" w:sz="6"/>
+              <w:bottom w:val="single" w:color="cfd8e3" w:sz="6"/>
+              <w:right w:val="single" w:color="cfd8e3" w:sz="6"/>
+            </w:tcBorders>
+            <w:tcMar>
+              <w:top w:w="105" w:type="dxa"/>
+              <w:left w:w="135" w:type="dxa"/>
+              <w:bottom w:w="105" w:type="dxa"/>
+              <w:right w:w="135" w:type="dxa"/>
+            </w:tcMar>
+            <w:vAlign w:val="top"/>
+          </w:tcPr>
+          <w:p>
+            <w:pPr>
+              <w:jc w:val="left"/>
+              <w:rPr>
+                <w:color w:val="1f2937"/>
+              </w:rPr>
+            </w:pPr>
+            <w:r>
+              <w:rPr>
+                <w:rFonts w:hint="eastAsia" w:ascii="PingFang SC" w:hAnsi="PingFang SC" w:eastAsia="PingFang SC" w:cs="PingFang SC"/>
+                <w:color w:val="1f2937"/>
+                <w:sz w:val="18"/>
+              </w:rPr>
+              <w:t>四项能力分、综合分、改进建议、历次轨迹</w:t>
+            </w:r>
+          </w:p>
+        </w:tc>
+        <w:tc>
+          <w:tcPr>
+            <w:tcW w:w="2826" w:type="dxa"/>
+            <w:tcBorders>
+              <w:top w:val="single" w:color="cfd8e3" w:sz="6"/>
+              <w:left w:val="single" w:color="cfd8e3" w:sz="6"/>
+              <w:bottom w:val="single" w:color="cfd8e3" w:sz="6"/>
+              <w:right w:val="single" w:color="cfd8e3" w:sz="6"/>
+            </w:tcBorders>
+            <w:tcMar>
+              <w:top w:w="105" w:type="dxa"/>
+              <w:left w:w="135" w:type="dxa"/>
+              <w:bottom w:w="105" w:type="dxa"/>
+              <w:right w:w="135" w:type="dxa"/>
+            </w:tcMar>
+            <w:vAlign w:val="top"/>
+          </w:tcPr>
+          <w:p>
+            <w:pPr>
+              <w:jc w:val="left"/>
+              <w:rPr>
+                <w:color w:val="1f2937"/>
+              </w:rPr>
+            </w:pPr>
+            <w:r>
+              <w:rPr>
+                <w:rFonts w:hint="eastAsia" w:ascii="PingFang SC" w:hAnsi="PingFang SC" w:eastAsia="PingFang SC" w:cs="PingFang SC"/>
+                <w:color w:val="1f2937"/>
+                <w:sz w:val="18"/>
+              </w:rPr>
+              <w:t>给出修正分与理由，覆盖 AI 建议分</w:t>
+            </w:r>
+          </w:p>
+        </w:tc>
+      </w:tr>
+    </w:tbl>
+    <w:p>
+      <w:pPr>
+        <w:spacing w:before="105" w:after="105" w:line="432"/>
+        <w:ind w:left="105" w:right="105"/>
+        <w:jc w:val="both"/>
+        <w:rPr>
+          <w:color w:val="1f2937"/>
+        </w:rPr>
+      </w:pPr>
+      <w:r>
+        <w:rPr>
+          <w:rFonts w:hint="eastAsia" w:ascii="Songti SC" w:hAnsi="Songti SC" w:eastAsia="Songti SC" w:cs="Songti SC"/>
+          <w:color w:val="1f2937"/>
+          <w:sz w:val="21"/>
+        </w:rPr>
+        <w:t>分层用两条判据，不是只看总分：诊断总分低于 70 或三个以上维度低于 60 记为基础巩固型；70 至 84 记为应用提升型；85 以上且薄弱维度不超过两个记为创新挑战型。加第二条判据是为了挡住「总分好看、基础不牢」的情况——一个总分 88 但三个维度都在 55 分左右的学生，直接进入创新挑战任务大概率做不动，系统会把他降一档。</w:t>
+      </w:r>
+    </w:p>
+    <w:p>
+      <w:pPr>
+        <w:spacing w:before="105" w:after="105" w:line="432"/>
+        <w:ind w:left="105" w:right="105"/>
+        <w:jc w:val="both"/>
+        <w:rPr>
+          <w:color w:val="1f2937"/>
+        </w:rPr>
+      </w:pPr>
+      <w:r>
+        <w:rPr>
+          <w:rFonts w:hint="eastAsia" w:ascii="Songti SC" w:hAnsi="Songti SC" w:eastAsia="Songti SC" w:cs="Songti SC"/>
+          <w:color w:val="1f2937"/>
+          <w:sz w:val="21"/>
+        </w:rPr>
+        <w:t>课中判定是规则引擎而不是模型推理，判定顺序固定为：概念错 → 模型错 → 单位错 → 答得太浅 → 未发现明显错误。顺序不能换。一个把机械能守恒记反的学生，如果先被判成「单位没写」，追问就会跑到格式问题上，真正的问题被盖住。每类判定都给出建议的下一步动作，因为三类错误的补救方式完全不同：概念错要回去重读定义，模型错要重写「本题用什么定律」，单位错要做量纲检查。</w:t>
+      </w:r>
+    </w:p>
+    <w:p>
+      <w:pPr>
+        <w:spacing w:before="105" w:after="105" w:line="432"/>
+        <w:ind w:left="105" w:right="105"/>
+        <w:jc w:val="both"/>
+        <w:rPr>
+          <w:color w:val="1f2937"/>
+        </w:rPr>
+      </w:pPr>
+      <w:r>
+        <w:rPr>
+          <w:rFonts w:hint="eastAsia" w:ascii="Songti SC" w:hAnsi="Songti SC" w:eastAsia="Songti SC" w:cs="Songti SC"/>
+          <w:color w:val="1f2937"/>
+          <w:sz w:val="21"/>
+        </w:rPr>
+        <w:t>课后评价的权重写死在代码里，并且把四个来源的原始贡献值单独存下来。知识能力＝诊断 55%＋课中 25%＋任务 20%，专业能力＝实验 45%＋任务 35%＋课中 20%，创新能力＝任务 50%＋实验 30%＋诊断 20%，团队合作＝课中参与 65%＋任务 35%。缺数据时不伪造：没有实验记录时专业能力按任务完成度估算，并在建议里明确写出「实验数据不足」。黑箱打分是过程性评价的反面——教师复核时问一句「这个数从哪来的」，答不上来就说明这套评价还不能用。</w:t>
+      </w:r>
+    </w:p>
+    <w:p>
+      <w:pPr>
+        <w:pStyle w:val="000006"/>
+        <w:keepNext w:val="1"/>
+        <w:keepLines w:val="1"/>
+        <w:spacing w:before="270" w:beforeAutospacing="1" w:after="270" w:afterAutospacing="1" w:line="432"/>
+        <w:ind w:left="270" w:right="270"/>
+        <w:outlineLvl w:val="2"/>
+        <w:rPr>
+          <w:color w:val="1f4e79"/>
+          <w:sz w:val="32"/>
+          <w:szCs w:val="32"/>
+        </w:rPr>
+      </w:pPr>
+      <w:r>
+        <w:rPr>
+          <w:rFonts w:hint="eastAsia" w:ascii="PingFang SC" w:hAnsi="PingFang SC" w:eastAsia="PingFang SC" w:cs="PingFang SC"/>
+          <w:b w:val="1"/>
+          <w:color w:val="1f4e79"/>
+          <w:sz w:val="23"/>
+        </w:rPr>
+        <w:t>跨账号的提交桥</w:t>
+      </w:r>
+    </w:p>
+    <w:p>
+      <w:pPr>
+        <w:spacing w:before="105" w:after="105" w:line="432"/>
+        <w:ind w:left="105" w:right="105"/>
+        <w:jc w:val="both"/>
+        <w:rPr>
+          <w:color w:val="1f2937"/>
+        </w:rPr>
+      </w:pPr>
+      <w:r>
+        <w:rPr>
+          <w:rFonts w:hint="eastAsia" w:ascii="Songti SC" w:hAnsi="Songti SC" w:eastAsia="Songti SC" w:cs="Songti SC"/>
+          <w:color w:val="1f2937"/>
+          <w:sz w:val="21"/>
+        </w:rPr>
+        <w:t>学习数据按账号分区存储（键名带账号 id），教师登录后读不到学生那一份。这个设计本身是对的，但它让「教师审核」在纯客户端架构下天然断成两截：断着的话，三个环节都只能停在「AI 给了建议」。所以在分区存储之外加了一条显式的共享通道：学生提交时把结论写进一个不分区键（按学号归档），教师从这条通道读、把审核结果写回去，学生端再把结果并回自己的状态。</w:t>
+      </w:r>
+    </w:p>
+    <w:p>
+      <w:pPr>
+        <w:spacing w:before="105" w:after="105" w:line="432"/>
+        <w:ind w:left="105" w:right="105"/>
+        <w:jc w:val="both"/>
+        <w:rPr>
+          <w:color w:val="1f2937"/>
+        </w:rPr>
+      </w:pPr>
+      <w:r>
+        <w:rPr>
+          <w:rFonts w:hint="eastAsia" w:ascii="Songti SC" w:hAnsi="Songti SC" w:eastAsia="Songti SC" w:cs="Songti SC"/>
+          <w:color w:val="1f2937"/>
+          <w:sz w:val="21"/>
+        </w:rPr>
+        <w:t>这条通道的能力边界必须说清楚：它只覆盖同一浏览器内的两个账号。评委在一台电脑上先以学生身份提交、退出、再以教师身份审核，回到学生身份就能看到结果；跨设备、跨浏览器不成立，那需要服务端。当前部署是文件模式，课堂数据本身也不保证跨实例保留，把边界写进代码注释与界面提示，比事后解释更可靠。</w:t>
+      </w:r>
+    </w:p>
+    <w:p>
+      <w:pPr>
+        <w:spacing w:before="105" w:after="105" w:line="432"/>
+        <w:ind w:left="105" w:right="105"/>
+        <w:jc w:val="both"/>
+        <w:rPr>
+          <w:color w:val="1f2937"/>
+        </w:rPr>
+      </w:pPr>
+      <w:r>
+        <w:rPr>
+          <w:rFonts w:hint="eastAsia" w:ascii="Songti SC" w:hAnsi="Songti SC" w:eastAsia="Songti SC" w:cs="Songti SC"/>
+          <w:color w:val="1f2937"/>
+          <w:sz w:val="21"/>
+        </w:rPr>
+        <w:t>合并审核结果时有严格的匹配规则：课前方案比提交时间戳，课中问答比记录 id，课后评价比生成时间。对不上号时保留本地——否则学生刚重新生成的内容会被上一次的旧审核结果盖掉，看起来像「改了半天没变」。审核状态另有一条兜底：任何非法状态（手工改过的 localStorage、旧版本残留）一律退回待审，不会凭空变成「教师已通过」。伪造一个已审状态，比丢掉一条记录严重得多。</w:t>
+      </w:r>
+    </w:p>
+    <w:p>
+      <w:pPr>
+        <w:pStyle w:val="000005"/>
+        <w:keepNext w:val="1"/>
+        <w:keepLines w:val="1"/>
+        <w:pBdr>
+          <w:left w:val="single" w:color="2f6fb3" w:sz="24" w:space="7"/>
+        </w:pBdr>
+        <w:spacing w:before="390" w:beforeAutospacing="1" w:after="390" w:afterAutospacing="1" w:line="432"/>
+        <w:ind w:left="390" w:right="390"/>
+        <w:outlineLvl w:val="1"/>
+        <w:rPr>
+          <w:color w:val="12386e"/>
+          <w:sz w:val="32"/>
+          <w:szCs w:val="32"/>
+        </w:rPr>
+      </w:pPr>
+      <w:bookmarkStart w:id="22" w:name="section-4-6"/>
+      <w:r>
+        <w:rPr>
+          <w:rFonts w:hint="eastAsia" w:ascii="PingFang SC" w:hAnsi="PingFang SC" w:eastAsia="PingFang SC" w:cs="PingFang SC"/>
+          <w:b w:val="1"/>
+          <w:color w:val="12386e"/>
+          <w:sz w:val="27"/>
+        </w:rPr>
+        <w:t>4.6 评价量化与成绩登记</w:t>
+      </w:r>
+      <w:bookmarkEnd w:id="22"/>
+    </w:p>
+    <w:p>
+      <w:pPr>
+        <w:spacing w:before="105" w:after="105" w:line="432"/>
+        <w:ind w:left="105" w:right="105"/>
+        <w:jc w:val="both"/>
+        <w:rPr>
+          <w:color w:val="1f2937"/>
+        </w:rPr>
+      </w:pPr>
+      <w:r>
+        <w:rPr>
+          <w:rFonts w:hint="eastAsia" w:ascii="Songti SC" w:hAnsi="Songti SC" w:eastAsia="Songti SC" w:cs="Songti SC"/>
+          <w:color w:val="1f2937"/>
+          <w:sz w:val="21"/>
+        </w:rPr>
+        <w:t>量化评价表与成绩登记总表都从同一份数据渲染，界面与文档同源。评价表定义每个能力维度的三项量化指标与维度内权重、AI 在各环节做什么、三个水平层级的行为描述、以及评价证据与采集时点；成绩表按三个项目阶段汇总，两者通过四项能力对齐。</w:t>
+      </w:r>
+    </w:p>
+    <w:p>
+      <w:pPr>
+        <w:spacing w:before="105" w:after="105" w:line="432"/>
+        <w:ind w:left="105" w:right="105"/>
+        <w:jc w:val="both"/>
+        <w:rPr>
+          <w:color w:val="1f2937"/>
+        </w:rPr>
+      </w:pPr>
+      <w:r>
+        <w:rPr>
+          <w:rFonts w:hint="eastAsia" w:ascii="Songti SC" w:hAnsi="Songti SC" w:eastAsia="Songti SC" w:cs="Songti SC"/>
+          <w:color w:val="1f2937"/>
+          <w:sz w:val="21"/>
+        </w:rPr>
+        <w:t>层级边界是 60 / 75 / 90：基础水平 60 至 74、进阶水平 75 至 89、高阶水平 90 至 100。低于 60 单独记为「未达标」，不属于任何一层——它是需要重点干预的状态，不是第四层。把「未达标」混进层级里，分层就会变成分等，学生看到的是一个标签而不是下一步该做什么。</w:t>
+      </w:r>
+    </w:p>
+    <w:p>
+      <w:pPr>
+        <w:spacing w:before="105" w:after="105" w:line="432"/>
+        <w:ind w:left="105" w:right="105"/>
+        <w:jc w:val="both"/>
+        <w:rPr>
+          <w:color w:val="1f2937"/>
+        </w:rPr>
+      </w:pPr>
+      <w:r>
+        <w:rPr>
+          <w:rFonts w:hint="eastAsia" w:ascii="Songti SC" w:hAnsi="Songti SC" w:eastAsia="Songti SC" w:cs="Songti SC"/>
+          <w:color w:val="1f2937"/>
+          <w:sz w:val="21"/>
+        </w:rPr>
+        <w:t>维度分按维度内权重合成，但缺项的指标不按 0 计，而是把它的权重去掉后重新归一化。「还没采到证据」和「该项得 0 分」是两件事，前者不该把学生拖下去；一项都没采到时返回空值，由界面决定怎么显示，而不是悄悄给 0。</w:t>
+      </w:r>
+    </w:p>
+    <w:p>
+      <w:pPr>
+        <w:spacing w:before="105" w:after="105" w:line="432"/>
+        <w:ind w:left="105" w:right="105"/>
+        <w:jc w:val="both"/>
+        <w:rPr>
+          <w:color w:val="1f2937"/>
+        </w:rPr>
+      </w:pPr>
+      <w:r>
+        <w:rPr>
+          <w:rFonts w:hint="eastAsia" w:ascii="Songti SC" w:hAnsi="Songti SC" w:eastAsia="Songti SC" w:cs="Songti SC"/>
+          <w:color w:val="1f2937"/>
+          <w:sz w:val="21"/>
+        </w:rPr>
+        <w:t>成绩表按三个阶段汇总，权重 30% / 50% / 30%。三者之和是 110%，所以总分是归一化加权，不是直接相加——直接相加会让满分学生算出 110 分。阶段得分内部四项能力的权重与课后过程评价完全同一套（知识 25%、专业 30%、创新 25%、团队 20%），因此学生在过程评价页看到的综合分与成绩表上的阶段得分能够对上。两处用不同口径，学生和家长都要多问一遍为什么不一样。</w:t>
+      </w:r>
+    </w:p>
+    <w:tbl>
+      <w:tblPr>
+        <w:tblW w:w="0" w:type="auto"/>
+        <w:tblBorders>
+          <w:top w:val="none" w:sz="8"/>
+          <w:left w:val="none" w:sz="8"/>
+          <w:bottom w:val="none" w:sz="8"/>
+          <w:right w:val="none" w:sz="8"/>
+        </w:tblBorders>
+        <w:tblLayout w:type="autofit"/>
+        <w:tblCellMar>
+          <w:top w:w="15" w:type="dxa"/>
+          <w:left w:w="15" w:type="dxa"/>
+          <w:bottom w:w="15" w:type="dxa"/>
+          <w:right w:w="15" w:type="dxa"/>
+        </w:tblCellMar>
+      </w:tblPr>
+      <w:tblGrid>
+        <w:gridCol w:w="8306"/>
+      </w:tblGrid>
+      <w:tr>
+        <w:trPr/>
+        <w:tc>
+          <w:tcPr>
+            <w:tcW w:w="8306" w:type="dxa"/>
+            <w:tcBorders>
+              <w:top w:val="single" w:color="dbe6f3" w:sz="6"/>
+              <w:left w:val="single" w:color="dbe6f3" w:sz="6"/>
+              <w:bottom w:val="single" w:color="dbe6f3" w:sz="6"/>
+              <w:right w:val="single" w:color="dbe6f3" w:sz="6"/>
+            </w:tcBorders>
+            <w:shd w:val="clear" w:fill="f7fafd"/>
+            <w:vAlign w:val="center"/>
+          </w:tcPr>
+          <w:p>
+            <w:pPr>
+              <w:jc w:val="left"/>
+              <w:rPr>
+                <w:color w:val="12386e"/>
+              </w:rPr>
+            </w:pPr>
+            <w:r>
+              <w:rPr>
+                <w:rFonts w:hint="eastAsia" w:ascii="SF Mono" w:hAnsi="SF Mono" w:eastAsia="SF Mono" w:cs="SF Mono"/>
+                <w:color w:val="12386e"/>
+                <w:sz w:val="18"/>
+              </w:rPr>
+              <w:t>阶段得分 = 知识 × 25% + 专业 × 30% + 创新 × 25% + 团队 × 20%</w:t>
+            </w:r>
+          </w:p>
+        </w:tc>
+      </w:tr>
+    </w:tbl>
+    <w:p>
+      <w:pPr>
+        <w:spacing w:line="240"/>
+      </w:pPr>
+      <w:r>
+        <w:rPr>
+          <w:rFonts w:ascii="Songti SC" w:hAnsi="Songti SC" w:eastAsia="Songti SC" w:cs="Songti SC"/>
+          <w:sz w:val="4"/>
+        </w:rPr>
+        <w:t xml:space="preserve"> </w:t>
+      </w:r>
+    </w:p>
+    <w:tbl>
+      <w:tblPr>
+        <w:tblW w:w="0" w:type="auto"/>
+        <w:tblBorders>
+          <w:top w:val="none" w:sz="8"/>
+          <w:left w:val="none" w:sz="8"/>
+          <w:bottom w:val="none" w:sz="8"/>
+          <w:right w:val="none" w:sz="8"/>
+        </w:tblBorders>
+        <w:tblLayout w:type="autofit"/>
+        <w:tblCellMar>
+          <w:top w:w="15" w:type="dxa"/>
+          <w:left w:w="15" w:type="dxa"/>
+          <w:bottom w:w="15" w:type="dxa"/>
+          <w:right w:w="15" w:type="dxa"/>
+        </w:tblCellMar>
+      </w:tblPr>
+      <w:tblGrid>
+        <w:gridCol w:w="8306"/>
+      </w:tblGrid>
+      <w:tr>
+        <w:trPr/>
+        <w:tc>
+          <w:tcPr>
+            <w:tcW w:w="8306" w:type="dxa"/>
+            <w:tcBorders>
+              <w:top w:val="single" w:color="dbe6f3" w:sz="6"/>
+              <w:left w:val="single" w:color="dbe6f3" w:sz="6"/>
+              <w:bottom w:val="single" w:color="dbe6f3" w:sz="6"/>
+              <w:right w:val="single" w:color="dbe6f3" w:sz="6"/>
+            </w:tcBorders>
+            <w:shd w:val="clear" w:fill="f7fafd"/>
+            <w:vAlign w:val="center"/>
+          </w:tcPr>
+          <w:p>
+            <w:pPr>
+              <w:jc w:val="left"/>
+              <w:rPr>
+                <w:color w:val="12386e"/>
+              </w:rPr>
+            </w:pPr>
+            <w:r>
+              <w:rPr>
+                <w:rFonts w:hint="eastAsia" w:ascii="SF Mono" w:hAnsi="SF Mono" w:eastAsia="SF Mono" w:cs="SF Mono"/>
+                <w:color w:val="12386e"/>
+                <w:sz w:val="18"/>
+              </w:rPr>
+              <w:t>总分 =（准备 × 30% + 实施 × 50% + 结项 × 30%）÷（30% + 50% + 30%）</w:t>
+            </w:r>
+          </w:p>
+        </w:tc>
+      </w:tr>
+    </w:tbl>
+    <w:p>
+      <w:pPr>
+        <w:spacing w:before="105" w:after="105" w:line="432"/>
+        <w:ind w:left="105" w:right="105"/>
+        <w:jc w:val="both"/>
+        <w:rPr>
+          <w:color w:val="1f2937"/>
+        </w:rPr>
+      </w:pPr>
+      <w:r>
+        <w:rPr>
+          <w:rFonts w:hint="eastAsia" w:ascii="Songti SC" w:hAnsi="Songti SC" w:eastAsia="Songti SC" w:cs="Songti SC"/>
+          <w:color w:val="1f2937"/>
+          <w:sz w:val="21"/>
+        </w:rPr>
+        <w:t>成绩表每一格都可由教师修改，录入值按学号归档存在本地，刷新不丢；未录入的学生按诊断分与任务进度给出示例值，并在页面底部标注。导出走 CSV，带 BOM，Excel 与 WPS 双击打开不会乱码。学号由姓名稳定哈希生成，同一个名字每次得到同一个学号，但不对应任何真实学籍——手册上的真实学号不能写进演示仓库。</w:t>
+      </w:r>
+    </w:p>
+    <w:tbl>
+      <w:tblPr>
+        <w:tblW w:w="0" w:type="auto"/>
+        <w:tblBorders>
+          <w:top w:val="none" w:sz="8"/>
+          <w:left w:val="none" w:sz="8"/>
+          <w:bottom w:val="none" w:sz="8"/>
+          <w:right w:val="none" w:sz="8"/>
+        </w:tblBorders>
+        <w:tblLayout w:type="autofit"/>
+        <w:tblCellMar>
+          <w:top w:w="15" w:type="dxa"/>
+          <w:left w:w="15" w:type="dxa"/>
+          <w:bottom w:w="15" w:type="dxa"/>
+          <w:right w:w="15" w:type="dxa"/>
+        </w:tblCellMar>
+      </w:tblPr>
+      <w:tblGrid>
+        <w:gridCol w:w="8306"/>
+      </w:tblGrid>
+      <w:tr>
+        <w:trPr/>
+        <w:tc>
+          <w:tcPr>
+            <w:tcW w:w="8306" w:type="dxa"/>
+            <w:tcBorders>
+              <w:top w:val="none" w:sz="8"/>
+              <w:left w:val="single" w:color="2f6fb3" w:sz="18"/>
+              <w:bottom w:val="none" w:sz="8"/>
+              <w:right w:val="none" w:sz="8"/>
+            </w:tcBorders>
+            <w:shd w:val="clear" w:fill="f4f8fd"/>
+            <w:vAlign w:val="center"/>
+          </w:tcPr>
+          <w:p>
+            <w:pPr>
+              <w:rPr>
+                <w:color w:val="334155"/>
+              </w:rPr>
+            </w:pPr>
+            <w:r>
+              <w:rPr>
+                <w:rFonts w:hint="eastAsia" w:ascii="Songti SC" w:hAnsi="Songti SC" w:eastAsia="Songti SC" w:cs="Songti SC"/>
+                <w:color w:val="334155"/>
+                <w:sz w:val="19"/>
+              </w:rPr>
+              <w:t xml:space="preserve"> 权重、层级边界、证据清单全部写在 </w:t>
+            </w:r>
+            <w:r>
+              <w:rPr>
+                <w:rFonts w:ascii="SF Mono" w:hAnsi="SF Mono" w:eastAsia="SF Mono" w:cs="SF Mono"/>
+                <w:color w:val="334155"/>
+                <w:sz w:val="18"/>
+                <w:shd w:val="clear" w:fill="eef2f7"/>
+              </w:rPr>
+              <w:t>lib/physics/quant-rubric.ts</w:t>
+            </w:r>
+            <w:r>
+              <w:rPr>
+                <w:rFonts w:hint="eastAsia" w:ascii="Songti SC" w:hAnsi="Songti SC" w:eastAsia="Songti SC" w:cs="Songti SC"/>
+                <w:color w:val="334155"/>
+                <w:sz w:val="19"/>
+              </w:rPr>
+              <w:t xml:space="preserve"> 与 </w:t>
+            </w:r>
+            <w:r>
+              <w:rPr>
+                <w:rFonts w:ascii="SF Mono" w:hAnsi="SF Mono" w:eastAsia="SF Mono" w:cs="SF Mono"/>
+                <w:color w:val="334155"/>
+                <w:sz w:val="18"/>
+                <w:shd w:val="clear" w:fill="eef2f7"/>
+              </w:rPr>
+              <w:t>lib/physics/score-sheet.ts</w:t>
+            </w:r>
+            <w:r>
+              <w:rPr>
+                <w:rFonts w:hint="eastAsia" w:ascii="Songti SC" w:hAnsi="Songti SC" w:eastAsia="Songti SC" w:cs="Songti SC"/>
+                <w:color w:val="334155"/>
+                <w:sz w:val="19"/>
+              </w:rPr>
+              <w:t xml:space="preserve"> 两个模块里，界面与文档都从这里取值。指标权重只存在于 Word 文档里时，系统算出来的分与文档对不上；教师问一句「这个 40% 是哪来的」，答不上来就说明这套评价还不能用。 </w:t>
+            </w:r>
+          </w:p>
+        </w:tc>
+      </w:tr>
+    </w:tbl>
     <w:p>
       <w:pPr>
         <w:pStyle w:val="000004"/>
@@ -16767,7 +19316,7 @@
           <w:szCs w:val="44"/>
         </w:rPr>
       </w:pPr>
-      <w:bookmarkStart w:id="21" w:name="section-5"/>
+      <w:bookmarkStart w:id="23" w:name="section-5"/>
       <w:r>
         <w:rPr>
           <w:rFonts w:hint="eastAsia" w:ascii="PingFang SC" w:hAnsi="PingFang SC" w:eastAsia="PingFang SC" w:cs="PingFang SC"/>
@@ -16778,7 +19327,7 @@
         </w:rPr>
         <w:t>五、关键技术实现</w:t>
       </w:r>
-      <w:bookmarkEnd w:id="21"/>
+      <w:bookmarkEnd w:id="23"/>
     </w:p>
     <w:p>
       <w:pPr>
@@ -16797,7 +19346,7 @@
           <w:szCs w:val="32"/>
         </w:rPr>
       </w:pPr>
-      <w:bookmarkStart w:id="22" w:name="section-5-1"/>
+      <w:bookmarkStart w:id="24" w:name="section-5-1"/>
       <w:r>
         <w:rPr>
           <w:rFonts w:hint="eastAsia" w:ascii="PingFang SC" w:hAnsi="PingFang SC" w:eastAsia="PingFang SC" w:cs="PingFang SC"/>
@@ -16807,7 +19356,7 @@
         </w:rPr>
         <w:t>5.1 课堂生成链路</w:t>
       </w:r>
-      <w:bookmarkEnd w:id="22"/>
+      <w:bookmarkEnd w:id="24"/>
     </w:p>
     <w:p>
       <w:pPr>
@@ -17555,7 +20104,7 @@
           <w:szCs w:val="32"/>
         </w:rPr>
       </w:pPr>
-      <w:bookmarkStart w:id="23" w:name="section-5-2"/>
+      <w:bookmarkStart w:id="25" w:name="section-5-2"/>
       <w:r>
         <w:rPr>
           <w:rFonts w:hint="eastAsia" w:ascii="PingFang SC" w:hAnsi="PingFang SC" w:eastAsia="PingFang SC" w:cs="PingFang SC"/>
@@ -17565,7 +20114,7 @@
         </w:rPr>
         <w:t>5.2 并行调度</w:t>
       </w:r>
-      <w:bookmarkEnd w:id="23"/>
+      <w:bookmarkEnd w:id="25"/>
     </w:p>
     <w:p>
       <w:pPr>
@@ -17986,7 +20535,7 @@
           <w:szCs w:val="32"/>
         </w:rPr>
       </w:pPr>
-      <w:bookmarkStart w:id="24" w:name="section-5-3"/>
+      <w:bookmarkStart w:id="26" w:name="section-5-3"/>
       <w:r>
         <w:rPr>
           <w:rFonts w:hint="eastAsia" w:ascii="PingFang SC" w:hAnsi="PingFang SC" w:eastAsia="PingFang SC" w:cs="PingFang SC"/>
@@ -17996,7 +20545,7 @@
         </w:rPr>
         <w:t>5.3 流式输出与断点保留</w:t>
       </w:r>
-      <w:bookmarkEnd w:id="24"/>
+      <w:bookmarkEnd w:id="26"/>
     </w:p>
     <w:p>
       <w:pPr>
@@ -18069,7 +20618,7 @@
           <w:szCs w:val="32"/>
         </w:rPr>
       </w:pPr>
-      <w:bookmarkStart w:id="25" w:name="section-5-4"/>
+      <w:bookmarkStart w:id="27" w:name="section-5-4"/>
       <w:r>
         <w:rPr>
           <w:rFonts w:hint="eastAsia" w:ascii="PingFang SC" w:hAnsi="PingFang SC" w:eastAsia="PingFang SC" w:cs="PingFang SC"/>
@@ -18079,7 +20628,7 @@
         </w:rPr>
         <w:t>5.4 结构校验与修复</w:t>
       </w:r>
-      <w:bookmarkEnd w:id="25"/>
+      <w:bookmarkEnd w:id="27"/>
     </w:p>
     <w:p>
       <w:pPr>
@@ -19023,7 +21572,7 @@
           <w:szCs w:val="32"/>
         </w:rPr>
       </w:pPr>
-      <w:bookmarkStart w:id="26" w:name="section-5-5"/>
+      <w:bookmarkStart w:id="28" w:name="section-5-5"/>
       <w:r>
         <w:rPr>
           <w:rFonts w:hint="eastAsia" w:ascii="PingFang SC" w:hAnsi="PingFang SC" w:eastAsia="PingFang SC" w:cs="PingFang SC"/>
@@ -19033,7 +21582,7 @@
         </w:rPr>
         <w:t>5.5 模型适配层</w:t>
       </w:r>
-      <w:bookmarkEnd w:id="26"/>
+      <w:bookmarkEnd w:id="28"/>
     </w:p>
     <w:p>
       <w:pPr>
@@ -19228,7 +21777,7 @@
           <w:szCs w:val="44"/>
         </w:rPr>
       </w:pPr>
-      <w:bookmarkStart w:id="27" w:name="section-6"/>
+      <w:bookmarkStart w:id="29" w:name="section-6"/>
       <w:r>
         <w:rPr>
           <w:rFonts w:hint="eastAsia" w:ascii="PingFang SC" w:hAnsi="PingFang SC" w:eastAsia="PingFang SC" w:cs="PingFang SC"/>
@@ -19239,7 +21788,7 @@
         </w:rPr>
         <w:t>六、数据设计</w:t>
       </w:r>
-      <w:bookmarkEnd w:id="27"/>
+      <w:bookmarkEnd w:id="29"/>
     </w:p>
     <w:p>
       <w:pPr>
@@ -19258,7 +21807,7 @@
           <w:szCs w:val="32"/>
         </w:rPr>
       </w:pPr>
-      <w:bookmarkStart w:id="28" w:name="section-6-1"/>
+      <w:bookmarkStart w:id="30" w:name="section-6-1"/>
       <w:r>
         <w:rPr>
           <w:rFonts w:hint="eastAsia" w:ascii="PingFang SC" w:hAnsi="PingFang SC" w:eastAsia="PingFang SC" w:cs="PingFang SC"/>
@@ -19268,7 +21817,7 @@
         </w:rPr>
         <w:t>6.1 数据模型</w:t>
       </w:r>
-      <w:bookmarkEnd w:id="28"/>
+      <w:bookmarkEnd w:id="30"/>
     </w:p>
     <w:p>
       <w:pPr>
@@ -20114,7 +22663,7 @@
           <w:szCs w:val="32"/>
         </w:rPr>
       </w:pPr>
-      <w:bookmarkStart w:id="29" w:name="section-6-2"/>
+      <w:bookmarkStart w:id="31" w:name="section-6-2"/>
       <w:r>
         <w:rPr>
           <w:rFonts w:hint="eastAsia" w:ascii="PingFang SC" w:hAnsi="PingFang SC" w:eastAsia="PingFang SC" w:cs="PingFang SC"/>
@@ -20124,7 +22673,7 @@
         </w:rPr>
         <w:t>6.2 账号与凭证</w:t>
       </w:r>
-      <w:bookmarkEnd w:id="29"/>
+      <w:bookmarkEnd w:id="31"/>
     </w:p>
     <w:p>
       <w:pPr>
@@ -20248,7 +22797,7 @@
           <w:szCs w:val="32"/>
         </w:rPr>
       </w:pPr>
-      <w:bookmarkStart w:id="30" w:name="section-6-3"/>
+      <w:bookmarkStart w:id="32" w:name="section-6-3"/>
       <w:r>
         <w:rPr>
           <w:rFonts w:hint="eastAsia" w:ascii="PingFang SC" w:hAnsi="PingFang SC" w:eastAsia="PingFang SC" w:cs="PingFang SC"/>
@@ -20258,7 +22807,7 @@
         </w:rPr>
         <w:t>6.3 快照与恢复</w:t>
       </w:r>
-      <w:bookmarkEnd w:id="30"/>
+      <w:bookmarkEnd w:id="32"/>
     </w:p>
     <w:p>
       <w:pPr>
@@ -20313,7 +22862,7 @@
           <w:szCs w:val="32"/>
         </w:rPr>
       </w:pPr>
-      <w:bookmarkStart w:id="31" w:name="section-6-4"/>
+      <w:bookmarkStart w:id="33" w:name="section-6-4"/>
       <w:r>
         <w:rPr>
           <w:rFonts w:hint="eastAsia" w:ascii="PingFang SC" w:hAnsi="PingFang SC" w:eastAsia="PingFang SC" w:cs="PingFang SC"/>
@@ -20323,7 +22872,7 @@
         </w:rPr>
         <w:t>6.4 数据生命周期</w:t>
       </w:r>
-      <w:bookmarkEnd w:id="31"/>
+      <w:bookmarkEnd w:id="33"/>
     </w:p>
     <w:p>
       <w:pPr>
@@ -21129,7 +23678,7 @@
           <w:szCs w:val="44"/>
         </w:rPr>
       </w:pPr>
-      <w:bookmarkStart w:id="32" w:name="section-7"/>
+      <w:bookmarkStart w:id="34" w:name="section-7"/>
       <w:r>
         <w:rPr>
           <w:rFonts w:hint="eastAsia" w:ascii="PingFang SC" w:hAnsi="PingFang SC" w:eastAsia="PingFang SC" w:cs="PingFang SC"/>
@@ -21140,7 +23689,7 @@
         </w:rPr>
         <w:t>七、接口设计</w:t>
       </w:r>
-      <w:bookmarkEnd w:id="32"/>
+      <w:bookmarkEnd w:id="34"/>
     </w:p>
     <w:p>
       <w:pPr>
@@ -21159,7 +23708,7 @@
           <w:szCs w:val="32"/>
         </w:rPr>
       </w:pPr>
-      <w:bookmarkStart w:id="33" w:name="section-7-1"/>
+      <w:bookmarkStart w:id="35" w:name="section-7-1"/>
       <w:r>
         <w:rPr>
           <w:rFonts w:hint="eastAsia" w:ascii="PingFang SC" w:hAnsi="PingFang SC" w:eastAsia="PingFang SC" w:cs="PingFang SC"/>
@@ -21169,7 +23718,7 @@
         </w:rPr>
         <w:t>7.1 接口清单</w:t>
       </w:r>
-      <w:bookmarkEnd w:id="33"/>
+      <w:bookmarkEnd w:id="35"/>
     </w:p>
     <w:p>
       <w:pPr>
@@ -22403,7 +24952,7 @@
           <w:szCs w:val="32"/>
         </w:rPr>
       </w:pPr>
-      <w:bookmarkStart w:id="34" w:name="section-7-2"/>
+      <w:bookmarkStart w:id="36" w:name="section-7-2"/>
       <w:r>
         <w:rPr>
           <w:rFonts w:hint="eastAsia" w:ascii="PingFang SC" w:hAnsi="PingFang SC" w:eastAsia="PingFang SC" w:cs="PingFang SC"/>
@@ -22413,7 +24962,7 @@
         </w:rPr>
         <w:t>7.2 请求与响应契约</w:t>
       </w:r>
-      <w:bookmarkEnd w:id="34"/>
+      <w:bookmarkEnd w:id="36"/>
     </w:p>
     <w:p>
       <w:pPr>
@@ -23200,7 +25749,7 @@
           <w:szCs w:val="32"/>
         </w:rPr>
       </w:pPr>
-      <w:bookmarkStart w:id="35" w:name="section-7-3"/>
+      <w:bookmarkStart w:id="37" w:name="section-7-3"/>
       <w:r>
         <w:rPr>
           <w:rFonts w:hint="eastAsia" w:ascii="PingFang SC" w:hAnsi="PingFang SC" w:eastAsia="PingFang SC" w:cs="PingFang SC"/>
@@ -23210,7 +25759,7 @@
         </w:rPr>
         <w:t>7.3 访问控制</w:t>
       </w:r>
-      <w:bookmarkEnd w:id="35"/>
+      <w:bookmarkEnd w:id="37"/>
     </w:p>
     <w:p>
       <w:pPr>
@@ -23285,7 +25834,7 @@
           <w:szCs w:val="44"/>
         </w:rPr>
       </w:pPr>
-      <w:bookmarkStart w:id="36" w:name="section-8"/>
+      <w:bookmarkStart w:id="38" w:name="section-8"/>
       <w:r>
         <w:rPr>
           <w:rFonts w:hint="eastAsia" w:ascii="PingFang SC" w:hAnsi="PingFang SC" w:eastAsia="PingFang SC" w:cs="PingFang SC"/>
@@ -23296,7 +25845,7 @@
         </w:rPr>
         <w:t>八、安全设计</w:t>
       </w:r>
-      <w:bookmarkEnd w:id="36"/>
+      <w:bookmarkEnd w:id="38"/>
     </w:p>
     <w:p>
       <w:pPr>
@@ -23315,7 +25864,7 @@
           <w:szCs w:val="32"/>
         </w:rPr>
       </w:pPr>
-      <w:bookmarkStart w:id="37" w:name="section-8-1"/>
+      <w:bookmarkStart w:id="39" w:name="section-8-1"/>
       <w:r>
         <w:rPr>
           <w:rFonts w:hint="eastAsia" w:ascii="PingFang SC" w:hAnsi="PingFang SC" w:eastAsia="PingFang SC" w:cs="PingFang SC"/>
@@ -23325,7 +25874,7 @@
         </w:rPr>
         <w:t>8.1 会话机制</w:t>
       </w:r>
-      <w:bookmarkEnd w:id="37"/>
+      <w:bookmarkEnd w:id="39"/>
     </w:p>
     <w:p>
       <w:pPr>
@@ -23398,7 +25947,7 @@
           <w:szCs w:val="32"/>
         </w:rPr>
       </w:pPr>
-      <w:bookmarkStart w:id="38" w:name="section-8-2"/>
+      <w:bookmarkStart w:id="40" w:name="section-8-2"/>
       <w:r>
         <w:rPr>
           <w:rFonts w:hint="eastAsia" w:ascii="PingFang SC" w:hAnsi="PingFang SC" w:eastAsia="PingFang SC" w:cs="PingFang SC"/>
@@ -23408,7 +25957,7 @@
         </w:rPr>
         <w:t>8.2 凭据管理</w:t>
       </w:r>
-      <w:bookmarkEnd w:id="38"/>
+      <w:bookmarkEnd w:id="40"/>
     </w:p>
     <w:p>
       <w:pPr>
@@ -23481,7 +26030,7 @@
           <w:szCs w:val="32"/>
         </w:rPr>
       </w:pPr>
-      <w:bookmarkStart w:id="39" w:name="section-8-3"/>
+      <w:bookmarkStart w:id="41" w:name="section-8-3"/>
       <w:r>
         <w:rPr>
           <w:rFonts w:hint="eastAsia" w:ascii="PingFang SC" w:hAnsi="PingFang SC" w:eastAsia="PingFang SC" w:cs="PingFang SC"/>
@@ -23491,7 +26040,7 @@
         </w:rPr>
         <w:t>8.3 内容与边界</w:t>
       </w:r>
-      <w:bookmarkEnd w:id="39"/>
+      <w:bookmarkEnd w:id="41"/>
     </w:p>
     <w:p>
       <w:pPr>
@@ -23546,7 +26095,7 @@
           <w:szCs w:val="32"/>
         </w:rPr>
       </w:pPr>
-      <w:bookmarkStart w:id="40" w:name="section-8-4"/>
+      <w:bookmarkStart w:id="42" w:name="section-8-4"/>
       <w:r>
         <w:rPr>
           <w:rFonts w:hint="eastAsia" w:ascii="PingFang SC" w:hAnsi="PingFang SC" w:eastAsia="PingFang SC" w:cs="PingFang SC"/>
@@ -23556,7 +26105,7 @@
         </w:rPr>
         <w:t>8.4 威胁模型</w:t>
       </w:r>
-      <w:bookmarkEnd w:id="40"/>
+      <w:bookmarkEnd w:id="42"/>
     </w:p>
     <w:p>
       <w:pPr>
@@ -24605,7 +27154,7 @@
           <w:szCs w:val="44"/>
         </w:rPr>
       </w:pPr>
-      <w:bookmarkStart w:id="41" w:name="section-9"/>
+      <w:bookmarkStart w:id="43" w:name="section-9"/>
       <w:r>
         <w:rPr>
           <w:rFonts w:hint="eastAsia" w:ascii="PingFang SC" w:hAnsi="PingFang SC" w:eastAsia="PingFang SC" w:cs="PingFang SC"/>
@@ -24616,7 +27165,7 @@
         </w:rPr>
         <w:t>九、性能设计</w:t>
       </w:r>
-      <w:bookmarkEnd w:id="41"/>
+      <w:bookmarkEnd w:id="43"/>
     </w:p>
     <w:p>
       <w:pPr>
@@ -24635,7 +27184,7 @@
           <w:szCs w:val="32"/>
         </w:rPr>
       </w:pPr>
-      <w:bookmarkStart w:id="42" w:name="section-9-1"/>
+      <w:bookmarkStart w:id="44" w:name="section-9-1"/>
       <w:r>
         <w:rPr>
           <w:rFonts w:hint="eastAsia" w:ascii="PingFang SC" w:hAnsi="PingFang SC" w:eastAsia="PingFang SC" w:cs="PingFang SC"/>
@@ -24645,7 +27194,7 @@
         </w:rPr>
         <w:t>9.1 实测指标</w:t>
       </w:r>
-      <w:bookmarkEnd w:id="42"/>
+      <w:bookmarkEnd w:id="44"/>
     </w:p>
     <w:p>
       <w:pPr>
@@ -25659,7 +28208,7 @@
           <w:szCs w:val="32"/>
         </w:rPr>
       </w:pPr>
-      <w:bookmarkStart w:id="43" w:name="section-9-2"/>
+      <w:bookmarkStart w:id="45" w:name="section-9-2"/>
       <w:r>
         <w:rPr>
           <w:rFonts w:hint="eastAsia" w:ascii="PingFang SC" w:hAnsi="PingFang SC" w:eastAsia="PingFang SC" w:cs="PingFang SC"/>
@@ -25669,7 +28218,7 @@
         </w:rPr>
         <w:t>9.2 性能模型</w:t>
       </w:r>
-      <w:bookmarkEnd w:id="43"/>
+      <w:bookmarkEnd w:id="45"/>
     </w:p>
     <w:p>
       <w:pPr>
@@ -25761,7 +28310,7 @@
           <w:szCs w:val="32"/>
         </w:rPr>
       </w:pPr>
-      <w:bookmarkStart w:id="44" w:name="section-9-3"/>
+      <w:bookmarkStart w:id="46" w:name="section-9-3"/>
       <w:r>
         <w:rPr>
           <w:rFonts w:hint="eastAsia" w:ascii="PingFang SC" w:hAnsi="PingFang SC" w:eastAsia="PingFang SC" w:cs="PingFang SC"/>
@@ -25771,7 +28320,7 @@
         </w:rPr>
         <w:t>9.3 容量估算</w:t>
       </w:r>
-      <w:bookmarkEnd w:id="44"/>
+      <w:bookmarkEnd w:id="46"/>
     </w:p>
     <w:p>
       <w:pPr>
@@ -25846,7 +28395,7 @@
           <w:szCs w:val="44"/>
         </w:rPr>
       </w:pPr>
-      <w:bookmarkStart w:id="45" w:name="section-10"/>
+      <w:bookmarkStart w:id="47" w:name="section-10"/>
       <w:r>
         <w:rPr>
           <w:rFonts w:hint="eastAsia" w:ascii="PingFang SC" w:hAnsi="PingFang SC" w:eastAsia="PingFang SC" w:cs="PingFang SC"/>
@@ -25857,7 +28406,7 @@
         </w:rPr>
         <w:t>十、工程质量</w:t>
       </w:r>
-      <w:bookmarkEnd w:id="45"/>
+      <w:bookmarkEnd w:id="47"/>
     </w:p>
     <w:p>
       <w:pPr>
@@ -25876,7 +28425,7 @@
           <w:szCs w:val="32"/>
         </w:rPr>
       </w:pPr>
-      <w:bookmarkStart w:id="46" w:name="section-10-1"/>
+      <w:bookmarkStart w:id="48" w:name="section-10-1"/>
       <w:r>
         <w:rPr>
           <w:rFonts w:hint="eastAsia" w:ascii="PingFang SC" w:hAnsi="PingFang SC" w:eastAsia="PingFang SC" w:cs="PingFang SC"/>
@@ -25886,7 +28435,7 @@
         </w:rPr>
         <w:t>10.1 构建与裁剪</w:t>
       </w:r>
-      <w:bookmarkEnd w:id="46"/>
+      <w:bookmarkEnd w:id="48"/>
     </w:p>
     <w:p>
       <w:pPr>
@@ -25959,7 +28508,7 @@
           <w:szCs w:val="32"/>
         </w:rPr>
       </w:pPr>
-      <w:bookmarkStart w:id="47" w:name="section-10-2"/>
+      <w:bookmarkStart w:id="49" w:name="section-10-2"/>
       <w:r>
         <w:rPr>
           <w:rFonts w:hint="eastAsia" w:ascii="PingFang SC" w:hAnsi="PingFang SC" w:eastAsia="PingFang SC" w:cs="PingFang SC"/>
@@ -25969,7 +28518,7 @@
         </w:rPr>
         <w:t>10.2 自动化门禁</w:t>
       </w:r>
-      <w:bookmarkEnd w:id="47"/>
+      <w:bookmarkEnd w:id="49"/>
     </w:p>
     <w:p>
       <w:pPr>
@@ -27034,7 +29583,7 @@
           <w:szCs w:val="32"/>
         </w:rPr>
       </w:pPr>
-      <w:bookmarkStart w:id="48" w:name="section-10-3"/>
+      <w:bookmarkStart w:id="50" w:name="section-10-3"/>
       <w:r>
         <w:rPr>
           <w:rFonts w:hint="eastAsia" w:ascii="PingFang SC" w:hAnsi="PingFang SC" w:eastAsia="PingFang SC" w:cs="PingFang SC"/>
@@ -27044,7 +29593,7 @@
         </w:rPr>
         <w:t>10.3 测试体系</w:t>
       </w:r>
-      <w:bookmarkEnd w:id="48"/>
+      <w:bookmarkEnd w:id="50"/>
     </w:p>
     <w:p>
       <w:pPr>
@@ -27119,7 +29668,7 @@
           <w:szCs w:val="44"/>
         </w:rPr>
       </w:pPr>
-      <w:bookmarkStart w:id="49" w:name="section-11"/>
+      <w:bookmarkStart w:id="51" w:name="section-11"/>
       <w:r>
         <w:rPr>
           <w:rFonts w:hint="eastAsia" w:ascii="PingFang SC" w:hAnsi="PingFang SC" w:eastAsia="PingFang SC" w:cs="PingFang SC"/>
@@ -27130,7 +29679,7 @@
         </w:rPr>
         <w:t>十一、部署与运维</w:t>
       </w:r>
-      <w:bookmarkEnd w:id="49"/>
+      <w:bookmarkEnd w:id="51"/>
     </w:p>
     <w:p>
       <w:pPr>
@@ -27149,7 +29698,7 @@
           <w:szCs w:val="32"/>
         </w:rPr>
       </w:pPr>
-      <w:bookmarkStart w:id="50" w:name="section-11-1"/>
+      <w:bookmarkStart w:id="52" w:name="section-11-1"/>
       <w:r>
         <w:rPr>
           <w:rFonts w:hint="eastAsia" w:ascii="PingFang SC" w:hAnsi="PingFang SC" w:eastAsia="PingFang SC" w:cs="PingFang SC"/>
@@ -27159,7 +29708,7 @@
         </w:rPr>
         <w:t>11.1 环境与配置</w:t>
       </w:r>
-      <w:bookmarkEnd w:id="50"/>
+      <w:bookmarkEnd w:id="52"/>
     </w:p>
     <w:p>
       <w:pPr>
@@ -27775,7 +30324,7 @@
           <w:szCs w:val="32"/>
         </w:rPr>
       </w:pPr>
-      <w:bookmarkStart w:id="51" w:name="section-11-2"/>
+      <w:bookmarkStart w:id="53" w:name="section-11-2"/>
       <w:r>
         <w:rPr>
           <w:rFonts w:hint="eastAsia" w:ascii="PingFang SC" w:hAnsi="PingFang SC" w:eastAsia="PingFang SC" w:cs="PingFang SC"/>
@@ -27785,7 +30334,7 @@
         </w:rPr>
         <w:t>11.2 发布流程</w:t>
       </w:r>
-      <w:bookmarkEnd w:id="51"/>
+      <w:bookmarkEnd w:id="53"/>
     </w:p>
     <w:p>
       <w:pPr>
@@ -28502,7 +31051,7 @@
           <w:szCs w:val="32"/>
         </w:rPr>
       </w:pPr>
-      <w:bookmarkStart w:id="52" w:name="section-11-3"/>
+      <w:bookmarkStart w:id="54" w:name="section-11-3"/>
       <w:r>
         <w:rPr>
           <w:rFonts w:hint="eastAsia" w:ascii="PingFang SC" w:hAnsi="PingFang SC" w:eastAsia="PingFang SC" w:cs="PingFang SC"/>
@@ -28512,7 +31061,7 @@
         </w:rPr>
         <w:t>11.3 排障要点</w:t>
       </w:r>
-      <w:bookmarkEnd w:id="52"/>
+      <w:bookmarkEnd w:id="54"/>
     </w:p>
     <w:p>
       <w:pPr>
@@ -28693,105 +31242,104 @@
     </w:pPrDefault>
   </w:docDefaults>
   <w:latentStyles w:defLockedState="0" w:defUIPriority="99" w:defSemiHidden="0" w:defUnhideWhenUsed="0" w:defQFormat="0" w:count="88">
+    <w:lsdException w:name="index 4" w:semiHidden="1" w:unhideWhenUsed="1"/>
+    <w:lsdException w:name="toc 2" w:uiPriority="39" w:semiHidden="1" w:unhideWhenUsed="1"/>
+    <w:lsdException w:name="toc 5" w:uiPriority="39" w:semiHidden="1" w:unhideWhenUsed="1"/>
+    <w:lsdException w:name="heading 7" w:uiPriority="9" w:semiHidden="1" w:unhideWhenUsed="1" w:qFormat="1"/>
+    <w:lsdException w:name="Default Paragraph Font" w:uiPriority="1" w:semiHidden="1" w:unhideWhenUsed="1"/>
     <w:lsdException w:name="heading 1" w:uiPriority="9" w:qFormat="1"/>
+    <w:lsdException w:name="toa heading" w:semiHidden="1" w:unhideWhenUsed="1"/>
+    <w:lsdException w:name="Body Text Indent 2" w:semiHidden="1" w:unhideWhenUsed="1"/>
+    <w:lsdException w:name="Body Text First Indent" w:semiHidden="1" w:unhideWhenUsed="1"/>
+    <w:lsdException w:name="Body Text" w:semiHidden="1" w:unhideWhenUsed="1"/>
+    <w:lsdException w:name="envelope address" w:semiHidden="1" w:unhideWhenUsed="1"/>
+    <w:lsdException w:name="toc 7" w:uiPriority="39" w:semiHidden="1" w:unhideWhenUsed="1"/>
+    <w:lsdException w:name="List Continue 3" w:semiHidden="1" w:unhideWhenUsed="1"/>
+    <w:lsdException w:name="List" w:semiHidden="1" w:unhideWhenUsed="1"/>
+    <w:lsdException w:name="Body Text Indent 3" w:semiHidden="1" w:unhideWhenUsed="1"/>
+    <w:lsdException w:name="List 4" w:semiHidden="1" w:unhideWhenUsed="1"/>
     <w:lsdException w:name="Signature" w:semiHidden="1" w:unhideWhenUsed="1"/>
+    <w:lsdException w:name="Hyperlink" w:semiHidden="1" w:unhideWhenUsed="1"/>
+    <w:lsdException w:name="List Number 3" w:semiHidden="1" w:unhideWhenUsed="1"/>
+    <w:lsdException w:name="List 2" w:semiHidden="1" w:unhideWhenUsed="1"/>
+    <w:lsdException w:name="table of figures" w:semiHidden="1" w:unhideWhenUsed="1"/>
+    <w:lsdException w:name="List Bullet 5" w:semiHidden="1" w:unhideWhenUsed="1"/>
+    <w:lsdException w:name="index 2" w:semiHidden="1" w:unhideWhenUsed="1"/>
+    <w:lsdException w:name="index heading" w:semiHidden="1" w:unhideWhenUsed="1"/>
+    <w:lsdException w:name="heading 9" w:uiPriority="9" w:semiHidden="1" w:unhideWhenUsed="1" w:qFormat="1"/>
+    <w:lsdException w:name="index 6" w:semiHidden="1" w:unhideWhenUsed="1"/>
+    <w:lsdException w:name="heading 3" w:uiPriority="9" w:semiHidden="1" w:unhideWhenUsed="1" w:qFormat="1"/>
+    <w:lsdException w:name="Message Header" w:semiHidden="1" w:unhideWhenUsed="1"/>
     <w:lsdException w:name="toc 1" w:uiPriority="39" w:semiHidden="1" w:unhideWhenUsed="1"/>
+    <w:lsdException w:name="Closing" w:semiHidden="1" w:unhideWhenUsed="1"/>
+    <w:lsdException w:name="toc 8" w:uiPriority="39" w:semiHidden="1" w:unhideWhenUsed="1"/>
+    <w:lsdException w:name="Normal Indent" w:semiHidden="1" w:unhideWhenUsed="1"/>
+    <w:lsdException w:name="Strong" w:uiPriority="22" w:qFormat="1"/>
+    <w:lsdException w:name="index 3" w:semiHidden="1" w:unhideWhenUsed="1"/>
+    <w:lsdException w:name="heading 4" w:uiPriority="9" w:semiHidden="1" w:unhideWhenUsed="1" w:qFormat="1"/>
+    <w:lsdException w:name="footnote text" w:semiHidden="1" w:unhideWhenUsed="1"/>
+    <w:lsdException w:name="List 3" w:semiHidden="1" w:unhideWhenUsed="1"/>
+    <w:lsdException w:name="List Continue 4" w:semiHidden="1" w:unhideWhenUsed="1"/>
+    <w:lsdException w:name="toc 4" w:uiPriority="39" w:semiHidden="1" w:unhideWhenUsed="1"/>
+    <w:lsdException w:name="List Continue" w:semiHidden="1" w:unhideWhenUsed="1"/>
+    <w:lsdException w:name="macro" w:semiHidden="1" w:unhideWhenUsed="1"/>
+    <w:lsdException w:name="Block Text" w:semiHidden="1" w:unhideWhenUsed="1"/>
+    <w:lsdException w:name="footer" w:semiHidden="1" w:unhideWhenUsed="1"/>
+    <w:lsdException w:name="Body Text 3" w:semiHidden="1" w:unhideWhenUsed="1"/>
+    <w:lsdException w:name="endnote text" w:semiHidden="1" w:unhideWhenUsed="1"/>
+    <w:lsdException w:name="index 5" w:semiHidden="1" w:unhideWhenUsed="1"/>
+    <w:lsdException w:name="heading 8" w:uiPriority="9" w:semiHidden="1" w:unhideWhenUsed="1" w:qFormat="1"/>
+    <w:lsdException w:name="List 5" w:semiHidden="1" w:unhideWhenUsed="1"/>
+    <w:lsdException w:name="Subtitle" w:uiPriority="11" w:qFormat="1"/>
+    <w:lsdException w:name="List Number" w:semiHidden="1" w:unhideWhenUsed="1"/>
+    <w:lsdException w:name="annotation reference" w:semiHidden="1" w:unhideWhenUsed="1"/>
+    <w:lsdException w:name="heading 5" w:uiPriority="9" w:semiHidden="1" w:unhideWhenUsed="1" w:qFormat="1"/>
+    <w:lsdException w:name="envelope return" w:semiHidden="1" w:unhideWhenUsed="1"/>
+    <w:lsdException w:name="index 8" w:semiHidden="1" w:unhideWhenUsed="1"/>
+    <w:lsdException w:name="index 9" w:semiHidden="1" w:unhideWhenUsed="1"/>
+    <w:lsdException w:name="List Number 2" w:semiHidden="1" w:unhideWhenUsed="1"/>
+    <w:lsdException w:name="caption" w:uiPriority="35" w:semiHidden="1" w:unhideWhenUsed="1" w:qFormat="1"/>
+    <w:lsdException w:name="Title" w:uiPriority="10" w:qFormat="1"/>
+    <w:lsdException w:name="Normal" w:uiPriority="0" w:qFormat="1"/>
+    <w:lsdException w:name="List Number 5" w:semiHidden="1" w:unhideWhenUsed="1"/>
+    <w:lsdException w:name="footnote reference" w:semiHidden="1" w:unhideWhenUsed="1"/>
+    <w:lsdException w:name="Salutation" w:semiHidden="1" w:unhideWhenUsed="1"/>
+    <w:lsdException w:name="toc 9" w:uiPriority="39" w:semiHidden="1" w:unhideWhenUsed="1"/>
+    <w:lsdException w:name="Body Text Indent" w:semiHidden="1" w:unhideWhenUsed="1"/>
+    <w:lsdException w:name="line number" w:semiHidden="1" w:unhideWhenUsed="1"/>
+    <w:lsdException w:name="Body Text 2" w:semiHidden="1" w:unhideWhenUsed="1"/>
+    <w:lsdException w:name="List Bullet 2" w:semiHidden="1" w:unhideWhenUsed="1"/>
+    <w:lsdException w:name="List Continue 2" w:semiHidden="1" w:unhideWhenUsed="1"/>
+    <w:lsdException w:name="header" w:semiHidden="1" w:unhideWhenUsed="1"/>
+    <w:lsdException w:name="Body Text First Indent 2" w:semiHidden="1" w:unhideWhenUsed="1"/>
+    <w:lsdException w:name="toc 6" w:uiPriority="39" w:semiHidden="1" w:unhideWhenUsed="1"/>
+    <w:lsdException w:name="List Continue 5" w:semiHidden="1" w:unhideWhenUsed="1"/>
+    <w:lsdException w:name="page number" w:semiHidden="1" w:unhideWhenUsed="1"/>
     <w:lsdException w:name="endnote reference" w:semiHidden="1" w:unhideWhenUsed="1"/>
-    <w:lsdException w:name="Strong" w:uiPriority="22" w:qFormat="1"/>
-    <w:lsdException w:name="List 4" w:semiHidden="1" w:unhideWhenUsed="1"/>
-    <w:lsdException w:name="List 5" w:semiHidden="1" w:unhideWhenUsed="1"/>
-    <w:lsdException w:name="index 6" w:semiHidden="1" w:unhideWhenUsed="1"/>
-    <w:lsdException w:name="toc 4" w:uiPriority="39" w:semiHidden="1" w:unhideWhenUsed="1"/>
+    <w:lsdException w:name="Note Heading" w:semiHidden="1" w:unhideWhenUsed="1"/>
+    <w:lsdException w:name="List Bullet 3" w:semiHidden="1" w:unhideWhenUsed="1"/>
+    <w:lsdException w:name="table of authorities" w:semiHidden="1" w:unhideWhenUsed="1"/>
+    <w:lsdException w:name="FollowedHyperlink" w:semiHidden="1" w:unhideWhenUsed="1"/>
+    <w:lsdException w:name="index 7" w:semiHidden="1" w:unhideWhenUsed="1"/>
+    <w:lsdException w:name="toc 3" w:uiPriority="39" w:semiHidden="1" w:unhideWhenUsed="1"/>
+    <w:lsdException w:name="List Number 4" w:semiHidden="1" w:unhideWhenUsed="1"/>
+    <w:lsdException w:name="Date" w:semiHidden="1" w:unhideWhenUsed="1"/>
+    <w:lsdException w:name="List Bullet" w:semiHidden="1" w:unhideWhenUsed="1"/>
+    <w:lsdException w:name="index 1" w:semiHidden="1" w:unhideWhenUsed="1"/>
+    <w:lsdException w:name="heading 2" w:uiPriority="9" w:semiHidden="1" w:unhideWhenUsed="1" w:qFormat="1"/>
+    <w:lsdException w:name="heading 6" w:uiPriority="9" w:semiHidden="1" w:unhideWhenUsed="1" w:qFormat="1"/>
     <w:lsdException w:name="annotation text" w:semiHidden="1" w:unhideWhenUsed="1"/>
-    <w:lsdException w:name="Hyperlink" w:semiHidden="1" w:unhideWhenUsed="1"/>
-    <w:lsdException w:name="Body Text 2" w:semiHidden="1" w:unhideWhenUsed="1"/>
-    <w:lsdException w:name="Body Text Indent 3" w:semiHidden="1" w:unhideWhenUsed="1"/>
-    <w:lsdException w:name="List 2" w:semiHidden="1" w:unhideWhenUsed="1"/>
-    <w:lsdException w:name="table of authorities" w:semiHidden="1" w:unhideWhenUsed="1"/>
-    <w:lsdException w:name="envelope address" w:semiHidden="1" w:unhideWhenUsed="1"/>
-    <w:lsdException w:name="Body Text Indent" w:semiHidden="1" w:unhideWhenUsed="1"/>
-    <w:lsdException w:name="toc 8" w:uiPriority="39" w:semiHidden="1" w:unhideWhenUsed="1"/>
-    <w:lsdException w:name="heading 5" w:uiPriority="9" w:semiHidden="1" w:unhideWhenUsed="1" w:qFormat="1"/>
-    <w:lsdException w:name="FollowedHyperlink" w:semiHidden="1" w:unhideWhenUsed="1"/>
-    <w:lsdException w:name="List Bullet 3" w:semiHidden="1" w:unhideWhenUsed="1"/>
-    <w:lsdException w:name="toc 5" w:uiPriority="39" w:semiHidden="1" w:unhideWhenUsed="1"/>
-    <w:lsdException w:name="heading 6" w:uiPriority="9" w:semiHidden="1" w:unhideWhenUsed="1" w:qFormat="1"/>
-    <w:lsdException w:name="footnote text" w:semiHidden="1" w:unhideWhenUsed="1"/>
-    <w:lsdException w:name="List Number 3" w:semiHidden="1" w:unhideWhenUsed="1"/>
-    <w:lsdException w:name="footnote reference" w:semiHidden="1" w:unhideWhenUsed="1"/>
-    <w:lsdException w:name="Body Text 3" w:semiHidden="1" w:unhideWhenUsed="1"/>
-    <w:lsdException w:name="Title" w:uiPriority="10" w:qFormat="1"/>
-    <w:lsdException w:name="heading 4" w:uiPriority="9" w:semiHidden="1" w:unhideWhenUsed="1" w:qFormat="1"/>
-    <w:lsdException w:name="heading 9" w:uiPriority="9" w:semiHidden="1" w:unhideWhenUsed="1" w:qFormat="1"/>
-    <w:lsdException w:name="List 3" w:semiHidden="1" w:unhideWhenUsed="1"/>
-    <w:lsdException w:name="endnote text" w:semiHidden="1" w:unhideWhenUsed="1"/>
-    <w:lsdException w:name="index 9" w:semiHidden="1" w:unhideWhenUsed="1"/>
-    <w:lsdException w:name="List Continue" w:semiHidden="1" w:unhideWhenUsed="1"/>
     <w:lsdException w:name="List Bullet 4" w:semiHidden="1" w:unhideWhenUsed="1"/>
-    <w:lsdException w:name="Closing" w:semiHidden="1" w:unhideWhenUsed="1"/>
-    <w:lsdException w:name="toa heading" w:semiHidden="1" w:unhideWhenUsed="1"/>
-    <w:lsdException w:name="index 5" w:semiHidden="1" w:unhideWhenUsed="1"/>
-    <w:lsdException w:name="index 7" w:semiHidden="1" w:unhideWhenUsed="1"/>
-    <w:lsdException w:name="List Bullet 2" w:semiHidden="1" w:unhideWhenUsed="1"/>
-    <w:lsdException w:name="Message Header" w:semiHidden="1" w:unhideWhenUsed="1"/>
-    <w:lsdException w:name="Body Text First Indent 2" w:semiHidden="1" w:unhideWhenUsed="1"/>
-    <w:lsdException w:name="List Continue 3" w:semiHidden="1" w:unhideWhenUsed="1"/>
-    <w:lsdException w:name="heading 8" w:uiPriority="9" w:semiHidden="1" w:unhideWhenUsed="1" w:qFormat="1"/>
-    <w:lsdException w:name="toc 9" w:uiPriority="39" w:semiHidden="1" w:unhideWhenUsed="1"/>
-    <w:lsdException w:name="List Bullet 5" w:semiHidden="1" w:unhideWhenUsed="1"/>
-    <w:lsdException w:name="macro" w:semiHidden="1" w:unhideWhenUsed="1"/>
-    <w:lsdException w:name="index 1" w:semiHidden="1" w:unhideWhenUsed="1"/>
-    <w:lsdException w:name="heading 7" w:uiPriority="9" w:semiHidden="1" w:unhideWhenUsed="1" w:qFormat="1"/>
-    <w:lsdException w:name="List Number 2" w:semiHidden="1" w:unhideWhenUsed="1"/>
-    <w:lsdException w:name="annotation reference" w:semiHidden="1" w:unhideWhenUsed="1"/>
-    <w:lsdException w:name="Default Paragraph Font" w:uiPriority="1" w:semiHidden="1" w:unhideWhenUsed="1"/>
-    <w:lsdException w:name="Body Text Indent 2" w:semiHidden="1" w:unhideWhenUsed="1"/>
-    <w:lsdException w:name="index 3" w:semiHidden="1" w:unhideWhenUsed="1"/>
-    <w:lsdException w:name="Body Text" w:semiHidden="1" w:unhideWhenUsed="1"/>
-    <w:lsdException w:name="Block Text" w:semiHidden="1" w:unhideWhenUsed="1"/>
-    <w:lsdException w:name="toc 3" w:uiPriority="39" w:semiHidden="1" w:unhideWhenUsed="1"/>
-    <w:lsdException w:name="footer" w:semiHidden="1" w:unhideWhenUsed="1"/>
-    <w:lsdException w:name="toc 7" w:uiPriority="39" w:semiHidden="1" w:unhideWhenUsed="1"/>
-    <w:lsdException w:name="List Number 4" w:semiHidden="1" w:unhideWhenUsed="1"/>
-    <w:lsdException w:name="line number" w:semiHidden="1" w:unhideWhenUsed="1"/>
-    <w:lsdException w:name="List" w:semiHidden="1" w:unhideWhenUsed="1"/>
-    <w:lsdException w:name="heading 3" w:uiPriority="9" w:semiHidden="1" w:unhideWhenUsed="1" w:qFormat="1"/>
-    <w:lsdException w:name="toc 6" w:uiPriority="39" w:semiHidden="1" w:unhideWhenUsed="1"/>
-    <w:lsdException w:name="header" w:semiHidden="1" w:unhideWhenUsed="1"/>
-    <w:lsdException w:name="Normal" w:uiPriority="0" w:qFormat="1"/>
-    <w:lsdException w:name="Body Text First Indent" w:semiHidden="1" w:unhideWhenUsed="1"/>
-    <w:lsdException w:name="index 2" w:semiHidden="1" w:unhideWhenUsed="1"/>
-    <w:lsdException w:name="Note Heading" w:semiHidden="1" w:unhideWhenUsed="1"/>
-    <w:lsdException w:name="List Bullet" w:semiHidden="1" w:unhideWhenUsed="1"/>
-    <w:lsdException w:name="Normal Indent" w:semiHidden="1" w:unhideWhenUsed="1"/>
-    <w:lsdException w:name="index 4" w:semiHidden="1" w:unhideWhenUsed="1"/>
-    <w:lsdException w:name="List Number 5" w:semiHidden="1" w:unhideWhenUsed="1"/>
-    <w:lsdException w:name="List Number" w:semiHidden="1" w:unhideWhenUsed="1"/>
-    <w:lsdException w:name="List Continue 2" w:semiHidden="1" w:unhideWhenUsed="1"/>
-    <w:lsdException w:name="caption" w:uiPriority="35" w:semiHidden="1" w:unhideWhenUsed="1" w:qFormat="1"/>
-    <w:lsdException w:name="List Continue 5" w:semiHidden="1" w:unhideWhenUsed="1"/>
-    <w:lsdException w:name="envelope return" w:semiHidden="1" w:unhideWhenUsed="1"/>
-    <w:lsdException w:name="Date" w:semiHidden="1" w:unhideWhenUsed="1"/>
-    <w:lsdException w:name="List Continue 4" w:semiHidden="1" w:unhideWhenUsed="1"/>
-    <w:lsdException w:name="toc 2" w:uiPriority="39" w:semiHidden="1" w:unhideWhenUsed="1"/>
-    <w:lsdException w:name="heading 2" w:uiPriority="9" w:semiHidden="1" w:unhideWhenUsed="1" w:qFormat="1"/>
-    <w:lsdException w:name="Subtitle" w:uiPriority="11" w:qFormat="1"/>
-    <w:lsdException w:name="index 8" w:semiHidden="1" w:unhideWhenUsed="1"/>
-    <w:lsdException w:name="index heading" w:semiHidden="1" w:unhideWhenUsed="1"/>
-    <w:lsdException w:name="page number" w:semiHidden="1" w:unhideWhenUsed="1"/>
-    <w:lsdException w:name="table of figures" w:semiHidden="1" w:unhideWhenUsed="1"/>
-    <w:lsdException w:name="Salutation" w:semiHidden="1" w:unhideWhenUsed="1"/>
   </w:latentStyles>
-  <w:style w:type="paragraph" w:styleId="000003">
-    <w:name w:val="toc 2"/>
+  <w:style w:type="paragraph" w:styleId="000002">
+    <w:name w:val="toc 1"/>
     <w:basedOn w:val="Normal"/>
     <w:qFormat w:val="1"/>
     <w:pPr>
       <w:tabs>
         <w:tab w:val="right" w:leader="dot" w:pos="9072"/>
       </w:tabs>
-      <w:spacing w:after="60" w:line="360"/>
-      <w:ind w:left="420"/>
+      <w:spacing w:before="120" w:after="120" w:line="360"/>
     </w:pPr>
     <w:rPr>
       <w:rFonts w:ascii="SimSun" w:hAnsi="SimSun" w:eastAsia="SimSun" w:cs="SimSun"/>
@@ -28817,15 +31365,16 @@
       <w:szCs w:val="32"/>
     </w:rPr>
   </w:style>
-  <w:style w:type="paragraph" w:styleId="000002">
-    <w:name w:val="toc 1"/>
+  <w:style w:type="paragraph" w:styleId="000003">
+    <w:name w:val="toc 2"/>
     <w:basedOn w:val="Normal"/>
     <w:qFormat w:val="1"/>
     <w:pPr>
       <w:tabs>
         <w:tab w:val="right" w:leader="dot" w:pos="9072"/>
       </w:tabs>
-      <w:spacing w:before="120" w:after="120" w:line="360"/>
+      <w:spacing w:after="60" w:line="360"/>
+      <w:ind w:left="420"/>
     </w:pPr>
     <w:rPr>
       <w:rFonts w:ascii="SimSun" w:hAnsi="SimSun" w:eastAsia="SimSun" w:cs="SimSun"/>
@@ -28849,6 +31398,24 @@
       <w:b w:val="1"/>
       <w:sz w:val="26"/>
       <w:szCs w:val="26"/>
+    </w:rPr>
+  </w:style>
+  <w:style w:type="paragraph" w:styleId="000006">
+    <w:name w:val="heading 3"/>
+    <w:basedOn w:val="Normal"/>
+    <w:next w:val="Normal"/>
+    <w:uiPriority w:val="9"/>
+    <w:qFormat w:val="1"/>
+    <w:pPr>
+      <w:keepNext w:val="1"/>
+      <w:keepLines w:val="1"/>
+      <w:spacing w:before="180" w:after="80"/>
+      <w:outlineLvl w:val="2"/>
+    </w:pPr>
+    <w:rPr>
+      <w:b w:val="1"/>
+      <w:sz w:val="24"/>
+      <w:szCs w:val="24"/>
     </w:rPr>
   </w:style>
 </w:styles>

--- a/docs/交付/产品技术文档.docx
+++ b/docs/交付/产品技术文档.docx
@@ -5681,7 +5681,7 @@
                 <w:color w:val="1f2937"/>
                 <w:sz w:val="18"/>
               </w:rPr>
-              <w:t>41 个</w:t>
+              <w:t>45 个</w:t>
             </w:r>
           </w:p>
         </w:tc>
@@ -27521,7 +27521,7 @@
                 <w:color w:val="1f2937"/>
                 <w:sz w:val="18"/>
               </w:rPr>
-              <w:t>41 个产物全部 200</w:t>
+              <w:t>45 个产物全部 200</w:t>
             </w:r>
           </w:p>
         </w:tc>
@@ -31242,129 +31242,95 @@
     </w:pPrDefault>
   </w:docDefaults>
   <w:latentStyles w:defLockedState="0" w:defUIPriority="99" w:defSemiHidden="0" w:defUnhideWhenUsed="0" w:defQFormat="0" w:count="88">
-    <w:lsdException w:name="index 4" w:semiHidden="1" w:unhideWhenUsed="1"/>
-    <w:lsdException w:name="toc 2" w:uiPriority="39" w:semiHidden="1" w:unhideWhenUsed="1"/>
-    <w:lsdException w:name="toc 5" w:uiPriority="39" w:semiHidden="1" w:unhideWhenUsed="1"/>
-    <w:lsdException w:name="heading 7" w:uiPriority="9" w:semiHidden="1" w:unhideWhenUsed="1" w:qFormat="1"/>
-    <w:lsdException w:name="Default Paragraph Font" w:uiPriority="1" w:semiHidden="1" w:unhideWhenUsed="1"/>
-    <w:lsdException w:name="heading 1" w:uiPriority="9" w:qFormat="1"/>
-    <w:lsdException w:name="toa heading" w:semiHidden="1" w:unhideWhenUsed="1"/>
+    <w:lsdException w:name="Hyperlink" w:semiHidden="1" w:unhideWhenUsed="1"/>
     <w:lsdException w:name="Body Text Indent 2" w:semiHidden="1" w:unhideWhenUsed="1"/>
-    <w:lsdException w:name="Body Text First Indent" w:semiHidden="1" w:unhideWhenUsed="1"/>
+    <w:lsdException w:name="page number" w:semiHidden="1" w:unhideWhenUsed="1"/>
+    <w:lsdException w:name="endnote reference" w:semiHidden="1" w:unhideWhenUsed="1"/>
     <w:lsdException w:name="Body Text" w:semiHidden="1" w:unhideWhenUsed="1"/>
-    <w:lsdException w:name="envelope address" w:semiHidden="1" w:unhideWhenUsed="1"/>
-    <w:lsdException w:name="toc 7" w:uiPriority="39" w:semiHidden="1" w:unhideWhenUsed="1"/>
-    <w:lsdException w:name="List Continue 3" w:semiHidden="1" w:unhideWhenUsed="1"/>
-    <w:lsdException w:name="List" w:semiHidden="1" w:unhideWhenUsed="1"/>
-    <w:lsdException w:name="Body Text Indent 3" w:semiHidden="1" w:unhideWhenUsed="1"/>
-    <w:lsdException w:name="List 4" w:semiHidden="1" w:unhideWhenUsed="1"/>
+    <w:lsdException w:name="endnote text" w:semiHidden="1" w:unhideWhenUsed="1"/>
+    <w:lsdException w:name="List 2" w:semiHidden="1" w:unhideWhenUsed="1"/>
+    <w:lsdException w:name="index 2" w:semiHidden="1" w:unhideWhenUsed="1"/>
+    <w:lsdException w:name="Body Text 2" w:semiHidden="1" w:unhideWhenUsed="1"/>
     <w:lsdException w:name="Signature" w:semiHidden="1" w:unhideWhenUsed="1"/>
-    <w:lsdException w:name="Hyperlink" w:semiHidden="1" w:unhideWhenUsed="1"/>
-    <w:lsdException w:name="List Number 3" w:semiHidden="1" w:unhideWhenUsed="1"/>
-    <w:lsdException w:name="List 2" w:semiHidden="1" w:unhideWhenUsed="1"/>
-    <w:lsdException w:name="table of figures" w:semiHidden="1" w:unhideWhenUsed="1"/>
-    <w:lsdException w:name="List Bullet 5" w:semiHidden="1" w:unhideWhenUsed="1"/>
-    <w:lsdException w:name="index 2" w:semiHidden="1" w:unhideWhenUsed="1"/>
-    <w:lsdException w:name="index heading" w:semiHidden="1" w:unhideWhenUsed="1"/>
-    <w:lsdException w:name="heading 9" w:uiPriority="9" w:semiHidden="1" w:unhideWhenUsed="1" w:qFormat="1"/>
-    <w:lsdException w:name="index 6" w:semiHidden="1" w:unhideWhenUsed="1"/>
-    <w:lsdException w:name="heading 3" w:uiPriority="9" w:semiHidden="1" w:unhideWhenUsed="1" w:qFormat="1"/>
+    <w:lsdException w:name="line number" w:semiHidden="1" w:unhideWhenUsed="1"/>
     <w:lsdException w:name="Message Header" w:semiHidden="1" w:unhideWhenUsed="1"/>
-    <w:lsdException w:name="toc 1" w:uiPriority="39" w:semiHidden="1" w:unhideWhenUsed="1"/>
-    <w:lsdException w:name="Closing" w:semiHidden="1" w:unhideWhenUsed="1"/>
-    <w:lsdException w:name="toc 8" w:uiPriority="39" w:semiHidden="1" w:unhideWhenUsed="1"/>
-    <w:lsdException w:name="Normal Indent" w:semiHidden="1" w:unhideWhenUsed="1"/>
-    <w:lsdException w:name="Strong" w:uiPriority="22" w:qFormat="1"/>
-    <w:lsdException w:name="index 3" w:semiHidden="1" w:unhideWhenUsed="1"/>
-    <w:lsdException w:name="heading 4" w:uiPriority="9" w:semiHidden="1" w:unhideWhenUsed="1" w:qFormat="1"/>
-    <w:lsdException w:name="footnote text" w:semiHidden="1" w:unhideWhenUsed="1"/>
-    <w:lsdException w:name="List 3" w:semiHidden="1" w:unhideWhenUsed="1"/>
-    <w:lsdException w:name="List Continue 4" w:semiHidden="1" w:unhideWhenUsed="1"/>
-    <w:lsdException w:name="toc 4" w:uiPriority="39" w:semiHidden="1" w:unhideWhenUsed="1"/>
-    <w:lsdException w:name="List Continue" w:semiHidden="1" w:unhideWhenUsed="1"/>
-    <w:lsdException w:name="macro" w:semiHidden="1" w:unhideWhenUsed="1"/>
+    <w:lsdException w:name="List Bullet" w:semiHidden="1" w:unhideWhenUsed="1"/>
     <w:lsdException w:name="Block Text" w:semiHidden="1" w:unhideWhenUsed="1"/>
     <w:lsdException w:name="footer" w:semiHidden="1" w:unhideWhenUsed="1"/>
+    <w:lsdException w:name="List" w:semiHidden="1" w:unhideWhenUsed="1"/>
+    <w:lsdException w:name="toc 4" w:uiPriority="39" w:semiHidden="1" w:unhideWhenUsed="1"/>
+    <w:lsdException w:name="List Number 3" w:semiHidden="1" w:unhideWhenUsed="1"/>
+    <w:lsdException w:name="Body Text Indent 3" w:semiHidden="1" w:unhideWhenUsed="1"/>
+    <w:lsdException w:name="annotation text" w:semiHidden="1" w:unhideWhenUsed="1"/>
+    <w:lsdException w:name="macro" w:semiHidden="1" w:unhideWhenUsed="1"/>
+    <w:lsdException w:name="List Continue 2" w:semiHidden="1" w:unhideWhenUsed="1"/>
+    <w:lsdException w:name="index 9" w:semiHidden="1" w:unhideWhenUsed="1"/>
+    <w:lsdException w:name="List Continue" w:semiHidden="1" w:unhideWhenUsed="1"/>
+    <w:lsdException w:name="toc 3" w:uiPriority="39" w:semiHidden="1" w:unhideWhenUsed="1"/>
+    <w:lsdException w:name="Title" w:uiPriority="10" w:qFormat="1"/>
+    <w:lsdException w:name="Body Text First Indent" w:semiHidden="1" w:unhideWhenUsed="1"/>
+    <w:lsdException w:name="header" w:semiHidden="1" w:unhideWhenUsed="1"/>
+    <w:lsdException w:name="toc 8" w:uiPriority="39" w:semiHidden="1" w:unhideWhenUsed="1"/>
+    <w:lsdException w:name="List Bullet 3" w:semiHidden="1" w:unhideWhenUsed="1"/>
+    <w:lsdException w:name="List 5" w:semiHidden="1" w:unhideWhenUsed="1"/>
+    <w:lsdException w:name="List Bullet 2" w:semiHidden="1" w:unhideWhenUsed="1"/>
+    <w:lsdException w:name="table of authorities" w:semiHidden="1" w:unhideWhenUsed="1"/>
+    <w:lsdException w:name="List Number" w:semiHidden="1" w:unhideWhenUsed="1"/>
+    <w:lsdException w:name="toc 5" w:uiPriority="39" w:semiHidden="1" w:unhideWhenUsed="1"/>
+    <w:lsdException w:name="List Continue 4" w:semiHidden="1" w:unhideWhenUsed="1"/>
+    <w:lsdException w:name="List Continue 3" w:semiHidden="1" w:unhideWhenUsed="1"/>
+    <w:lsdException w:name="index 6" w:semiHidden="1" w:unhideWhenUsed="1"/>
+    <w:lsdException w:name="footnote reference" w:semiHidden="1" w:unhideWhenUsed="1"/>
+    <w:lsdException w:name="Normal" w:uiPriority="0" w:qFormat="1"/>
+    <w:lsdException w:name="index 8" w:semiHidden="1" w:unhideWhenUsed="1"/>
+    <w:lsdException w:name="Closing" w:semiHidden="1" w:unhideWhenUsed="1"/>
+    <w:lsdException w:name="List Bullet 5" w:semiHidden="1" w:unhideWhenUsed="1"/>
+    <w:lsdException w:name="Note Heading" w:semiHidden="1" w:unhideWhenUsed="1"/>
+    <w:lsdException w:name="heading 5" w:uiPriority="9" w:semiHidden="1" w:unhideWhenUsed="1" w:qFormat="1"/>
+    <w:lsdException w:name="List Number 4" w:semiHidden="1" w:unhideWhenUsed="1"/>
+    <w:lsdException w:name="FollowedHyperlink" w:semiHidden="1" w:unhideWhenUsed="1"/>
+    <w:lsdException w:name="List 3" w:semiHidden="1" w:unhideWhenUsed="1"/>
     <w:lsdException w:name="Body Text 3" w:semiHidden="1" w:unhideWhenUsed="1"/>
-    <w:lsdException w:name="endnote text" w:semiHidden="1" w:unhideWhenUsed="1"/>
+    <w:lsdException w:name="List Continue 5" w:semiHidden="1" w:unhideWhenUsed="1"/>
+    <w:lsdException w:name="Strong" w:uiPriority="22" w:qFormat="1"/>
+    <w:lsdException w:name="Default Paragraph Font" w:uiPriority="1" w:semiHidden="1" w:unhideWhenUsed="1"/>
+    <w:lsdException w:name="heading 3" w:uiPriority="9" w:semiHidden="1" w:unhideWhenUsed="1" w:qFormat="1"/>
+    <w:lsdException w:name="annotation reference" w:semiHidden="1" w:unhideWhenUsed="1"/>
+    <w:lsdException w:name="List Number 2" w:semiHidden="1" w:unhideWhenUsed="1"/>
+    <w:lsdException w:name="Body Text Indent" w:semiHidden="1" w:unhideWhenUsed="1"/>
+    <w:lsdException w:name="heading 2" w:uiPriority="9" w:semiHidden="1" w:unhideWhenUsed="1" w:qFormat="1"/>
+    <w:lsdException w:name="heading 7" w:uiPriority="9" w:semiHidden="1" w:unhideWhenUsed="1" w:qFormat="1"/>
+    <w:lsdException w:name="List Bullet 4" w:semiHidden="1" w:unhideWhenUsed="1"/>
     <w:lsdException w:name="index 5" w:semiHidden="1" w:unhideWhenUsed="1"/>
-    <w:lsdException w:name="heading 8" w:uiPriority="9" w:semiHidden="1" w:unhideWhenUsed="1" w:qFormat="1"/>
-    <w:lsdException w:name="List 5" w:semiHidden="1" w:unhideWhenUsed="1"/>
-    <w:lsdException w:name="Subtitle" w:uiPriority="11" w:qFormat="1"/>
-    <w:lsdException w:name="List Number" w:semiHidden="1" w:unhideWhenUsed="1"/>
-    <w:lsdException w:name="annotation reference" w:semiHidden="1" w:unhideWhenUsed="1"/>
-    <w:lsdException w:name="heading 5" w:uiPriority="9" w:semiHidden="1" w:unhideWhenUsed="1" w:qFormat="1"/>
-    <w:lsdException w:name="envelope return" w:semiHidden="1" w:unhideWhenUsed="1"/>
-    <w:lsdException w:name="index 8" w:semiHidden="1" w:unhideWhenUsed="1"/>
-    <w:lsdException w:name="index 9" w:semiHidden="1" w:unhideWhenUsed="1"/>
-    <w:lsdException w:name="List Number 2" w:semiHidden="1" w:unhideWhenUsed="1"/>
-    <w:lsdException w:name="caption" w:uiPriority="35" w:semiHidden="1" w:unhideWhenUsed="1" w:qFormat="1"/>
-    <w:lsdException w:name="Title" w:uiPriority="10" w:qFormat="1"/>
-    <w:lsdException w:name="Normal" w:uiPriority="0" w:qFormat="1"/>
-    <w:lsdException w:name="List Number 5" w:semiHidden="1" w:unhideWhenUsed="1"/>
-    <w:lsdException w:name="footnote reference" w:semiHidden="1" w:unhideWhenUsed="1"/>
+    <w:lsdException w:name="index 1" w:semiHidden="1" w:unhideWhenUsed="1"/>
+    <w:lsdException w:name="index 7" w:semiHidden="1" w:unhideWhenUsed="1"/>
+    <w:lsdException w:name="envelope address" w:semiHidden="1" w:unhideWhenUsed="1"/>
+    <w:lsdException w:name="toc 6" w:uiPriority="39" w:semiHidden="1" w:unhideWhenUsed="1"/>
+    <w:lsdException w:name="index 4" w:semiHidden="1" w:unhideWhenUsed="1"/>
     <w:lsdException w:name="Salutation" w:semiHidden="1" w:unhideWhenUsed="1"/>
     <w:lsdException w:name="toc 9" w:uiPriority="39" w:semiHidden="1" w:unhideWhenUsed="1"/>
-    <w:lsdException w:name="Body Text Indent" w:semiHidden="1" w:unhideWhenUsed="1"/>
-    <w:lsdException w:name="line number" w:semiHidden="1" w:unhideWhenUsed="1"/>
-    <w:lsdException w:name="Body Text 2" w:semiHidden="1" w:unhideWhenUsed="1"/>
-    <w:lsdException w:name="List Bullet 2" w:semiHidden="1" w:unhideWhenUsed="1"/>
-    <w:lsdException w:name="List Continue 2" w:semiHidden="1" w:unhideWhenUsed="1"/>
-    <w:lsdException w:name="header" w:semiHidden="1" w:unhideWhenUsed="1"/>
+    <w:lsdException w:name="toc 1" w:uiPriority="39" w:semiHidden="1" w:unhideWhenUsed="1"/>
+    <w:lsdException w:name="heading 9" w:uiPriority="9" w:semiHidden="1" w:unhideWhenUsed="1" w:qFormat="1"/>
+    <w:lsdException w:name="List 4" w:semiHidden="1" w:unhideWhenUsed="1"/>
+    <w:lsdException w:name="Normal Indent" w:semiHidden="1" w:unhideWhenUsed="1"/>
+    <w:lsdException w:name="toc 7" w:uiPriority="39" w:semiHidden="1" w:unhideWhenUsed="1"/>
+    <w:lsdException w:name="Date" w:semiHidden="1" w:unhideWhenUsed="1"/>
+    <w:lsdException w:name="heading 1" w:uiPriority="9" w:qFormat="1"/>
+    <w:lsdException w:name="heading 4" w:uiPriority="9" w:semiHidden="1" w:unhideWhenUsed="1" w:qFormat="1"/>
+    <w:lsdException w:name="toc 2" w:uiPriority="39" w:semiHidden="1" w:unhideWhenUsed="1"/>
+    <w:lsdException w:name="heading 8" w:uiPriority="9" w:semiHidden="1" w:unhideWhenUsed="1" w:qFormat="1"/>
+    <w:lsdException w:name="List Number 5" w:semiHidden="1" w:unhideWhenUsed="1"/>
+    <w:lsdException w:name="index 3" w:semiHidden="1" w:unhideWhenUsed="1"/>
+    <w:lsdException w:name="index heading" w:semiHidden="1" w:unhideWhenUsed="1"/>
+    <w:lsdException w:name="heading 6" w:uiPriority="9" w:semiHidden="1" w:unhideWhenUsed="1" w:qFormat="1"/>
+    <w:lsdException w:name="Subtitle" w:uiPriority="11" w:qFormat="1"/>
+    <w:lsdException w:name="caption" w:uiPriority="35" w:semiHidden="1" w:unhideWhenUsed="1" w:qFormat="1"/>
+    <w:lsdException w:name="toa heading" w:semiHidden="1" w:unhideWhenUsed="1"/>
+    <w:lsdException w:name="footnote text" w:semiHidden="1" w:unhideWhenUsed="1"/>
     <w:lsdException w:name="Body Text First Indent 2" w:semiHidden="1" w:unhideWhenUsed="1"/>
-    <w:lsdException w:name="toc 6" w:uiPriority="39" w:semiHidden="1" w:unhideWhenUsed="1"/>
-    <w:lsdException w:name="List Continue 5" w:semiHidden="1" w:unhideWhenUsed="1"/>
-    <w:lsdException w:name="page number" w:semiHidden="1" w:unhideWhenUsed="1"/>
-    <w:lsdException w:name="endnote reference" w:semiHidden="1" w:unhideWhenUsed="1"/>
-    <w:lsdException w:name="Note Heading" w:semiHidden="1" w:unhideWhenUsed="1"/>
-    <w:lsdException w:name="List Bullet 3" w:semiHidden="1" w:unhideWhenUsed="1"/>
-    <w:lsdException w:name="table of authorities" w:semiHidden="1" w:unhideWhenUsed="1"/>
-    <w:lsdException w:name="FollowedHyperlink" w:semiHidden="1" w:unhideWhenUsed="1"/>
-    <w:lsdException w:name="index 7" w:semiHidden="1" w:unhideWhenUsed="1"/>
-    <w:lsdException w:name="toc 3" w:uiPriority="39" w:semiHidden="1" w:unhideWhenUsed="1"/>
-    <w:lsdException w:name="List Number 4" w:semiHidden="1" w:unhideWhenUsed="1"/>
-    <w:lsdException w:name="Date" w:semiHidden="1" w:unhideWhenUsed="1"/>
-    <w:lsdException w:name="List Bullet" w:semiHidden="1" w:unhideWhenUsed="1"/>
-    <w:lsdException w:name="index 1" w:semiHidden="1" w:unhideWhenUsed="1"/>
-    <w:lsdException w:name="heading 2" w:uiPriority="9" w:semiHidden="1" w:unhideWhenUsed="1" w:qFormat="1"/>
-    <w:lsdException w:name="heading 6" w:uiPriority="9" w:semiHidden="1" w:unhideWhenUsed="1" w:qFormat="1"/>
-    <w:lsdException w:name="annotation text" w:semiHidden="1" w:unhideWhenUsed="1"/>
-    <w:lsdException w:name="List Bullet 4" w:semiHidden="1" w:unhideWhenUsed="1"/>
+    <w:lsdException w:name="table of figures" w:semiHidden="1" w:unhideWhenUsed="1"/>
+    <w:lsdException w:name="envelope return" w:semiHidden="1" w:unhideWhenUsed="1"/>
   </w:latentStyles>
-  <w:style w:type="paragraph" w:styleId="000002">
-    <w:name w:val="toc 1"/>
-    <w:basedOn w:val="Normal"/>
-    <w:qFormat w:val="1"/>
-    <w:pPr>
-      <w:tabs>
-        <w:tab w:val="right" w:leader="dot" w:pos="9072"/>
-      </w:tabs>
-      <w:spacing w:before="120" w:after="120" w:line="360"/>
-    </w:pPr>
-    <w:rPr>
-      <w:rFonts w:ascii="SimSun" w:hAnsi="SimSun" w:eastAsia="SimSun" w:cs="SimSun"/>
-      <w:sz w:val="24"/>
-      <w:szCs w:val="24"/>
-    </w:rPr>
-  </w:style>
-  <w:style w:type="paragraph" w:styleId="000004">
-    <w:name w:val="heading 1"/>
-    <w:basedOn w:val="Normal"/>
-    <w:next w:val="Normal"/>
-    <w:uiPriority w:val="9"/>
-    <w:qFormat w:val="1"/>
-    <w:pPr>
-      <w:keepNext w:val="1"/>
-      <w:keepLines w:val="1"/>
-      <w:spacing w:before="240" w:after="120"/>
-      <w:outlineLvl w:val="0"/>
-    </w:pPr>
-    <w:rPr>
-      <w:b w:val="1"/>
-      <w:sz w:val="32"/>
-      <w:szCs w:val="32"/>
-    </w:rPr>
-  </w:style>
   <w:style w:type="paragraph" w:styleId="000003">
     <w:name w:val="toc 2"/>
     <w:basedOn w:val="Normal"/>
@@ -31375,6 +31341,22 @@
       </w:tabs>
       <w:spacing w:after="60" w:line="360"/>
       <w:ind w:left="420"/>
+    </w:pPr>
+    <w:rPr>
+      <w:rFonts w:ascii="SimSun" w:hAnsi="SimSun" w:eastAsia="SimSun" w:cs="SimSun"/>
+      <w:sz w:val="24"/>
+      <w:szCs w:val="24"/>
+    </w:rPr>
+  </w:style>
+  <w:style w:type="paragraph" w:styleId="000002">
+    <w:name w:val="toc 1"/>
+    <w:basedOn w:val="Normal"/>
+    <w:qFormat w:val="1"/>
+    <w:pPr>
+      <w:tabs>
+        <w:tab w:val="right" w:leader="dot" w:pos="9072"/>
+      </w:tabs>
+      <w:spacing w:before="120" w:after="120" w:line="360"/>
     </w:pPr>
     <w:rPr>
       <w:rFonts w:ascii="SimSun" w:hAnsi="SimSun" w:eastAsia="SimSun" w:cs="SimSun"/>
@@ -31398,6 +31380,24 @@
       <w:b w:val="1"/>
       <w:sz w:val="26"/>
       <w:szCs w:val="26"/>
+    </w:rPr>
+  </w:style>
+  <w:style w:type="paragraph" w:styleId="000004">
+    <w:name w:val="heading 1"/>
+    <w:basedOn w:val="Normal"/>
+    <w:next w:val="Normal"/>
+    <w:uiPriority w:val="9"/>
+    <w:qFormat w:val="1"/>
+    <w:pPr>
+      <w:keepNext w:val="1"/>
+      <w:keepLines w:val="1"/>
+      <w:spacing w:before="240" w:after="120"/>
+      <w:outlineLvl w:val="0"/>
+    </w:pPr>
+    <w:rPr>
+      <w:b w:val="1"/>
+      <w:sz w:val="32"/>
+      <w:szCs w:val="32"/>
     </w:rPr>
   </w:style>
   <w:style w:type="paragraph" w:styleId="000006">

--- a/docs/交付/产品技术文档.docx
+++ b/docs/交付/产品技术文档.docx
@@ -1780,6 +1780,81 @@
           <w:rFonts w:ascii="Songti SC" w:hAnsi="Songti SC" w:eastAsia="Songti SC" w:cs="Songti SC"/>
         </w:rPr>
         <w:instrText xml:space="preserve"> PAGEREF section-4-6 \h </w:instrText>
+      </w:r>
+      <w:r>
+        <w:rPr>
+          <w:rFonts w:ascii="Songti SC" w:hAnsi="Songti SC" w:eastAsia="Songti SC" w:cs="Songti SC"/>
+        </w:rPr>
+        <w:fldChar w:fldCharType="separate" w:fldLock="0" w:dirty="0"/>
+      </w:r>
+      <w:r>
+        <w:rPr>
+          <w:rFonts w:ascii="Songti SC" w:hAnsi="Songti SC" w:eastAsia="Songti SC" w:cs="Songti SC"/>
+        </w:rPr>
+        <w:t>1</w:t>
+      </w:r>
+      <w:r>
+        <w:rPr>
+          <w:rFonts w:ascii="Songti SC" w:hAnsi="Songti SC" w:eastAsia="Songti SC" w:cs="Songti SC"/>
+        </w:rPr>
+        <w:fldChar w:fldCharType="end" w:fldLock="0" w:dirty="0"/>
+      </w:r>
+    </w:p>
+    <w:p>
+      <w:pPr>
+        <w:pStyle w:val="000003"/>
+        <w:tabs>
+          <w:tab w:val="right" w:leader="dot" w:pos="9072"/>
+        </w:tabs>
+        <w:ind w:left="200"/>
+      </w:pPr>
+      <w:r>
+        <w:rPr>
+          <w:rFonts w:ascii="Songti SC" w:hAnsi="Songti SC" w:eastAsia="Songti SC" w:cs="Songti SC"/>
+        </w:rPr>
+        <w:fldChar w:fldCharType="begin" w:fldLock="0" w:dirty="0"/>
+      </w:r>
+      <w:r>
+        <w:rPr>
+          <w:rFonts w:ascii="Songti SC" w:hAnsi="Songti SC" w:eastAsia="Songti SC" w:cs="Songti SC"/>
+        </w:rPr>
+        <w:instrText xml:space="preserve"> HYPERLINK \l "section-4-7" </w:instrText>
+      </w:r>
+      <w:r>
+        <w:rPr>
+          <w:rFonts w:ascii="Songti SC" w:hAnsi="Songti SC" w:eastAsia="Songti SC" w:cs="Songti SC"/>
+        </w:rPr>
+        <w:fldChar w:fldCharType="separate" w:fldLock="0" w:dirty="0"/>
+      </w:r>
+      <w:r>
+        <w:rPr>
+          <w:rFonts w:hint="eastAsia" w:ascii="Songti SC" w:hAnsi="Songti SC" w:eastAsia="Songti SC" w:cs="Songti SC"/>
+        </w:rPr>
+        <w:t>4.7 证据链与核验指标</w:t>
+      </w:r>
+      <w:r>
+        <w:rPr>
+          <w:rFonts w:ascii="Songti SC" w:hAnsi="Songti SC" w:eastAsia="Songti SC" w:cs="Songti SC"/>
+        </w:rPr>
+        <w:fldChar w:fldCharType="end" w:fldLock="0" w:dirty="0"/>
+      </w:r>
+      <w:r>
+        <w:rPr>
+          <w:rFonts w:ascii="Songti SC" w:hAnsi="Songti SC" w:eastAsia="Songti SC" w:cs="Songti SC"/>
+        </w:rPr>
+        <w:tab/>
+      </w:r>
+      <w:r>
+        <w:rPr>
+          <w:rFonts w:ascii="Songti SC" w:hAnsi="Songti SC" w:eastAsia="Songti SC" w:cs="Songti SC"/>
+        </w:rPr>
+        <w:fldChar w:fldCharType="begin" w:fldLock="0" w:dirty="0"/>
+      </w:r>
+      <w:r>
+        <w:rPr>
+          <w:rFonts w:ascii="Songti SC" w:hAnsi="Songti SC" w:eastAsia="Songti SC" w:cs="Songti SC"/>
+        </w:rPr>
+        <w:instrText xml:space="preserve"> PAGEREF section-4-7 \h </w:instrText>
       </w:r>
       <w:r>
         <w:rPr>
@@ -5366,7 +5441,7 @@
                 <w:color w:val="1f2937"/>
                 <w:sz w:val="18"/>
               </w:rPr>
-              <w:t>13 个</w:t>
+              <w:t>19 个</w:t>
             </w:r>
           </w:p>
         </w:tc>
@@ -5400,7 +5475,7 @@
                 <w:color w:val="1f2937"/>
                 <w:sz w:val="18"/>
               </w:rPr>
-              <w:t>学生端 8 个，教师端 5 个，全部预渲染</w:t>
+              <w:t>学生端 11 个，教师端 8 个，全部预渲染</w:t>
             </w:r>
           </w:p>
         </w:tc>
@@ -5681,7 +5756,7 @@
                 <w:color w:val="1f2937"/>
                 <w:sz w:val="18"/>
               </w:rPr>
-              <w:t>45 个</w:t>
+              <w:t>48 个</w:t>
             </w:r>
           </w:p>
         </w:tc>
@@ -5996,7 +6071,7 @@
                 <w:color w:val="1f2937"/>
                 <w:sz w:val="18"/>
               </w:rPr>
-              <w:t>160 余例</w:t>
+              <w:t>265 例</w:t>
             </w:r>
           </w:p>
         </w:tc>
@@ -6030,7 +6105,7 @@
                 <w:color w:val="1f2937"/>
                 <w:sz w:val="18"/>
               </w:rPr>
-              <w:t>物理域、账号会话、部署脚本三块</w:t>
+              <w:t>物理域 24 个测试文件；账号会话与部署脚本另计</w:t>
             </w:r>
           </w:p>
         </w:tc>
@@ -6101,7 +6176,7 @@
                 <w:color w:val="1f2937"/>
                 <w:sz w:val="18"/>
               </w:rPr>
-              <w:t>25 项</w:t>
+              <w:t>31 项</w:t>
             </w:r>
           </w:p>
         </w:tc>
@@ -8312,7 +8387,7 @@
                 <w:color w:val="1f2937"/>
                 <w:sz w:val="18"/>
               </w:rPr>
-              <w:t>路由静态化，十八个视图预渲染</w:t>
+              <w:t>路由静态化，十九个视图预渲染</w:t>
             </w:r>
           </w:p>
         </w:tc>
@@ -10149,7 +10224,7 @@
                 <w:color w:val="1f2937"/>
                 <w:sz w:val="18"/>
               </w:rPr>
-              <w:t>路由级静态化与接口同仓，十八个视图可预渲染；服务端组件减少首屏依赖。替代方案是纯 SPA，但首屏白屏时间不可接受</w:t>
+              <w:t>路由级静态化与接口同仓，十九个视图可预渲染；服务端组件减少首屏依赖。替代方案是纯 SPA，但首屏白屏时间不可接受</w:t>
             </w:r>
           </w:p>
         </w:tc>
@@ -13117,7 +13192,7 @@
           <w:color w:val="1f2937"/>
           <w:sz w:val="21"/>
         </w:rPr>
-        <w:t>教师端七个视图对应一次完整的治理动作：定位、观察、对照、审核、归档、复核、调整。七个动作之间存在严格的先后关系，导航顺序即是建议顺序，因为后一步的输入来自前一步的结论：先看清谁需要介入，再逐条审核 AI 给出的三诊结论，把分数落进成绩表归档，最后才谈复核与调整。</w:t>
+        <w:t>教师端八个视图对应一次完整的治理动作：定位、观察、对照、审核、归档、核验、复核、调整。八个动作之间存在严格的先后关系，导航顺序即是建议顺序，因为后一步的输入来自前一步的结论：先看清谁需要介入，再逐条审核 AI 给出的三诊结论，把分数落进成绩表归档，最后才谈复核与调整。</w:t>
       </w:r>
     </w:p>
     <w:tbl>
@@ -13777,6 +13852,111 @@
                 <w:sz w:val="18"/>
               </w:rPr>
               <w:t>三阶段十二项能力逐格可改，总分归一化加权，支持导出 CSV</w:t>
+            </w:r>
+          </w:p>
+        </w:tc>
+      </w:tr>
+      <w:tr>
+        <w:trPr/>
+        <w:tc>
+          <w:tcPr>
+            <w:tcW w:w="1495" w:type="dxa"/>
+            <w:tcBorders>
+              <w:top w:val="single" w:color="cfd8e3" w:sz="6"/>
+              <w:left w:val="single" w:color="cfd8e3" w:sz="6"/>
+              <w:bottom w:val="single" w:color="cfd8e3" w:sz="6"/>
+              <w:right w:val="single" w:color="cfd8e3" w:sz="6"/>
+            </w:tcBorders>
+            <w:tcMar>
+              <w:top w:w="105" w:type="dxa"/>
+              <w:left w:w="135" w:type="dxa"/>
+              <w:bottom w:w="105" w:type="dxa"/>
+              <w:right w:w="135" w:type="dxa"/>
+            </w:tcMar>
+            <w:vAlign w:val="top"/>
+          </w:tcPr>
+          <w:p>
+            <w:pPr>
+              <w:jc w:val="left"/>
+              <w:rPr>
+                <w:color w:val="1f2937"/>
+              </w:rPr>
+            </w:pPr>
+            <w:r>
+              <w:rPr>
+                <w:rFonts w:hint="eastAsia" w:ascii="PingFang SC" w:hAnsi="PingFang SC" w:eastAsia="PingFang SC" w:cs="PingFang SC"/>
+                <w:color w:val="1f2937"/>
+                <w:sz w:val="18"/>
+              </w:rPr>
+              <w:t>质量核验</w:t>
+            </w:r>
+          </w:p>
+        </w:tc>
+        <w:tc>
+          <w:tcPr>
+            <w:tcW w:w="1993" w:type="dxa"/>
+            <w:tcBorders>
+              <w:top w:val="single" w:color="cfd8e3" w:sz="6"/>
+              <w:left w:val="single" w:color="cfd8e3" w:sz="6"/>
+              <w:bottom w:val="single" w:color="cfd8e3" w:sz="6"/>
+              <w:right w:val="single" w:color="cfd8e3" w:sz="6"/>
+            </w:tcBorders>
+            <w:tcMar>
+              <w:top w:w="105" w:type="dxa"/>
+              <w:left w:w="135" w:type="dxa"/>
+              <w:bottom w:w="105" w:type="dxa"/>
+              <w:right w:w="135" w:type="dxa"/>
+            </w:tcMar>
+            <w:vAlign w:val="top"/>
+          </w:tcPr>
+          <w:p>
+            <w:pPr>
+              <w:jc w:val="left"/>
+              <w:rPr>
+                <w:color w:val="1f2937"/>
+              </w:rPr>
+            </w:pPr>
+            <w:r>
+              <w:rPr>
+                <w:rFonts w:hint="eastAsia" w:ascii="PingFang SC" w:hAnsi="PingFang SC" w:eastAsia="PingFang SC" w:cs="PingFang SC"/>
+                <w:color w:val="1f2937"/>
+                <w:sz w:val="18"/>
+              </w:rPr>
+              <w:t>这个分凭什么可信</w:t>
+            </w:r>
+          </w:p>
+        </w:tc>
+        <w:tc>
+          <w:tcPr>
+            <w:tcW w:w="4818" w:type="dxa"/>
+            <w:tcBorders>
+              <w:top w:val="single" w:color="cfd8e3" w:sz="6"/>
+              <w:left w:val="single" w:color="cfd8e3" w:sz="6"/>
+              <w:bottom w:val="single" w:color="cfd8e3" w:sz="6"/>
+              <w:right w:val="single" w:color="cfd8e3" w:sz="6"/>
+            </w:tcBorders>
+            <w:tcMar>
+              <w:top w:w="105" w:type="dxa"/>
+              <w:left w:w="135" w:type="dxa"/>
+              <w:bottom w:w="105" w:type="dxa"/>
+              <w:right w:w="135" w:type="dxa"/>
+            </w:tcMar>
+            <w:vAlign w:val="top"/>
+          </w:tcPr>
+          <w:p>
+            <w:pPr>
+              <w:jc w:val="left"/>
+              <w:rPr>
+                <w:color w:val="1f2937"/>
+              </w:rPr>
+            </w:pPr>
+            <w:r>
+              <w:rPr>
+                <w:rFonts w:hint="eastAsia" w:ascii="PingFang SC" w:hAnsi="PingFang SC" w:eastAsia="PingFang SC" w:cs="PingFang SC"/>
+                <w:color w:val="1f2937"/>
+                <w:sz w:val="18"/>
+              </w:rPr>
+              <w:t>四项核验指标各带口径与分母，逐人列出证据缺口</w:t>
             </w:r>
           </w:p>
         </w:tc>
@@ -15406,7 +15586,7 @@
           <w:color w:val="1f2937"/>
           <w:sz w:val="21"/>
         </w:rPr>
-        <w:t>十八个视图各自对应一条路由，路由前缀区分角色，二级路径区分视图。全部路由在构建期静态化，因此首屏不依赖运行时渲染。下表是完整的映射关系，也是端到端自检的用例来源。</w:t>
+        <w:t>十九个视图各自对应一条路由，路由前缀区分角色，二级路径区分视图。全部路由在构建期静态化，因此首屏不依赖运行时渲染。下表是完整的映射关系，也是端到端自检的用例来源。</w:t>
       </w:r>
     </w:p>
     <w:tbl>
@@ -17890,6 +18070,146 @@
                 <w:color w:val="1f2937"/>
                 <w:sz w:val="18"/>
               </w:rPr>
+              <w:t>质量核验</w:t>
+            </w:r>
+          </w:p>
+        </w:tc>
+        <w:tc>
+          <w:tcPr>
+            <w:tcW w:w="2159" w:type="dxa"/>
+            <w:tcBorders>
+              <w:top w:val="single" w:color="cfd8e3" w:sz="6"/>
+              <w:left w:val="single" w:color="cfd8e3" w:sz="6"/>
+              <w:bottom w:val="single" w:color="cfd8e3" w:sz="6"/>
+              <w:right w:val="single" w:color="cfd8e3" w:sz="6"/>
+            </w:tcBorders>
+            <w:tcMar>
+              <w:top w:w="105" w:type="dxa"/>
+              <w:left w:w="135" w:type="dxa"/>
+              <w:bottom w:w="105" w:type="dxa"/>
+              <w:right w:w="135" w:type="dxa"/>
+            </w:tcMar>
+            <w:vAlign w:val="top"/>
+          </w:tcPr>
+          <w:p>
+            <w:pPr>
+              <w:jc w:val="left"/>
+              <w:rPr>
+                <w:color w:val="1f2937"/>
+              </w:rPr>
+            </w:pPr>
+            <w:r>
+              <w:rPr>
+                <w:rFonts w:ascii="SF Mono" w:hAnsi="SF Mono" w:eastAsia="SF Mono" w:cs="SF Mono"/>
+                <w:color w:val="1f2937"/>
+                <w:sz w:val="18"/>
+                <w:shd w:val="clear" w:fill="eef2f7"/>
+              </w:rPr>
+              <w:t>/teacher/verify</w:t>
+            </w:r>
+          </w:p>
+        </w:tc>
+        <w:tc>
+          <w:tcPr>
+            <w:tcW w:w="3490" w:type="dxa"/>
+            <w:tcBorders>
+              <w:top w:val="single" w:color="cfd8e3" w:sz="6"/>
+              <w:left w:val="single" w:color="cfd8e3" w:sz="6"/>
+              <w:bottom w:val="single" w:color="cfd8e3" w:sz="6"/>
+              <w:right w:val="single" w:color="cfd8e3" w:sz="6"/>
+            </w:tcBorders>
+            <w:tcMar>
+              <w:top w:w="105" w:type="dxa"/>
+              <w:left w:w="135" w:type="dxa"/>
+              <w:bottom w:w="105" w:type="dxa"/>
+              <w:right w:w="135" w:type="dxa"/>
+            </w:tcMar>
+            <w:vAlign w:val="top"/>
+          </w:tcPr>
+          <w:p>
+            <w:pPr>
+              <w:jc w:val="left"/>
+              <w:rPr>
+                <w:color w:val="1f2937"/>
+              </w:rPr>
+            </w:pPr>
+            <w:r>
+              <w:rPr>
+                <w:rFonts w:hint="eastAsia" w:ascii="PingFang SC" w:hAnsi="PingFang SC" w:eastAsia="PingFang SC" w:cs="PingFang SC"/>
+                <w:color w:val="1f2937"/>
+                <w:sz w:val="18"/>
+              </w:rPr>
+              <w:t>四项核验指标与证据缺口</w:t>
+            </w:r>
+          </w:p>
+        </w:tc>
+      </w:tr>
+      <w:tr>
+        <w:trPr/>
+        <w:tc>
+          <w:tcPr>
+            <w:tcW w:w="830" w:type="dxa"/>
+            <w:tcBorders>
+              <w:top w:val="single" w:color="cfd8e3" w:sz="6"/>
+              <w:left w:val="single" w:color="cfd8e3" w:sz="6"/>
+              <w:bottom w:val="single" w:color="cfd8e3" w:sz="6"/>
+              <w:right w:val="single" w:color="cfd8e3" w:sz="6"/>
+            </w:tcBorders>
+            <w:tcMar>
+              <w:top w:w="105" w:type="dxa"/>
+              <w:left w:w="135" w:type="dxa"/>
+              <w:bottom w:w="105" w:type="dxa"/>
+              <w:right w:w="135" w:type="dxa"/>
+            </w:tcMar>
+            <w:vAlign w:val="top"/>
+          </w:tcPr>
+          <w:p>
+            <w:pPr>
+              <w:jc w:val="left"/>
+              <w:rPr>
+                <w:color w:val="1f2937"/>
+              </w:rPr>
+            </w:pPr>
+            <w:r>
+              <w:rPr>
+                <w:rFonts w:hint="eastAsia" w:ascii="PingFang SC" w:hAnsi="PingFang SC" w:eastAsia="PingFang SC" w:cs="PingFang SC"/>
+                <w:color w:val="1f2937"/>
+                <w:sz w:val="18"/>
+              </w:rPr>
+              <w:t>教师</w:t>
+            </w:r>
+          </w:p>
+        </w:tc>
+        <w:tc>
+          <w:tcPr>
+            <w:tcW w:w="1827" w:type="dxa"/>
+            <w:tcBorders>
+              <w:top w:val="single" w:color="cfd8e3" w:sz="6"/>
+              <w:left w:val="single" w:color="cfd8e3" w:sz="6"/>
+              <w:bottom w:val="single" w:color="cfd8e3" w:sz="6"/>
+              <w:right w:val="single" w:color="cfd8e3" w:sz="6"/>
+            </w:tcBorders>
+            <w:tcMar>
+              <w:top w:w="105" w:type="dxa"/>
+              <w:left w:w="135" w:type="dxa"/>
+              <w:bottom w:w="105" w:type="dxa"/>
+              <w:right w:w="135" w:type="dxa"/>
+            </w:tcMar>
+            <w:vAlign w:val="top"/>
+          </w:tcPr>
+          <w:p>
+            <w:pPr>
+              <w:jc w:val="left"/>
+              <w:rPr>
+                <w:color w:val="1f2937"/>
+              </w:rPr>
+            </w:pPr>
+            <w:r>
+              <w:rPr>
+                <w:rFonts w:hint="eastAsia" w:ascii="PingFang SC" w:hAnsi="PingFang SC" w:eastAsia="PingFang SC" w:cs="PingFang SC"/>
+                <w:color w:val="1f2937"/>
+                <w:sz w:val="18"/>
+              </w:rPr>
               <w:t>评价复核</w:t>
             </w:r>
           </w:p>
@@ -19299,6 +19619,916 @@
     </w:tbl>
     <w:p>
       <w:pPr>
+        <w:pStyle w:val="000005"/>
+        <w:keepNext w:val="1"/>
+        <w:keepLines w:val="1"/>
+        <w:pBdr>
+          <w:left w:val="single" w:color="2f6fb3" w:sz="24" w:space="7"/>
+        </w:pBdr>
+        <w:spacing w:before="390" w:beforeAutospacing="1" w:after="390" w:afterAutospacing="1" w:line="432"/>
+        <w:ind w:left="390" w:right="390"/>
+        <w:outlineLvl w:val="1"/>
+        <w:rPr>
+          <w:color w:val="12386e"/>
+          <w:sz w:val="32"/>
+          <w:szCs w:val="32"/>
+        </w:rPr>
+      </w:pPr>
+      <w:bookmarkStart w:id="23" w:name="section-4-7"/>
+      <w:r>
+        <w:rPr>
+          <w:rFonts w:hint="eastAsia" w:ascii="PingFang SC" w:hAnsi="PingFang SC" w:eastAsia="PingFang SC" w:cs="PingFang SC"/>
+          <w:b w:val="1"/>
+          <w:color w:val="12386e"/>
+          <w:sz w:val="27"/>
+        </w:rPr>
+        <w:t>4.7 证据链与核验指标</w:t>
+      </w:r>
+      <w:bookmarkEnd w:id="23"/>
+    </w:p>
+    <w:p>
+      <w:pPr>
+        <w:spacing w:before="105" w:after="105" w:line="432"/>
+        <w:ind w:left="105" w:right="105"/>
+        <w:jc w:val="both"/>
+        <w:rPr>
+          <w:color w:val="1f2937"/>
+        </w:rPr>
+      </w:pPr>
+      <w:r>
+        <w:rPr>
+          <w:rFonts w:hint="eastAsia" w:ascii="Songti SC" w:hAnsi="Songti SC" w:eastAsia="Songti SC" w:cs="Songti SC"/>
+          <w:color w:val="1f2937"/>
+          <w:sz w:val="21"/>
+        </w:rPr>
+        <w:t>量化评价表的每一行最后都有一格「核验」，写着诊断一致率、任务匹配适切率、反馈改进完成率、贡献证据可追溯率。这四个数如果只出现在表格文字里、系统算不出来，整张表就是装饰——评委问一句「你们的一致率现在是多少」，就答不上来。所以它们被实现成一条可计算、可解释、可复现的链路。</w:t>
+      </w:r>
+    </w:p>
+    <w:p>
+      <w:pPr>
+        <w:spacing w:before="105" w:after="105" w:line="432"/>
+        <w:ind w:left="105" w:right="105"/>
+        <w:jc w:val="both"/>
+        <w:rPr>
+          <w:color w:val="1f2937"/>
+        </w:rPr>
+      </w:pPr>
+      <w:r>
+        <w:rPr>
+          <w:rFonts w:hint="eastAsia" w:ascii="Songti SC" w:hAnsi="Songti SC" w:eastAsia="Songti SC" w:cs="Songti SC"/>
+          <w:color w:val="1f2937"/>
+          <w:sz w:val="21"/>
+        </w:rPr>
+        <w:t>链路分两段。第一段是</w:t>
+      </w:r>
+      <w:r>
+        <w:rPr>
+          <w:rFonts w:hint="eastAsia" w:ascii="Songti SC" w:hAnsi="Songti SC" w:eastAsia="Songti SC" w:cs="Songti SC"/>
+          <w:b w:val="1"/>
+          <w:color w:val="1f2937"/>
+          <w:sz w:val="21"/>
+        </w:rPr>
+        <w:t>证据采集</w:t>
+      </w:r>
+      <w:r>
+        <w:rPr>
+          <w:rFonts w:hint="eastAsia" w:ascii="Songti SC" w:hAnsi="Songti SC" w:eastAsia="Songti SC" w:cs="Songti SC"/>
+          <w:color w:val="1f2937"/>
+          <w:sz w:val="21"/>
+        </w:rPr>
+        <w:t>：评价证据一列点名了分工表、任务日志、作品版本、匿名互评四类，前两类原本就有载体（</w:t>
+      </w:r>
+      <w:r>
+        <w:rPr>
+          <w:rFonts w:ascii="SF Mono" w:hAnsi="SF Mono" w:eastAsia="SF Mono" w:cs="SF Mono"/>
+          <w:color w:val="1f2937"/>
+          <w:sz w:val="18"/>
+          <w:shd w:val="clear" w:fill="eef2f7"/>
+        </w:rPr>
+        <w:t>preClass.groupRole</w:t>
+      </w:r>
+      <w:r>
+        <w:rPr>
+          <w:rFonts w:hint="eastAsia" w:ascii="Songti SC" w:hAnsi="Songti SC" w:eastAsia="Songti SC" w:cs="Songti SC"/>
+          <w:color w:val="1f2937"/>
+          <w:sz w:val="21"/>
+        </w:rPr>
+        <w:t>、</w:t>
+      </w:r>
+      <w:r>
+        <w:rPr>
+          <w:rFonts w:ascii="SF Mono" w:hAnsi="SF Mono" w:eastAsia="SF Mono" w:cs="SF Mono"/>
+          <w:color w:val="1f2937"/>
+          <w:sz w:val="18"/>
+          <w:shd w:val="clear" w:fill="eef2f7"/>
+        </w:rPr>
+        <w:t>taskChecks</w:t>
+      </w:r>
+      <w:r>
+        <w:rPr>
+          <w:rFonts w:hint="eastAsia" w:ascii="Songti SC" w:hAnsi="Songti SC" w:eastAsia="Songti SC" w:cs="Songti SC"/>
+          <w:color w:val="1f2937"/>
+          <w:sz w:val="21"/>
+        </w:rPr>
+        <w:t xml:space="preserve">），后两类新增 </w:t>
+      </w:r>
+      <w:r>
+        <w:rPr>
+          <w:rFonts w:ascii="SF Mono" w:hAnsi="SF Mono" w:eastAsia="SF Mono" w:cs="SF Mono"/>
+          <w:color w:val="1f2937"/>
+          <w:sz w:val="18"/>
+          <w:shd w:val="clear" w:fill="eef2f7"/>
+        </w:rPr>
+        <w:t>ArtifactVersion</w:t>
+      </w:r>
+      <w:r>
+        <w:rPr>
+          <w:rFonts w:hint="eastAsia" w:ascii="Songti SC" w:hAnsi="Songti SC" w:eastAsia="Songti SC" w:cs="Songti SC"/>
+          <w:color w:val="1f2937"/>
+          <w:sz w:val="21"/>
+        </w:rPr>
+        <w:t xml:space="preserve"> 与 </w:t>
+      </w:r>
+      <w:r>
+        <w:rPr>
+          <w:rFonts w:ascii="SF Mono" w:hAnsi="SF Mono" w:eastAsia="SF Mono" w:cs="SF Mono"/>
+          <w:color w:val="1f2937"/>
+          <w:sz w:val="18"/>
+          <w:shd w:val="clear" w:fill="eef2f7"/>
+        </w:rPr>
+        <w:t>PeerReview</w:t>
+      </w:r>
+      <w:r>
+        <w:rPr>
+          <w:rFonts w:hint="eastAsia" w:ascii="Songti SC" w:hAnsi="Songti SC" w:eastAsia="Songti SC" w:cs="Songti SC"/>
+          <w:color w:val="1f2937"/>
+          <w:sz w:val="21"/>
+        </w:rPr>
+        <w:t xml:space="preserve"> 两个结构。第二段是</w:t>
+      </w:r>
+      <w:r>
+        <w:rPr>
+          <w:rFonts w:hint="eastAsia" w:ascii="Songti SC" w:hAnsi="Songti SC" w:eastAsia="Songti SC" w:cs="Songti SC"/>
+          <w:b w:val="1"/>
+          <w:color w:val="1f2937"/>
+          <w:sz w:val="21"/>
+        </w:rPr>
+        <w:t>指标计算</w:t>
+      </w:r>
+      <w:r>
+        <w:rPr>
+          <w:rFonts w:hint="eastAsia" w:ascii="Songti SC" w:hAnsi="Songti SC" w:eastAsia="Songti SC" w:cs="Songti SC"/>
+          <w:color w:val="1f2937"/>
+          <w:sz w:val="21"/>
+        </w:rPr>
+        <w:t>：</w:t>
+      </w:r>
+      <w:r>
+        <w:rPr>
+          <w:rFonts w:ascii="SF Mono" w:hAnsi="SF Mono" w:eastAsia="SF Mono" w:cs="SF Mono"/>
+          <w:color w:val="1f2937"/>
+          <w:sz w:val="18"/>
+          <w:shd w:val="clear" w:fill="eef2f7"/>
+        </w:rPr>
+        <w:t>lib/physics/verification.ts</w:t>
+      </w:r>
+      <w:r>
+        <w:rPr>
+          <w:rFonts w:hint="eastAsia" w:ascii="Songti SC" w:hAnsi="Songti SC" w:eastAsia="Songti SC" w:cs="Songti SC"/>
+          <w:color w:val="1f2937"/>
+          <w:sz w:val="21"/>
+        </w:rPr>
+        <w:t xml:space="preserve"> 的 </w:t>
+      </w:r>
+      <w:r>
+        <w:rPr>
+          <w:rFonts w:ascii="SF Mono" w:hAnsi="SF Mono" w:eastAsia="SF Mono" w:cs="SF Mono"/>
+          <w:color w:val="1f2937"/>
+          <w:sz w:val="18"/>
+          <w:shd w:val="clear" w:fill="eef2f7"/>
+        </w:rPr>
+        <w:t>buildVerification()</w:t>
+      </w:r>
+      <w:r>
+        <w:rPr>
+          <w:rFonts w:hint="eastAsia" w:ascii="Songti SC" w:hAnsi="Songti SC" w:eastAsia="Songti SC" w:cs="Songti SC"/>
+          <w:color w:val="1f2937"/>
+          <w:sz w:val="21"/>
+        </w:rPr>
+        <w:t xml:space="preserve"> 是纯函数，输入共享键里的提交快照，输出四项比率与逐人缺口。</w:t>
+      </w:r>
+    </w:p>
+    <w:p>
+      <w:pPr>
+        <w:spacing w:before="105" w:after="105" w:line="432"/>
+        <w:ind w:left="105" w:right="105"/>
+        <w:jc w:val="both"/>
+        <w:rPr>
+          <w:color w:val="1f2937"/>
+        </w:rPr>
+      </w:pPr>
+      <w:r>
+        <w:rPr>
+          <w:rFonts w:hint="eastAsia" w:ascii="Songti SC" w:hAnsi="Songti SC" w:eastAsia="Songti SC" w:cs="Songti SC"/>
+          <w:color w:val="1f2937"/>
+          <w:sz w:val="21"/>
+        </w:rPr>
+        <w:t>表 4-3　证据结构</w:t>
+      </w:r>
+    </w:p>
+    <w:tbl>
+      <w:tblPr>
+        <w:tblW w:w="8306" w:type="dxa"/>
+        <w:shd w:color="1f2937"/>
+        <w:tblLayout w:type="autofit"/>
+        <w:tblCellMar>
+          <w:top w:w="15" w:type="dxa"/>
+          <w:left w:w="15" w:type="dxa"/>
+          <w:bottom w:w="15" w:type="dxa"/>
+          <w:right w:w="15" w:type="dxa"/>
+        </w:tblCellMar>
+      </w:tblPr>
+      <w:tblGrid>
+        <w:gridCol w:w="1827"/>
+        <w:gridCol w:w="2159"/>
+        <w:gridCol w:w="4320"/>
+      </w:tblGrid>
+      <w:tr>
+        <w:trPr>
+          <w:tblHeader w:val="1"/>
+        </w:trPr>
+        <w:tc>
+          <w:tcPr>
+            <w:tcW w:w="1827" w:type="dxa"/>
+            <w:tcBorders>
+              <w:top w:val="single" w:color="cfd8e3" w:sz="6"/>
+              <w:left w:val="single" w:color="cfd8e3" w:sz="6"/>
+              <w:bottom w:val="single" w:color="cfd8e3" w:sz="6"/>
+              <w:right w:val="single" w:color="cfd8e3" w:sz="6"/>
+            </w:tcBorders>
+            <w:shd w:val="clear" w:fill="eaf1fa"/>
+            <w:tcMar>
+              <w:top w:w="105" w:type="dxa"/>
+              <w:left w:w="135" w:type="dxa"/>
+              <w:bottom w:w="105" w:type="dxa"/>
+              <w:right w:w="135" w:type="dxa"/>
+            </w:tcMar>
+            <w:vAlign w:val="top"/>
+          </w:tcPr>
+          <w:p>
+            <w:pPr>
+              <w:jc w:val="left"/>
+              <w:rPr>
+                <w:b w:val="1"/>
+                <w:bCs w:val="1"/>
+                <w:color w:val="0b2545"/>
+              </w:rPr>
+            </w:pPr>
+            <w:r>
+              <w:rPr>
+                <w:rFonts w:hint="eastAsia" w:ascii="PingFang SC" w:hAnsi="PingFang SC" w:eastAsia="PingFang SC" w:cs="PingFang SC"/>
+                <w:b w:val="1"/>
+                <w:color w:val="0b2545"/>
+                <w:sz w:val="18"/>
+              </w:rPr>
+              <w:t>结构</w:t>
+            </w:r>
+          </w:p>
+        </w:tc>
+        <w:tc>
+          <w:tcPr>
+            <w:tcW w:w="2159" w:type="dxa"/>
+            <w:tcBorders>
+              <w:top w:val="single" w:color="cfd8e3" w:sz="6"/>
+              <w:left w:val="single" w:color="cfd8e3" w:sz="6"/>
+              <w:bottom w:val="single" w:color="cfd8e3" w:sz="6"/>
+              <w:right w:val="single" w:color="cfd8e3" w:sz="6"/>
+            </w:tcBorders>
+            <w:shd w:val="clear" w:fill="eaf1fa"/>
+            <w:tcMar>
+              <w:top w:w="105" w:type="dxa"/>
+              <w:left w:w="135" w:type="dxa"/>
+              <w:bottom w:w="105" w:type="dxa"/>
+              <w:right w:w="135" w:type="dxa"/>
+            </w:tcMar>
+            <w:vAlign w:val="top"/>
+          </w:tcPr>
+          <w:p>
+            <w:pPr>
+              <w:jc w:val="left"/>
+              <w:rPr>
+                <w:b w:val="1"/>
+                <w:bCs w:val="1"/>
+                <w:color w:val="0b2545"/>
+              </w:rPr>
+            </w:pPr>
+            <w:r>
+              <w:rPr>
+                <w:rFonts w:hint="eastAsia" w:ascii="PingFang SC" w:hAnsi="PingFang SC" w:eastAsia="PingFang SC" w:cs="PingFang SC"/>
+                <w:b w:val="1"/>
+                <w:color w:val="0b2545"/>
+                <w:sz w:val="18"/>
+              </w:rPr>
+              <w:t>字段</w:t>
+            </w:r>
+          </w:p>
+        </w:tc>
+        <w:tc>
+          <w:tcPr>
+            <w:tcW w:w="4320" w:type="dxa"/>
+            <w:tcBorders>
+              <w:top w:val="single" w:color="cfd8e3" w:sz="6"/>
+              <w:left w:val="single" w:color="cfd8e3" w:sz="6"/>
+              <w:bottom w:val="single" w:color="cfd8e3" w:sz="6"/>
+              <w:right w:val="single" w:color="cfd8e3" w:sz="6"/>
+            </w:tcBorders>
+            <w:shd w:val="clear" w:fill="eaf1fa"/>
+            <w:tcMar>
+              <w:top w:w="105" w:type="dxa"/>
+              <w:left w:w="135" w:type="dxa"/>
+              <w:bottom w:w="105" w:type="dxa"/>
+              <w:right w:w="135" w:type="dxa"/>
+            </w:tcMar>
+            <w:vAlign w:val="top"/>
+          </w:tcPr>
+          <w:p>
+            <w:pPr>
+              <w:jc w:val="left"/>
+              <w:rPr>
+                <w:b w:val="1"/>
+                <w:bCs w:val="1"/>
+                <w:color w:val="0b2545"/>
+              </w:rPr>
+            </w:pPr>
+            <w:r>
+              <w:rPr>
+                <w:rFonts w:hint="eastAsia" w:ascii="PingFang SC" w:hAnsi="PingFang SC" w:eastAsia="PingFang SC" w:cs="PingFang SC"/>
+                <w:b w:val="1"/>
+                <w:color w:val="0b2545"/>
+                <w:sz w:val="18"/>
+              </w:rPr>
+              <w:t>为什么这样设计</w:t>
+            </w:r>
+          </w:p>
+        </w:tc>
+      </w:tr>
+      <w:tr>
+        <w:trPr/>
+        <w:tc>
+          <w:tcPr>
+            <w:tcW w:w="1827" w:type="dxa"/>
+            <w:tcBorders>
+              <w:top w:val="single" w:color="cfd8e3" w:sz="6"/>
+              <w:left w:val="single" w:color="cfd8e3" w:sz="6"/>
+              <w:bottom w:val="single" w:color="cfd8e3" w:sz="6"/>
+              <w:right w:val="single" w:color="cfd8e3" w:sz="6"/>
+            </w:tcBorders>
+            <w:tcMar>
+              <w:top w:w="105" w:type="dxa"/>
+              <w:left w:w="135" w:type="dxa"/>
+              <w:bottom w:w="105" w:type="dxa"/>
+              <w:right w:w="135" w:type="dxa"/>
+            </w:tcMar>
+            <w:vAlign w:val="top"/>
+          </w:tcPr>
+          <w:p>
+            <w:pPr>
+              <w:jc w:val="left"/>
+              <w:rPr>
+                <w:color w:val="1f2937"/>
+              </w:rPr>
+            </w:pPr>
+            <w:r>
+              <w:rPr>
+                <w:rFonts w:ascii="SF Mono" w:hAnsi="SF Mono" w:eastAsia="SF Mono" w:cs="SF Mono"/>
+                <w:color w:val="1f2937"/>
+                <w:sz w:val="18"/>
+                <w:shd w:val="clear" w:fill="eef2f7"/>
+              </w:rPr>
+              <w:t>ArtifactVersion</w:t>
+            </w:r>
+          </w:p>
+        </w:tc>
+        <w:tc>
+          <w:tcPr>
+            <w:tcW w:w="2159" w:type="dxa"/>
+            <w:tcBorders>
+              <w:top w:val="single" w:color="cfd8e3" w:sz="6"/>
+              <w:left w:val="single" w:color="cfd8e3" w:sz="6"/>
+              <w:bottom w:val="single" w:color="cfd8e3" w:sz="6"/>
+              <w:right w:val="single" w:color="cfd8e3" w:sz="6"/>
+            </w:tcBorders>
+            <w:tcMar>
+              <w:top w:w="105" w:type="dxa"/>
+              <w:left w:w="135" w:type="dxa"/>
+              <w:bottom w:w="105" w:type="dxa"/>
+              <w:right w:w="135" w:type="dxa"/>
+            </w:tcMar>
+            <w:vAlign w:val="top"/>
+          </w:tcPr>
+          <w:p>
+            <w:pPr>
+              <w:jc w:val="left"/>
+              <w:rPr>
+                <w:color w:val="1f2937"/>
+              </w:rPr>
+            </w:pPr>
+            <w:r>
+              <w:rPr>
+                <w:rFonts w:ascii="PingFang SC" w:hAnsi="PingFang SC" w:eastAsia="PingFang SC" w:cs="PingFang SC"/>
+                <w:color w:val="1f2937"/>
+                <w:sz w:val="18"/>
+              </w:rPr>
+              <w:t>id / label / note / at</w:t>
+            </w:r>
+          </w:p>
+        </w:tc>
+        <w:tc>
+          <w:tcPr>
+            <w:tcW w:w="4320" w:type="dxa"/>
+            <w:tcBorders>
+              <w:top w:val="single" w:color="cfd8e3" w:sz="6"/>
+              <w:left w:val="single" w:color="cfd8e3" w:sz="6"/>
+              <w:bottom w:val="single" w:color="cfd8e3" w:sz="6"/>
+              <w:right w:val="single" w:color="cfd8e3" w:sz="6"/>
+            </w:tcBorders>
+            <w:tcMar>
+              <w:top w:w="105" w:type="dxa"/>
+              <w:left w:w="135" w:type="dxa"/>
+              <w:bottom w:w="105" w:type="dxa"/>
+              <w:right w:w="135" w:type="dxa"/>
+            </w:tcMar>
+            <w:vAlign w:val="top"/>
+          </w:tcPr>
+          <w:p>
+            <w:pPr>
+              <w:jc w:val="left"/>
+              <w:rPr>
+                <w:color w:val="1f2937"/>
+              </w:rPr>
+            </w:pPr>
+            <w:r>
+              <w:rPr>
+                <w:rFonts w:hint="eastAsia" w:ascii="PingFang SC" w:hAnsi="PingFang SC" w:eastAsia="PingFang SC" w:cs="PingFang SC"/>
+                <w:color w:val="1f2937"/>
+                <w:sz w:val="18"/>
+              </w:rPr>
+              <w:t>创新能力要看「改了几轮、每轮动了哪里」。只留最新版，教师无法判断迭代是否真实发生，所以每一版都留一条</w:t>
+            </w:r>
+          </w:p>
+        </w:tc>
+      </w:tr>
+      <w:tr>
+        <w:trPr/>
+        <w:tc>
+          <w:tcPr>
+            <w:tcW w:w="1827" w:type="dxa"/>
+            <w:tcBorders>
+              <w:top w:val="single" w:color="cfd8e3" w:sz="6"/>
+              <w:left w:val="single" w:color="cfd8e3" w:sz="6"/>
+              <w:bottom w:val="single" w:color="cfd8e3" w:sz="6"/>
+              <w:right w:val="single" w:color="cfd8e3" w:sz="6"/>
+            </w:tcBorders>
+            <w:tcMar>
+              <w:top w:w="105" w:type="dxa"/>
+              <w:left w:w="135" w:type="dxa"/>
+              <w:bottom w:w="105" w:type="dxa"/>
+              <w:right w:w="135" w:type="dxa"/>
+            </w:tcMar>
+            <w:vAlign w:val="top"/>
+          </w:tcPr>
+          <w:p>
+            <w:pPr>
+              <w:jc w:val="left"/>
+              <w:rPr>
+                <w:color w:val="1f2937"/>
+              </w:rPr>
+            </w:pPr>
+            <w:r>
+              <w:rPr>
+                <w:rFonts w:ascii="SF Mono" w:hAnsi="SF Mono" w:eastAsia="SF Mono" w:cs="SF Mono"/>
+                <w:color w:val="1f2937"/>
+                <w:sz w:val="18"/>
+                <w:shd w:val="clear" w:fill="eef2f7"/>
+              </w:rPr>
+              <w:t>PeerReview</w:t>
+            </w:r>
+          </w:p>
+        </w:tc>
+        <w:tc>
+          <w:tcPr>
+            <w:tcW w:w="2159" w:type="dxa"/>
+            <w:tcBorders>
+              <w:top w:val="single" w:color="cfd8e3" w:sz="6"/>
+              <w:left w:val="single" w:color="cfd8e3" w:sz="6"/>
+              <w:bottom w:val="single" w:color="cfd8e3" w:sz="6"/>
+              <w:right w:val="single" w:color="cfd8e3" w:sz="6"/>
+            </w:tcBorders>
+            <w:tcMar>
+              <w:top w:w="105" w:type="dxa"/>
+              <w:left w:w="135" w:type="dxa"/>
+              <w:bottom w:w="105" w:type="dxa"/>
+              <w:right w:w="135" w:type="dxa"/>
+            </w:tcMar>
+            <w:vAlign w:val="top"/>
+          </w:tcPr>
+          <w:p>
+            <w:pPr>
+              <w:jc w:val="left"/>
+              <w:rPr>
+                <w:color w:val="1f2937"/>
+              </w:rPr>
+            </w:pPr>
+            <w:r>
+              <w:rPr>
+                <w:rFonts w:ascii="PingFang SC" w:hAnsi="PingFang SC" w:eastAsia="PingFang SC" w:cs="PingFang SC"/>
+                <w:color w:val="1f2937"/>
+                <w:sz w:val="18"/>
+              </w:rPr>
+              <w:t>targetId / contribution / cooperation / note / at</w:t>
+            </w:r>
+          </w:p>
+        </w:tc>
+        <w:tc>
+          <w:tcPr>
+            <w:tcW w:w="4320" w:type="dxa"/>
+            <w:tcBorders>
+              <w:top w:val="single" w:color="cfd8e3" w:sz="6"/>
+              <w:left w:val="single" w:color="cfd8e3" w:sz="6"/>
+              <w:bottom w:val="single" w:color="cfd8e3" w:sz="6"/>
+              <w:right w:val="single" w:color="cfd8e3" w:sz="6"/>
+            </w:tcBorders>
+            <w:tcMar>
+              <w:top w:w="105" w:type="dxa"/>
+              <w:left w:w="135" w:type="dxa"/>
+              <w:bottom w:w="105" w:type="dxa"/>
+              <w:right w:w="135" w:type="dxa"/>
+            </w:tcMar>
+            <w:vAlign w:val="top"/>
+          </w:tcPr>
+          <w:p>
+            <w:pPr>
+              <w:jc w:val="left"/>
+              <w:rPr>
+                <w:color w:val="1f2937"/>
+              </w:rPr>
+            </w:pPr>
+            <w:r>
+              <w:rPr>
+                <w:rFonts w:hint="eastAsia" w:ascii="PingFang SC" w:hAnsi="PingFang SC" w:eastAsia="PingFang SC" w:cs="PingFang SC"/>
+                <w:color w:val="1f2937"/>
+                <w:sz w:val="18"/>
+              </w:rPr>
+              <w:t>互评对同组同学匿名、对教师实名。学生之间看得到名字会变成人情分；教师看不到名字，复核就无从追问</w:t>
+            </w:r>
+          </w:p>
+        </w:tc>
+      </w:tr>
+      <w:tr>
+        <w:trPr/>
+        <w:tc>
+          <w:tcPr>
+            <w:tcW w:w="1827" w:type="dxa"/>
+            <w:tcBorders>
+              <w:top w:val="single" w:color="cfd8e3" w:sz="6"/>
+              <w:left w:val="single" w:color="cfd8e3" w:sz="6"/>
+              <w:bottom w:val="single" w:color="cfd8e3" w:sz="6"/>
+              <w:right w:val="single" w:color="cfd8e3" w:sz="6"/>
+            </w:tcBorders>
+            <w:tcMar>
+              <w:top w:w="105" w:type="dxa"/>
+              <w:left w:w="135" w:type="dxa"/>
+              <w:bottom w:w="105" w:type="dxa"/>
+              <w:right w:w="135" w:type="dxa"/>
+            </w:tcMar>
+            <w:vAlign w:val="top"/>
+          </w:tcPr>
+          <w:p>
+            <w:pPr>
+              <w:jc w:val="left"/>
+              <w:rPr>
+                <w:color w:val="1f2937"/>
+              </w:rPr>
+            </w:pPr>
+            <w:r>
+              <w:rPr>
+                <w:rFonts w:ascii="SF Mono" w:hAnsi="SF Mono" w:eastAsia="SF Mono" w:cs="SF Mono"/>
+                <w:color w:val="1f2937"/>
+                <w:sz w:val="18"/>
+                <w:shd w:val="clear" w:fill="eef2f7"/>
+              </w:rPr>
+              <w:t>SubmissionEvidence</w:t>
+            </w:r>
+          </w:p>
+        </w:tc>
+        <w:tc>
+          <w:tcPr>
+            <w:tcW w:w="2159" w:type="dxa"/>
+            <w:tcBorders>
+              <w:top w:val="single" w:color="cfd8e3" w:sz="6"/>
+              <w:left w:val="single" w:color="cfd8e3" w:sz="6"/>
+              <w:bottom w:val="single" w:color="cfd8e3" w:sz="6"/>
+              <w:right w:val="single" w:color="cfd8e3" w:sz="6"/>
+            </w:tcBorders>
+            <w:tcMar>
+              <w:top w:w="105" w:type="dxa"/>
+              <w:left w:w="135" w:type="dxa"/>
+              <w:bottom w:w="105" w:type="dxa"/>
+              <w:right w:w="135" w:type="dxa"/>
+            </w:tcMar>
+            <w:vAlign w:val="top"/>
+          </w:tcPr>
+          <w:p>
+            <w:pPr>
+              <w:jc w:val="left"/>
+              <w:rPr>
+                <w:color w:val="1f2937"/>
+              </w:rPr>
+            </w:pPr>
+            <w:r>
+              <w:rPr>
+                <w:rFonts w:hint="eastAsia" w:ascii="PingFang SC" w:hAnsi="PingFang SC" w:eastAsia="PingFang SC" w:cs="PingFang SC"/>
+                <w:color w:val="1f2937"/>
+                <w:sz w:val="18"/>
+              </w:rPr>
+              <w:t>adoptedProjectId / 任务计数 / 版本数 / 互评数 / hasRole</w:t>
+            </w:r>
+          </w:p>
+        </w:tc>
+        <w:tc>
+          <w:tcPr>
+            <w:tcW w:w="4320" w:type="dxa"/>
+            <w:tcBorders>
+              <w:top w:val="single" w:color="cfd8e3" w:sz="6"/>
+              <w:left w:val="single" w:color="cfd8e3" w:sz="6"/>
+              <w:bottom w:val="single" w:color="cfd8e3" w:sz="6"/>
+              <w:right w:val="single" w:color="cfd8e3" w:sz="6"/>
+            </w:tcBorders>
+            <w:tcMar>
+              <w:top w:w="105" w:type="dxa"/>
+              <w:left w:w="135" w:type="dxa"/>
+              <w:bottom w:w="105" w:type="dxa"/>
+              <w:right w:w="135" w:type="dxa"/>
+            </w:tcMar>
+            <w:vAlign w:val="top"/>
+          </w:tcPr>
+          <w:p>
+            <w:pPr>
+              <w:jc w:val="left"/>
+              <w:rPr>
+                <w:color w:val="1f2937"/>
+              </w:rPr>
+            </w:pPr>
+            <w:r>
+              <w:rPr>
+                <w:rFonts w:hint="eastAsia" w:ascii="PingFang SC" w:hAnsi="PingFang SC" w:eastAsia="PingFang SC" w:cs="PingFang SC"/>
+                <w:color w:val="1f2937"/>
+                <w:sz w:val="18"/>
+              </w:rPr>
+              <w:t>教师读不到学生的分区数据，四项指标又都需要「这个学生有没有留下证据」，所以随提交只送</w:t>
+            </w:r>
+            <w:r>
+              <w:rPr>
+                <w:rFonts w:hint="eastAsia" w:ascii="PingFang SC" w:hAnsi="PingFang SC" w:eastAsia="PingFang SC" w:cs="PingFang SC"/>
+                <w:b w:val="1"/>
+                <w:color w:val="1f2937"/>
+                <w:sz w:val="18"/>
+              </w:rPr>
+              <w:t>计数</w:t>
+            </w:r>
+            <w:r>
+              <w:rPr>
+                <w:rFonts w:hint="eastAsia" w:ascii="PingFang SC" w:hAnsi="PingFang SC" w:eastAsia="PingFang SC" w:cs="PingFang SC"/>
+                <w:color w:val="1f2937"/>
+                <w:sz w:val="18"/>
+              </w:rPr>
+              <w:t>，明细留在学生自己的键里</w:t>
+            </w:r>
+          </w:p>
+        </w:tc>
+      </w:tr>
+    </w:tbl>
+    <w:p>
+      <w:pPr>
+        <w:spacing w:before="105" w:after="105" w:line="432"/>
+        <w:ind w:left="105" w:right="105"/>
+        <w:jc w:val="both"/>
+        <w:rPr>
+          <w:color w:val="1f2937"/>
+        </w:rPr>
+      </w:pPr>
+      <w:r>
+        <w:rPr>
+          <w:rFonts w:hint="eastAsia" w:ascii="Songti SC" w:hAnsi="Songti SC" w:eastAsia="Songti SC" w:cs="Songti SC"/>
+          <w:color w:val="1f2937"/>
+          <w:sz w:val="21"/>
+        </w:rPr>
+        <w:t xml:space="preserve">四项指标的口径各不相同，且都没有唯一正确的定义，所以每个比率都带一个 </w:t>
+      </w:r>
+      <w:r>
+        <w:rPr>
+          <w:rFonts w:ascii="SF Mono" w:hAnsi="SF Mono" w:eastAsia="SF Mono" w:cs="SF Mono"/>
+          <w:color w:val="1f2937"/>
+          <w:sz w:val="18"/>
+          <w:shd w:val="clear" w:fill="eef2f7"/>
+        </w:rPr>
+        <w:t>basis</w:t>
+      </w:r>
+      <w:r>
+        <w:rPr>
+          <w:rFonts w:hint="eastAsia" w:ascii="Songti SC" w:hAnsi="Songti SC" w:eastAsia="Songti SC" w:cs="Songti SC"/>
+          <w:color w:val="1f2937"/>
+          <w:sz w:val="21"/>
+        </w:rPr>
+        <w:t xml:space="preserve"> 字段，界面原样显示。一致率只统计教师已处理的方案（未审核不进分母）；适切率只看「最终采用的项目是否落在推荐前 3」；改进完成率按</w:t>
+      </w:r>
+      <w:r>
+        <w:rPr>
+          <w:rFonts w:hint="eastAsia" w:ascii="Songti SC" w:hAnsi="Songti SC" w:eastAsia="Songti SC" w:cs="Songti SC"/>
+          <w:b w:val="1"/>
+          <w:color w:val="1f2937"/>
+          <w:sz w:val="21"/>
+        </w:rPr>
+        <w:t>题</w:t>
+      </w:r>
+      <w:r>
+        <w:rPr>
+          <w:rFonts w:hint="eastAsia" w:ascii="Songti SC" w:hAnsi="Songti SC" w:eastAsia="Songti SC" w:cs="Songti SC"/>
+          <w:color w:val="1f2937"/>
+          <w:sz w:val="21"/>
+        </w:rPr>
+        <w:t>统计而非按轮——同一道题被追问三次只算一次机会，否则反复试错的学生会把分母刷大；可追溯率的分母是「人数 × 4」，同时反映覆盖面与完整度。</w:t>
+      </w:r>
+    </w:p>
+    <w:p>
+      <w:pPr>
+        <w:spacing w:before="105" w:after="105" w:line="432"/>
+        <w:ind w:left="105" w:right="105"/>
+        <w:jc w:val="both"/>
+        <w:rPr>
+          <w:color w:val="1f2937"/>
+        </w:rPr>
+      </w:pPr>
+      <w:r>
+        <w:rPr>
+          <w:rFonts w:hint="eastAsia" w:ascii="Songti SC" w:hAnsi="Songti SC" w:eastAsia="Songti SC" w:cs="Songti SC"/>
+          <w:b w:val="1"/>
+          <w:color w:val="1f2937"/>
+          <w:sz w:val="21"/>
+        </w:rPr>
+        <w:t xml:space="preserve">分母为零时返回 </w:t>
+      </w:r>
+      <w:r>
+        <w:rPr>
+          <w:rFonts w:ascii="SF Mono" w:hAnsi="SF Mono" w:eastAsia="SF Mono" w:cs="SF Mono"/>
+          <w:b w:val="1"/>
+          <w:color w:val="1f2937"/>
+          <w:sz w:val="18"/>
+          <w:shd w:val="clear" w:fill="eef2f7"/>
+        </w:rPr>
+        <w:t>null</w:t>
+      </w:r>
+      <w:r>
+        <w:rPr>
+          <w:rFonts w:hint="eastAsia" w:ascii="Songti SC" w:hAnsi="Songti SC" w:eastAsia="Songti SC" w:cs="Songti SC"/>
+          <w:b w:val="1"/>
+          <w:color w:val="1f2937"/>
+          <w:sz w:val="21"/>
+        </w:rPr>
+        <w:t>，不返回 0。</w:t>
+      </w:r>
+      <w:r>
+        <w:rPr>
+          <w:rFonts w:hint="eastAsia" w:ascii="Songti SC" w:hAnsi="Songti SC" w:eastAsia="Songti SC" w:cs="Songti SC"/>
+          <w:color w:val="1f2937"/>
+          <w:sz w:val="21"/>
+        </w:rPr>
+        <w:t xml:space="preserve">「还没有人提交」和「提交了但一条都没对上」是两件完全不同的事：都显示 0%，前者会被误读成系统不行，后者才是真问题。界面把 </w:t>
+      </w:r>
+      <w:r>
+        <w:rPr>
+          <w:rFonts w:ascii="SF Mono" w:hAnsi="SF Mono" w:eastAsia="SF Mono" w:cs="SF Mono"/>
+          <w:color w:val="1f2937"/>
+          <w:sz w:val="18"/>
+          <w:shd w:val="clear" w:fill="eef2f7"/>
+        </w:rPr>
+        <w:t>null</w:t>
+      </w:r>
+      <w:r>
+        <w:rPr>
+          <w:rFonts w:hint="eastAsia" w:ascii="Songti SC" w:hAnsi="Songti SC" w:eastAsia="Songti SC" w:cs="Songti SC"/>
+          <w:color w:val="1f2937"/>
+          <w:sz w:val="21"/>
+        </w:rPr>
+        <w:t xml:space="preserve"> 渲染成「—」，并在空状态下说明「先走完课前 → 课中 → 课后，这里才有可统计的数据」。</w:t>
+      </w:r>
+    </w:p>
+    <w:p>
+      <w:pPr>
+        <w:spacing w:before="105" w:after="105" w:line="432"/>
+        <w:ind w:left="105" w:right="105"/>
+        <w:jc w:val="both"/>
+        <w:rPr>
+          <w:color w:val="1f2937"/>
+        </w:rPr>
+      </w:pPr>
+      <w:r>
+        <w:rPr>
+          <w:rFonts w:hint="eastAsia" w:ascii="Songti SC" w:hAnsi="Songti SC" w:eastAsia="Songti SC" w:cs="Songti SC"/>
+          <w:color w:val="1f2937"/>
+          <w:sz w:val="21"/>
+        </w:rPr>
+        <w:t>这四个数是</w:t>
+      </w:r>
+      <w:r>
+        <w:rPr>
+          <w:rFonts w:hint="eastAsia" w:ascii="Songti SC" w:hAnsi="Songti SC" w:eastAsia="Songti SC" w:cs="Songti SC"/>
+          <w:b w:val="1"/>
+          <w:color w:val="1f2937"/>
+          <w:sz w:val="21"/>
+        </w:rPr>
+        <w:t>用来自我质疑</w:t>
+      </w:r>
+      <w:r>
+        <w:rPr>
+          <w:rFonts w:hint="eastAsia" w:ascii="Songti SC" w:hAnsi="Songti SC" w:eastAsia="Songti SC" w:cs="Songti SC"/>
+          <w:color w:val="1f2937"/>
+          <w:sz w:val="21"/>
+        </w:rPr>
+        <w:t>的，不是用来看的：一致率低先改分层阈值，适切率低先改匹配权重（薄弱维度 14 / 学习方式 14 / 能力目标 14 / 专业亲和 10），完成率低先改追问措辞，可追溯率低先补课堂环节。四项指向四个不同的动作，一起改就不知道是哪一处起的作用——这条判断也写在页面上，而不是留在开发者的脑子里。</w:t>
+      </w:r>
+    </w:p>
+    <w:tbl>
+      <w:tblPr>
+        <w:tblW w:w="0" w:type="auto"/>
+        <w:tblBorders>
+          <w:top w:val="none" w:sz="8"/>
+          <w:left w:val="none" w:sz="8"/>
+          <w:bottom w:val="none" w:sz="8"/>
+          <w:right w:val="none" w:sz="8"/>
+        </w:tblBorders>
+        <w:tblLayout w:type="autofit"/>
+        <w:tblCellMar>
+          <w:top w:w="15" w:type="dxa"/>
+          <w:left w:w="15" w:type="dxa"/>
+          <w:bottom w:w="15" w:type="dxa"/>
+          <w:right w:w="15" w:type="dxa"/>
+        </w:tblCellMar>
+      </w:tblPr>
+      <w:tblGrid>
+        <w:gridCol w:w="8306"/>
+      </w:tblGrid>
+      <w:tr>
+        <w:trPr/>
+        <w:tc>
+          <w:tcPr>
+            <w:tcW w:w="8306" w:type="dxa"/>
+            <w:tcBorders>
+              <w:top w:val="none" w:sz="8"/>
+              <w:left w:val="single" w:color="2f6fb3" w:sz="18"/>
+              <w:bottom w:val="none" w:sz="8"/>
+              <w:right w:val="none" w:sz="8"/>
+            </w:tcBorders>
+            <w:shd w:val="clear" w:fill="f4f8fd"/>
+            <w:vAlign w:val="center"/>
+          </w:tcPr>
+          <w:p>
+            <w:pPr>
+              <w:rPr>
+                <w:color w:val="334155"/>
+              </w:rPr>
+            </w:pPr>
+            <w:r>
+              <w:rPr>
+                <w:rFonts w:hint="eastAsia" w:ascii="Songti SC" w:hAnsi="Songti SC" w:eastAsia="Songti SC" w:cs="Songti SC"/>
+                <w:color w:val="334155"/>
+                <w:sz w:val="19"/>
+              </w:rPr>
+              <w:t xml:space="preserve"> 统计范围是同一浏览器内的提交快照（共享键 </w:t>
+            </w:r>
+            <w:r>
+              <w:rPr>
+                <w:rFonts w:ascii="SF Mono" w:hAnsi="SF Mono" w:eastAsia="SF Mono" w:cs="SF Mono"/>
+                <w:color w:val="334155"/>
+                <w:sz w:val="18"/>
+                <w:shd w:val="clear" w:fill="eef2f7"/>
+              </w:rPr>
+              <w:t>physicsAISystem:submissions</w:t>
+            </w:r>
+            <w:r>
+              <w:rPr>
+                <w:rFonts w:hint="eastAsia" w:ascii="Songti SC" w:hAnsi="Songti SC" w:eastAsia="Songti SC" w:cs="Songti SC"/>
+                <w:color w:val="334155"/>
+                <w:sz w:val="19"/>
+              </w:rPr>
+              <w:t xml:space="preserve">），跨设备、跨浏览器不在其中——那需要服务端，本平台目前是文件模式。这条边界同时写在代码注释与页面提示里，不假装已经支持多端协同。 </w:t>
+            </w:r>
+          </w:p>
+        </w:tc>
+      </w:tr>
+    </w:tbl>
+    <w:p>
+      <w:pPr>
         <w:pStyle w:val="000004"/>
         <w:keepNext w:val="1"/>
         <w:keepLines w:val="1"/>
@@ -19316,7 +20546,7 @@
           <w:szCs w:val="44"/>
         </w:rPr>
       </w:pPr>
-      <w:bookmarkStart w:id="23" w:name="section-5"/>
+      <w:bookmarkStart w:id="24" w:name="section-5"/>
       <w:r>
         <w:rPr>
           <w:rFonts w:hint="eastAsia" w:ascii="PingFang SC" w:hAnsi="PingFang SC" w:eastAsia="PingFang SC" w:cs="PingFang SC"/>
@@ -19327,7 +20557,7 @@
         </w:rPr>
         <w:t>五、关键技术实现</w:t>
       </w:r>
-      <w:bookmarkEnd w:id="23"/>
+      <w:bookmarkEnd w:id="24"/>
     </w:p>
     <w:p>
       <w:pPr>
@@ -19346,7 +20576,7 @@
           <w:szCs w:val="32"/>
         </w:rPr>
       </w:pPr>
-      <w:bookmarkStart w:id="24" w:name="section-5-1"/>
+      <w:bookmarkStart w:id="25" w:name="section-5-1"/>
       <w:r>
         <w:rPr>
           <w:rFonts w:hint="eastAsia" w:ascii="PingFang SC" w:hAnsi="PingFang SC" w:eastAsia="PingFang SC" w:cs="PingFang SC"/>
@@ -19356,7 +20586,7 @@
         </w:rPr>
         <w:t>5.1 课堂生成链路</w:t>
       </w:r>
-      <w:bookmarkEnd w:id="24"/>
+      <w:bookmarkEnd w:id="25"/>
     </w:p>
     <w:p>
       <w:pPr>
@@ -20104,7 +21334,7 @@
           <w:szCs w:val="32"/>
         </w:rPr>
       </w:pPr>
-      <w:bookmarkStart w:id="25" w:name="section-5-2"/>
+      <w:bookmarkStart w:id="26" w:name="section-5-2"/>
       <w:r>
         <w:rPr>
           <w:rFonts w:hint="eastAsia" w:ascii="PingFang SC" w:hAnsi="PingFang SC" w:eastAsia="PingFang SC" w:cs="PingFang SC"/>
@@ -20114,7 +21344,7 @@
         </w:rPr>
         <w:t>5.2 并行调度</w:t>
       </w:r>
-      <w:bookmarkEnd w:id="25"/>
+      <w:bookmarkEnd w:id="26"/>
     </w:p>
     <w:p>
       <w:pPr>
@@ -20535,7 +21765,7 @@
           <w:szCs w:val="32"/>
         </w:rPr>
       </w:pPr>
-      <w:bookmarkStart w:id="26" w:name="section-5-3"/>
+      <w:bookmarkStart w:id="27" w:name="section-5-3"/>
       <w:r>
         <w:rPr>
           <w:rFonts w:hint="eastAsia" w:ascii="PingFang SC" w:hAnsi="PingFang SC" w:eastAsia="PingFang SC" w:cs="PingFang SC"/>
@@ -20545,7 +21775,7 @@
         </w:rPr>
         <w:t>5.3 流式输出与断点保留</w:t>
       </w:r>
-      <w:bookmarkEnd w:id="26"/>
+      <w:bookmarkEnd w:id="27"/>
     </w:p>
     <w:p>
       <w:pPr>
@@ -20618,7 +21848,7 @@
           <w:szCs w:val="32"/>
         </w:rPr>
       </w:pPr>
-      <w:bookmarkStart w:id="27" w:name="section-5-4"/>
+      <w:bookmarkStart w:id="28" w:name="section-5-4"/>
       <w:r>
         <w:rPr>
           <w:rFonts w:hint="eastAsia" w:ascii="PingFang SC" w:hAnsi="PingFang SC" w:eastAsia="PingFang SC" w:cs="PingFang SC"/>
@@ -20628,7 +21858,7 @@
         </w:rPr>
         <w:t>5.4 结构校验与修复</w:t>
       </w:r>
-      <w:bookmarkEnd w:id="27"/>
+      <w:bookmarkEnd w:id="28"/>
     </w:p>
     <w:p>
       <w:pPr>
@@ -21572,7 +22802,7 @@
           <w:szCs w:val="32"/>
         </w:rPr>
       </w:pPr>
-      <w:bookmarkStart w:id="28" w:name="section-5-5"/>
+      <w:bookmarkStart w:id="29" w:name="section-5-5"/>
       <w:r>
         <w:rPr>
           <w:rFonts w:hint="eastAsia" w:ascii="PingFang SC" w:hAnsi="PingFang SC" w:eastAsia="PingFang SC" w:cs="PingFang SC"/>
@@ -21582,7 +22812,7 @@
         </w:rPr>
         <w:t>5.5 模型适配层</w:t>
       </w:r>
-      <w:bookmarkEnd w:id="28"/>
+      <w:bookmarkEnd w:id="29"/>
     </w:p>
     <w:p>
       <w:pPr>
@@ -21777,7 +23007,7 @@
           <w:szCs w:val="44"/>
         </w:rPr>
       </w:pPr>
-      <w:bookmarkStart w:id="29" w:name="section-6"/>
+      <w:bookmarkStart w:id="30" w:name="section-6"/>
       <w:r>
         <w:rPr>
           <w:rFonts w:hint="eastAsia" w:ascii="PingFang SC" w:hAnsi="PingFang SC" w:eastAsia="PingFang SC" w:cs="PingFang SC"/>
@@ -21788,7 +23018,7 @@
         </w:rPr>
         <w:t>六、数据设计</w:t>
       </w:r>
-      <w:bookmarkEnd w:id="29"/>
+      <w:bookmarkEnd w:id="30"/>
     </w:p>
     <w:p>
       <w:pPr>
@@ -21807,7 +23037,7 @@
           <w:szCs w:val="32"/>
         </w:rPr>
       </w:pPr>
-      <w:bookmarkStart w:id="30" w:name="section-6-1"/>
+      <w:bookmarkStart w:id="31" w:name="section-6-1"/>
       <w:r>
         <w:rPr>
           <w:rFonts w:hint="eastAsia" w:ascii="PingFang SC" w:hAnsi="PingFang SC" w:eastAsia="PingFang SC" w:cs="PingFang SC"/>
@@ -21817,7 +23047,7 @@
         </w:rPr>
         <w:t>6.1 数据模型</w:t>
       </w:r>
-      <w:bookmarkEnd w:id="30"/>
+      <w:bookmarkEnd w:id="31"/>
     </w:p>
     <w:p>
       <w:pPr>
@@ -22663,7 +23893,7 @@
           <w:szCs w:val="32"/>
         </w:rPr>
       </w:pPr>
-      <w:bookmarkStart w:id="31" w:name="section-6-2"/>
+      <w:bookmarkStart w:id="32" w:name="section-6-2"/>
       <w:r>
         <w:rPr>
           <w:rFonts w:hint="eastAsia" w:ascii="PingFang SC" w:hAnsi="PingFang SC" w:eastAsia="PingFang SC" w:cs="PingFang SC"/>
@@ -22673,7 +23903,7 @@
         </w:rPr>
         <w:t>6.2 账号与凭证</w:t>
       </w:r>
-      <w:bookmarkEnd w:id="31"/>
+      <w:bookmarkEnd w:id="32"/>
     </w:p>
     <w:p>
       <w:pPr>
@@ -22797,7 +24027,7 @@
           <w:szCs w:val="32"/>
         </w:rPr>
       </w:pPr>
-      <w:bookmarkStart w:id="32" w:name="section-6-3"/>
+      <w:bookmarkStart w:id="33" w:name="section-6-3"/>
       <w:r>
         <w:rPr>
           <w:rFonts w:hint="eastAsia" w:ascii="PingFang SC" w:hAnsi="PingFang SC" w:eastAsia="PingFang SC" w:cs="PingFang SC"/>
@@ -22807,7 +24037,7 @@
         </w:rPr>
         <w:t>6.3 快照与恢复</w:t>
       </w:r>
-      <w:bookmarkEnd w:id="32"/>
+      <w:bookmarkEnd w:id="33"/>
     </w:p>
     <w:p>
       <w:pPr>
@@ -22862,7 +24092,7 @@
           <w:szCs w:val="32"/>
         </w:rPr>
       </w:pPr>
-      <w:bookmarkStart w:id="33" w:name="section-6-4"/>
+      <w:bookmarkStart w:id="34" w:name="section-6-4"/>
       <w:r>
         <w:rPr>
           <w:rFonts w:hint="eastAsia" w:ascii="PingFang SC" w:hAnsi="PingFang SC" w:eastAsia="PingFang SC" w:cs="PingFang SC"/>
@@ -22872,7 +24102,7 @@
         </w:rPr>
         <w:t>6.4 数据生命周期</w:t>
       </w:r>
-      <w:bookmarkEnd w:id="33"/>
+      <w:bookmarkEnd w:id="34"/>
     </w:p>
     <w:p>
       <w:pPr>
@@ -23678,7 +24908,7 @@
           <w:szCs w:val="44"/>
         </w:rPr>
       </w:pPr>
-      <w:bookmarkStart w:id="34" w:name="section-7"/>
+      <w:bookmarkStart w:id="35" w:name="section-7"/>
       <w:r>
         <w:rPr>
           <w:rFonts w:hint="eastAsia" w:ascii="PingFang SC" w:hAnsi="PingFang SC" w:eastAsia="PingFang SC" w:cs="PingFang SC"/>
@@ -23689,7 +24919,7 @@
         </w:rPr>
         <w:t>七、接口设计</w:t>
       </w:r>
-      <w:bookmarkEnd w:id="34"/>
+      <w:bookmarkEnd w:id="35"/>
     </w:p>
     <w:p>
       <w:pPr>
@@ -23708,7 +24938,7 @@
           <w:szCs w:val="32"/>
         </w:rPr>
       </w:pPr>
-      <w:bookmarkStart w:id="35" w:name="section-7-1"/>
+      <w:bookmarkStart w:id="36" w:name="section-7-1"/>
       <w:r>
         <w:rPr>
           <w:rFonts w:hint="eastAsia" w:ascii="PingFang SC" w:hAnsi="PingFang SC" w:eastAsia="PingFang SC" w:cs="PingFang SC"/>
@@ -23718,7 +24948,7 @@
         </w:rPr>
         <w:t>7.1 接口清单</w:t>
       </w:r>
-      <w:bookmarkEnd w:id="35"/>
+      <w:bookmarkEnd w:id="36"/>
     </w:p>
     <w:p>
       <w:pPr>
@@ -24952,7 +26182,7 @@
           <w:szCs w:val="32"/>
         </w:rPr>
       </w:pPr>
-      <w:bookmarkStart w:id="36" w:name="section-7-2"/>
+      <w:bookmarkStart w:id="37" w:name="section-7-2"/>
       <w:r>
         <w:rPr>
           <w:rFonts w:hint="eastAsia" w:ascii="PingFang SC" w:hAnsi="PingFang SC" w:eastAsia="PingFang SC" w:cs="PingFang SC"/>
@@ -24962,7 +26192,7 @@
         </w:rPr>
         <w:t>7.2 请求与响应契约</w:t>
       </w:r>
-      <w:bookmarkEnd w:id="36"/>
+      <w:bookmarkEnd w:id="37"/>
     </w:p>
     <w:p>
       <w:pPr>
@@ -25749,7 +26979,7 @@
           <w:szCs w:val="32"/>
         </w:rPr>
       </w:pPr>
-      <w:bookmarkStart w:id="37" w:name="section-7-3"/>
+      <w:bookmarkStart w:id="38" w:name="section-7-3"/>
       <w:r>
         <w:rPr>
           <w:rFonts w:hint="eastAsia" w:ascii="PingFang SC" w:hAnsi="PingFang SC" w:eastAsia="PingFang SC" w:cs="PingFang SC"/>
@@ -25759,7 +26989,7 @@
         </w:rPr>
         <w:t>7.3 访问控制</w:t>
       </w:r>
-      <w:bookmarkEnd w:id="37"/>
+      <w:bookmarkEnd w:id="38"/>
     </w:p>
     <w:p>
       <w:pPr>
@@ -25834,7 +27064,7 @@
           <w:szCs w:val="44"/>
         </w:rPr>
       </w:pPr>
-      <w:bookmarkStart w:id="38" w:name="section-8"/>
+      <w:bookmarkStart w:id="39" w:name="section-8"/>
       <w:r>
         <w:rPr>
           <w:rFonts w:hint="eastAsia" w:ascii="PingFang SC" w:hAnsi="PingFang SC" w:eastAsia="PingFang SC" w:cs="PingFang SC"/>
@@ -25845,7 +27075,7 @@
         </w:rPr>
         <w:t>八、安全设计</w:t>
       </w:r>
-      <w:bookmarkEnd w:id="38"/>
+      <w:bookmarkEnd w:id="39"/>
     </w:p>
     <w:p>
       <w:pPr>
@@ -25864,7 +27094,7 @@
           <w:szCs w:val="32"/>
         </w:rPr>
       </w:pPr>
-      <w:bookmarkStart w:id="39" w:name="section-8-1"/>
+      <w:bookmarkStart w:id="40" w:name="section-8-1"/>
       <w:r>
         <w:rPr>
           <w:rFonts w:hint="eastAsia" w:ascii="PingFang SC" w:hAnsi="PingFang SC" w:eastAsia="PingFang SC" w:cs="PingFang SC"/>
@@ -25874,7 +27104,7 @@
         </w:rPr>
         <w:t>8.1 会话机制</w:t>
       </w:r>
-      <w:bookmarkEnd w:id="39"/>
+      <w:bookmarkEnd w:id="40"/>
     </w:p>
     <w:p>
       <w:pPr>
@@ -25947,7 +27177,7 @@
           <w:szCs w:val="32"/>
         </w:rPr>
       </w:pPr>
-      <w:bookmarkStart w:id="40" w:name="section-8-2"/>
+      <w:bookmarkStart w:id="41" w:name="section-8-2"/>
       <w:r>
         <w:rPr>
           <w:rFonts w:hint="eastAsia" w:ascii="PingFang SC" w:hAnsi="PingFang SC" w:eastAsia="PingFang SC" w:cs="PingFang SC"/>
@@ -25957,7 +27187,7 @@
         </w:rPr>
         <w:t>8.2 凭据管理</w:t>
       </w:r>
-      <w:bookmarkEnd w:id="40"/>
+      <w:bookmarkEnd w:id="41"/>
     </w:p>
     <w:p>
       <w:pPr>
@@ -26030,7 +27260,7 @@
           <w:szCs w:val="32"/>
         </w:rPr>
       </w:pPr>
-      <w:bookmarkStart w:id="41" w:name="section-8-3"/>
+      <w:bookmarkStart w:id="42" w:name="section-8-3"/>
       <w:r>
         <w:rPr>
           <w:rFonts w:hint="eastAsia" w:ascii="PingFang SC" w:hAnsi="PingFang SC" w:eastAsia="PingFang SC" w:cs="PingFang SC"/>
@@ -26040,7 +27270,7 @@
         </w:rPr>
         <w:t>8.3 内容与边界</w:t>
       </w:r>
-      <w:bookmarkEnd w:id="41"/>
+      <w:bookmarkEnd w:id="42"/>
     </w:p>
     <w:p>
       <w:pPr>
@@ -26095,7 +27325,7 @@
           <w:szCs w:val="32"/>
         </w:rPr>
       </w:pPr>
-      <w:bookmarkStart w:id="42" w:name="section-8-4"/>
+      <w:bookmarkStart w:id="43" w:name="section-8-4"/>
       <w:r>
         <w:rPr>
           <w:rFonts w:hint="eastAsia" w:ascii="PingFang SC" w:hAnsi="PingFang SC" w:eastAsia="PingFang SC" w:cs="PingFang SC"/>
@@ -26105,7 +27335,7 @@
         </w:rPr>
         <w:t>8.4 威胁模型</w:t>
       </w:r>
-      <w:bookmarkEnd w:id="42"/>
+      <w:bookmarkEnd w:id="43"/>
     </w:p>
     <w:p>
       <w:pPr>
@@ -27154,7 +28384,7 @@
           <w:szCs w:val="44"/>
         </w:rPr>
       </w:pPr>
-      <w:bookmarkStart w:id="43" w:name="section-9"/>
+      <w:bookmarkStart w:id="44" w:name="section-9"/>
       <w:r>
         <w:rPr>
           <w:rFonts w:hint="eastAsia" w:ascii="PingFang SC" w:hAnsi="PingFang SC" w:eastAsia="PingFang SC" w:cs="PingFang SC"/>
@@ -27165,7 +28395,7 @@
         </w:rPr>
         <w:t>九、性能设计</w:t>
       </w:r>
-      <w:bookmarkEnd w:id="43"/>
+      <w:bookmarkEnd w:id="44"/>
     </w:p>
     <w:p>
       <w:pPr>
@@ -27184,7 +28414,7 @@
           <w:szCs w:val="32"/>
         </w:rPr>
       </w:pPr>
-      <w:bookmarkStart w:id="44" w:name="section-9-1"/>
+      <w:bookmarkStart w:id="45" w:name="section-9-1"/>
       <w:r>
         <w:rPr>
           <w:rFonts w:hint="eastAsia" w:ascii="PingFang SC" w:hAnsi="PingFang SC" w:eastAsia="PingFang SC" w:cs="PingFang SC"/>
@@ -27194,7 +28424,7 @@
         </w:rPr>
         <w:t>9.1 实测指标</w:t>
       </w:r>
-      <w:bookmarkEnd w:id="44"/>
+      <w:bookmarkEnd w:id="45"/>
     </w:p>
     <w:p>
       <w:pPr>
@@ -27416,7 +28646,7 @@
                 <w:color w:val="1f2937"/>
                 <w:sz w:val="18"/>
               </w:rPr>
-              <w:t>15 条路由全部 200</w:t>
+              <w:t>21 条路由全部 200</w:t>
             </w:r>
           </w:p>
         </w:tc>
@@ -27521,7 +28751,7 @@
                 <w:color w:val="1f2937"/>
                 <w:sz w:val="18"/>
               </w:rPr>
-              <w:t>45 个产物全部 200</w:t>
+              <w:t>48 个产物全部 200</w:t>
             </w:r>
           </w:p>
         </w:tc>
@@ -28208,7 +29438,7 @@
           <w:szCs w:val="32"/>
         </w:rPr>
       </w:pPr>
-      <w:bookmarkStart w:id="45" w:name="section-9-2"/>
+      <w:bookmarkStart w:id="46" w:name="section-9-2"/>
       <w:r>
         <w:rPr>
           <w:rFonts w:hint="eastAsia" w:ascii="PingFang SC" w:hAnsi="PingFang SC" w:eastAsia="PingFang SC" w:cs="PingFang SC"/>
@@ -28218,7 +29448,7 @@
         </w:rPr>
         <w:t>9.2 性能模型</w:t>
       </w:r>
-      <w:bookmarkEnd w:id="45"/>
+      <w:bookmarkEnd w:id="46"/>
     </w:p>
     <w:p>
       <w:pPr>
@@ -28310,7 +29540,7 @@
           <w:szCs w:val="32"/>
         </w:rPr>
       </w:pPr>
-      <w:bookmarkStart w:id="46" w:name="section-9-3"/>
+      <w:bookmarkStart w:id="47" w:name="section-9-3"/>
       <w:r>
         <w:rPr>
           <w:rFonts w:hint="eastAsia" w:ascii="PingFang SC" w:hAnsi="PingFang SC" w:eastAsia="PingFang SC" w:cs="PingFang SC"/>
@@ -28320,7 +29550,7 @@
         </w:rPr>
         <w:t>9.3 容量估算</w:t>
       </w:r>
-      <w:bookmarkEnd w:id="46"/>
+      <w:bookmarkEnd w:id="47"/>
     </w:p>
     <w:p>
       <w:pPr>
@@ -28395,7 +29625,7 @@
           <w:szCs w:val="44"/>
         </w:rPr>
       </w:pPr>
-      <w:bookmarkStart w:id="47" w:name="section-10"/>
+      <w:bookmarkStart w:id="48" w:name="section-10"/>
       <w:r>
         <w:rPr>
           <w:rFonts w:hint="eastAsia" w:ascii="PingFang SC" w:hAnsi="PingFang SC" w:eastAsia="PingFang SC" w:cs="PingFang SC"/>
@@ -28406,7 +29636,7 @@
         </w:rPr>
         <w:t>十、工程质量</w:t>
       </w:r>
-      <w:bookmarkEnd w:id="47"/>
+      <w:bookmarkEnd w:id="48"/>
     </w:p>
     <w:p>
       <w:pPr>
@@ -28425,7 +29655,7 @@
           <w:szCs w:val="32"/>
         </w:rPr>
       </w:pPr>
-      <w:bookmarkStart w:id="48" w:name="section-10-1"/>
+      <w:bookmarkStart w:id="49" w:name="section-10-1"/>
       <w:r>
         <w:rPr>
           <w:rFonts w:hint="eastAsia" w:ascii="PingFang SC" w:hAnsi="PingFang SC" w:eastAsia="PingFang SC" w:cs="PingFang SC"/>
@@ -28435,7 +29665,7 @@
         </w:rPr>
         <w:t>10.1 构建与裁剪</w:t>
       </w:r>
-      <w:bookmarkEnd w:id="48"/>
+      <w:bookmarkEnd w:id="49"/>
     </w:p>
     <w:p>
       <w:pPr>
@@ -28508,7 +29738,7 @@
           <w:szCs w:val="32"/>
         </w:rPr>
       </w:pPr>
-      <w:bookmarkStart w:id="49" w:name="section-10-2"/>
+      <w:bookmarkStart w:id="50" w:name="section-10-2"/>
       <w:r>
         <w:rPr>
           <w:rFonts w:hint="eastAsia" w:ascii="PingFang SC" w:hAnsi="PingFang SC" w:eastAsia="PingFang SC" w:cs="PingFang SC"/>
@@ -28518,7 +29748,7 @@
         </w:rPr>
         <w:t>10.2 自动化门禁</w:t>
       </w:r>
-      <w:bookmarkEnd w:id="49"/>
+      <w:bookmarkEnd w:id="50"/>
     </w:p>
     <w:p>
       <w:pPr>
@@ -29583,7 +30813,7 @@
           <w:szCs w:val="32"/>
         </w:rPr>
       </w:pPr>
-      <w:bookmarkStart w:id="50" w:name="section-10-3"/>
+      <w:bookmarkStart w:id="51" w:name="section-10-3"/>
       <w:r>
         <w:rPr>
           <w:rFonts w:hint="eastAsia" w:ascii="PingFang SC" w:hAnsi="PingFang SC" w:eastAsia="PingFang SC" w:cs="PingFang SC"/>
@@ -29593,7 +30823,7 @@
         </w:rPr>
         <w:t>10.3 测试体系</w:t>
       </w:r>
-      <w:bookmarkEnd w:id="50"/>
+      <w:bookmarkEnd w:id="51"/>
     </w:p>
     <w:p>
       <w:pPr>
@@ -29668,7 +30898,7 @@
           <w:szCs w:val="44"/>
         </w:rPr>
       </w:pPr>
-      <w:bookmarkStart w:id="51" w:name="section-11"/>
+      <w:bookmarkStart w:id="52" w:name="section-11"/>
       <w:r>
         <w:rPr>
           <w:rFonts w:hint="eastAsia" w:ascii="PingFang SC" w:hAnsi="PingFang SC" w:eastAsia="PingFang SC" w:cs="PingFang SC"/>
@@ -29679,7 +30909,7 @@
         </w:rPr>
         <w:t>十一、部署与运维</w:t>
       </w:r>
-      <w:bookmarkEnd w:id="51"/>
+      <w:bookmarkEnd w:id="52"/>
     </w:p>
     <w:p>
       <w:pPr>
@@ -29698,7 +30928,7 @@
           <w:szCs w:val="32"/>
         </w:rPr>
       </w:pPr>
-      <w:bookmarkStart w:id="52" w:name="section-11-1"/>
+      <w:bookmarkStart w:id="53" w:name="section-11-1"/>
       <w:r>
         <w:rPr>
           <w:rFonts w:hint="eastAsia" w:ascii="PingFang SC" w:hAnsi="PingFang SC" w:eastAsia="PingFang SC" w:cs="PingFang SC"/>
@@ -29708,7 +30938,7 @@
         </w:rPr>
         <w:t>11.1 环境与配置</w:t>
       </w:r>
-      <w:bookmarkEnd w:id="52"/>
+      <w:bookmarkEnd w:id="53"/>
     </w:p>
     <w:p>
       <w:pPr>
@@ -30324,7 +31554,7 @@
           <w:szCs w:val="32"/>
         </w:rPr>
       </w:pPr>
-      <w:bookmarkStart w:id="53" w:name="section-11-2"/>
+      <w:bookmarkStart w:id="54" w:name="section-11-2"/>
       <w:r>
         <w:rPr>
           <w:rFonts w:hint="eastAsia" w:ascii="PingFang SC" w:hAnsi="PingFang SC" w:eastAsia="PingFang SC" w:cs="PingFang SC"/>
@@ -30334,7 +31564,7 @@
         </w:rPr>
         <w:t>11.2 发布流程</w:t>
       </w:r>
-      <w:bookmarkEnd w:id="53"/>
+      <w:bookmarkEnd w:id="54"/>
     </w:p>
     <w:p>
       <w:pPr>
@@ -31051,7 +32281,7 @@
           <w:szCs w:val="32"/>
         </w:rPr>
       </w:pPr>
-      <w:bookmarkStart w:id="54" w:name="section-11-3"/>
+      <w:bookmarkStart w:id="55" w:name="section-11-3"/>
       <w:r>
         <w:rPr>
           <w:rFonts w:hint="eastAsia" w:ascii="PingFang SC" w:hAnsi="PingFang SC" w:eastAsia="PingFang SC" w:cs="PingFang SC"/>
@@ -31061,7 +32291,7 @@
         </w:rPr>
         <w:t>11.3 排障要点</w:t>
       </w:r>
-      <w:bookmarkEnd w:id="54"/>
+      <w:bookmarkEnd w:id="55"/>
     </w:p>
     <w:p>
       <w:pPr>
@@ -31242,108 +32472,109 @@
     </w:pPrDefault>
   </w:docDefaults>
   <w:latentStyles w:defLockedState="0" w:defUIPriority="99" w:defSemiHidden="0" w:defUnhideWhenUsed="0" w:defQFormat="0" w:count="88">
-    <w:lsdException w:name="Hyperlink" w:semiHidden="1" w:unhideWhenUsed="1"/>
+    <w:lsdException w:name="index 5" w:semiHidden="1" w:unhideWhenUsed="1"/>
+    <w:lsdException w:name="Body Text" w:semiHidden="1" w:unhideWhenUsed="1"/>
+    <w:lsdException w:name="Closing" w:semiHidden="1" w:unhideWhenUsed="1"/>
+    <w:lsdException w:name="Body Text First Indent" w:semiHidden="1" w:unhideWhenUsed="1"/>
+    <w:lsdException w:name="index 4" w:semiHidden="1" w:unhideWhenUsed="1"/>
+    <w:lsdException w:name="Normal" w:uiPriority="0" w:qFormat="1"/>
+    <w:lsdException w:name="List Bullet 5" w:semiHidden="1" w:unhideWhenUsed="1"/>
+    <w:lsdException w:name="List Continue 4" w:semiHidden="1" w:unhideWhenUsed="1"/>
+    <w:lsdException w:name="List 4" w:semiHidden="1" w:unhideWhenUsed="1"/>
+    <w:lsdException w:name="List Bullet" w:semiHidden="1" w:unhideWhenUsed="1"/>
+    <w:lsdException w:name="heading 8" w:uiPriority="9" w:semiHidden="1" w:unhideWhenUsed="1" w:qFormat="1"/>
+    <w:lsdException w:name="toc 5" w:uiPriority="39" w:semiHidden="1" w:unhideWhenUsed="1"/>
+    <w:lsdException w:name="toc 6" w:uiPriority="39" w:semiHidden="1" w:unhideWhenUsed="1"/>
+    <w:lsdException w:name="Strong" w:uiPriority="22" w:qFormat="1"/>
     <w:lsdException w:name="Body Text Indent 2" w:semiHidden="1" w:unhideWhenUsed="1"/>
-    <w:lsdException w:name="page number" w:semiHidden="1" w:unhideWhenUsed="1"/>
+    <w:lsdException w:name="table of authorities" w:semiHidden="1" w:unhideWhenUsed="1"/>
+    <w:lsdException w:name="toc 8" w:uiPriority="39" w:semiHidden="1" w:unhideWhenUsed="1"/>
+    <w:lsdException w:name="Body Text 2" w:semiHidden="1" w:unhideWhenUsed="1"/>
+    <w:lsdException w:name="envelope return" w:semiHidden="1" w:unhideWhenUsed="1"/>
+    <w:lsdException w:name="List 5" w:semiHidden="1" w:unhideWhenUsed="1"/>
+    <w:lsdException w:name="Message Header" w:semiHidden="1" w:unhideWhenUsed="1"/>
+    <w:lsdException w:name="toc 4" w:uiPriority="39" w:semiHidden="1" w:unhideWhenUsed="1"/>
+    <w:lsdException w:name="List Bullet 3" w:semiHidden="1" w:unhideWhenUsed="1"/>
+    <w:lsdException w:name="Body Text Indent" w:semiHidden="1" w:unhideWhenUsed="1"/>
+    <w:lsdException w:name="List" w:semiHidden="1" w:unhideWhenUsed="1"/>
+    <w:lsdException w:name="Body Text First Indent 2" w:semiHidden="1" w:unhideWhenUsed="1"/>
+    <w:lsdException w:name="List Continue 5" w:semiHidden="1" w:unhideWhenUsed="1"/>
+    <w:lsdException w:name="toa heading" w:semiHidden="1" w:unhideWhenUsed="1"/>
+    <w:lsdException w:name="Title" w:uiPriority="10" w:qFormat="1"/>
+    <w:lsdException w:name="index 8" w:semiHidden="1" w:unhideWhenUsed="1"/>
+    <w:lsdException w:name="List Number 4" w:semiHidden="1" w:unhideWhenUsed="1"/>
+    <w:lsdException w:name="footnote reference" w:semiHidden="1" w:unhideWhenUsed="1"/>
+    <w:lsdException w:name="header" w:semiHidden="1" w:unhideWhenUsed="1"/>
+    <w:lsdException w:name="line number" w:semiHidden="1" w:unhideWhenUsed="1"/>
+    <w:lsdException w:name="List Continue" w:semiHidden="1" w:unhideWhenUsed="1"/>
+    <w:lsdException w:name="heading 9" w:uiPriority="9" w:semiHidden="1" w:unhideWhenUsed="1" w:qFormat="1"/>
+    <w:lsdException w:name="List 2" w:semiHidden="1" w:unhideWhenUsed="1"/>
+    <w:lsdException w:name="annotation text" w:semiHidden="1" w:unhideWhenUsed="1"/>
+    <w:lsdException w:name="List Continue 3" w:semiHidden="1" w:unhideWhenUsed="1"/>
+    <w:lsdException w:name="envelope address" w:semiHidden="1" w:unhideWhenUsed="1"/>
     <w:lsdException w:name="endnote reference" w:semiHidden="1" w:unhideWhenUsed="1"/>
-    <w:lsdException w:name="Body Text" w:semiHidden="1" w:unhideWhenUsed="1"/>
+    <w:lsdException w:name="heading 7" w:uiPriority="9" w:semiHidden="1" w:unhideWhenUsed="1" w:qFormat="1"/>
+    <w:lsdException w:name="heading 5" w:uiPriority="9" w:semiHidden="1" w:unhideWhenUsed="1" w:qFormat="1"/>
+    <w:lsdException w:name="Signature" w:semiHidden="1" w:unhideWhenUsed="1"/>
+    <w:lsdException w:name="toc 7" w:uiPriority="39" w:semiHidden="1" w:unhideWhenUsed="1"/>
+    <w:lsdException w:name="Default Paragraph Font" w:uiPriority="1" w:semiHidden="1" w:unhideWhenUsed="1"/>
+    <w:lsdException w:name="index 3" w:semiHidden="1" w:unhideWhenUsed="1"/>
     <w:lsdException w:name="endnote text" w:semiHidden="1" w:unhideWhenUsed="1"/>
-    <w:lsdException w:name="List 2" w:semiHidden="1" w:unhideWhenUsed="1"/>
-    <w:lsdException w:name="index 2" w:semiHidden="1" w:unhideWhenUsed="1"/>
-    <w:lsdException w:name="Body Text 2" w:semiHidden="1" w:unhideWhenUsed="1"/>
-    <w:lsdException w:name="Signature" w:semiHidden="1" w:unhideWhenUsed="1"/>
-    <w:lsdException w:name="line number" w:semiHidden="1" w:unhideWhenUsed="1"/>
-    <w:lsdException w:name="Message Header" w:semiHidden="1" w:unhideWhenUsed="1"/>
-    <w:lsdException w:name="List Bullet" w:semiHidden="1" w:unhideWhenUsed="1"/>
+    <w:lsdException w:name="Salutation" w:semiHidden="1" w:unhideWhenUsed="1"/>
+    <w:lsdException w:name="heading 3" w:uiPriority="9" w:semiHidden="1" w:unhideWhenUsed="1" w:qFormat="1"/>
+    <w:lsdException w:name="footer" w:semiHidden="1" w:unhideWhenUsed="1"/>
     <w:lsdException w:name="Block Text" w:semiHidden="1" w:unhideWhenUsed="1"/>
-    <w:lsdException w:name="footer" w:semiHidden="1" w:unhideWhenUsed="1"/>
-    <w:lsdException w:name="List" w:semiHidden="1" w:unhideWhenUsed="1"/>
-    <w:lsdException w:name="toc 4" w:uiPriority="39" w:semiHidden="1" w:unhideWhenUsed="1"/>
-    <w:lsdException w:name="List Number 3" w:semiHidden="1" w:unhideWhenUsed="1"/>
-    <w:lsdException w:name="Body Text Indent 3" w:semiHidden="1" w:unhideWhenUsed="1"/>
-    <w:lsdException w:name="annotation text" w:semiHidden="1" w:unhideWhenUsed="1"/>
-    <w:lsdException w:name="macro" w:semiHidden="1" w:unhideWhenUsed="1"/>
-    <w:lsdException w:name="List Continue 2" w:semiHidden="1" w:unhideWhenUsed="1"/>
-    <w:lsdException w:name="index 9" w:semiHidden="1" w:unhideWhenUsed="1"/>
-    <w:lsdException w:name="List Continue" w:semiHidden="1" w:unhideWhenUsed="1"/>
-    <w:lsdException w:name="toc 3" w:uiPriority="39" w:semiHidden="1" w:unhideWhenUsed="1"/>
-    <w:lsdException w:name="Title" w:uiPriority="10" w:qFormat="1"/>
-    <w:lsdException w:name="Body Text First Indent" w:semiHidden="1" w:unhideWhenUsed="1"/>
-    <w:lsdException w:name="header" w:semiHidden="1" w:unhideWhenUsed="1"/>
-    <w:lsdException w:name="toc 8" w:uiPriority="39" w:semiHidden="1" w:unhideWhenUsed="1"/>
-    <w:lsdException w:name="List Bullet 3" w:semiHidden="1" w:unhideWhenUsed="1"/>
-    <w:lsdException w:name="List 5" w:semiHidden="1" w:unhideWhenUsed="1"/>
-    <w:lsdException w:name="List Bullet 2" w:semiHidden="1" w:unhideWhenUsed="1"/>
-    <w:lsdException w:name="table of authorities" w:semiHidden="1" w:unhideWhenUsed="1"/>
-    <w:lsdException w:name="List Number" w:semiHidden="1" w:unhideWhenUsed="1"/>
-    <w:lsdException w:name="toc 5" w:uiPriority="39" w:semiHidden="1" w:unhideWhenUsed="1"/>
-    <w:lsdException w:name="List Continue 4" w:semiHidden="1" w:unhideWhenUsed="1"/>
-    <w:lsdException w:name="List Continue 3" w:semiHidden="1" w:unhideWhenUsed="1"/>
-    <w:lsdException w:name="index 6" w:semiHidden="1" w:unhideWhenUsed="1"/>
-    <w:lsdException w:name="footnote reference" w:semiHidden="1" w:unhideWhenUsed="1"/>
-    <w:lsdException w:name="Normal" w:uiPriority="0" w:qFormat="1"/>
-    <w:lsdException w:name="index 8" w:semiHidden="1" w:unhideWhenUsed="1"/>
-    <w:lsdException w:name="Closing" w:semiHidden="1" w:unhideWhenUsed="1"/>
-    <w:lsdException w:name="List Bullet 5" w:semiHidden="1" w:unhideWhenUsed="1"/>
-    <w:lsdException w:name="Note Heading" w:semiHidden="1" w:unhideWhenUsed="1"/>
-    <w:lsdException w:name="heading 5" w:uiPriority="9" w:semiHidden="1" w:unhideWhenUsed="1" w:qFormat="1"/>
-    <w:lsdException w:name="List Number 4" w:semiHidden="1" w:unhideWhenUsed="1"/>
     <w:lsdException w:name="FollowedHyperlink" w:semiHidden="1" w:unhideWhenUsed="1"/>
     <w:lsdException w:name="List 3" w:semiHidden="1" w:unhideWhenUsed="1"/>
-    <w:lsdException w:name="Body Text 3" w:semiHidden="1" w:unhideWhenUsed="1"/>
-    <w:lsdException w:name="List Continue 5" w:semiHidden="1" w:unhideWhenUsed="1"/>
-    <w:lsdException w:name="Strong" w:uiPriority="22" w:qFormat="1"/>
-    <w:lsdException w:name="Default Paragraph Font" w:uiPriority="1" w:semiHidden="1" w:unhideWhenUsed="1"/>
-    <w:lsdException w:name="heading 3" w:uiPriority="9" w:semiHidden="1" w:unhideWhenUsed="1" w:qFormat="1"/>
+    <w:lsdException w:name="Normal Indent" w:semiHidden="1" w:unhideWhenUsed="1"/>
+    <w:lsdException w:name="caption" w:uiPriority="35" w:semiHidden="1" w:unhideWhenUsed="1" w:qFormat="1"/>
+    <w:lsdException w:name="index 6" w:semiHidden="1" w:unhideWhenUsed="1"/>
+    <w:lsdException w:name="index 1" w:semiHidden="1" w:unhideWhenUsed="1"/>
+    <w:lsdException w:name="Subtitle" w:uiPriority="11" w:qFormat="1"/>
+    <w:lsdException w:name="heading 6" w:uiPriority="9" w:semiHidden="1" w:unhideWhenUsed="1" w:qFormat="1"/>
     <w:lsdException w:name="annotation reference" w:semiHidden="1" w:unhideWhenUsed="1"/>
-    <w:lsdException w:name="List Number 2" w:semiHidden="1" w:unhideWhenUsed="1"/>
-    <w:lsdException w:name="Body Text Indent" w:semiHidden="1" w:unhideWhenUsed="1"/>
-    <w:lsdException w:name="heading 2" w:uiPriority="9" w:semiHidden="1" w:unhideWhenUsed="1" w:qFormat="1"/>
-    <w:lsdException w:name="heading 7" w:uiPriority="9" w:semiHidden="1" w:unhideWhenUsed="1" w:qFormat="1"/>
-    <w:lsdException w:name="List Bullet 4" w:semiHidden="1" w:unhideWhenUsed="1"/>
-    <w:lsdException w:name="index 5" w:semiHidden="1" w:unhideWhenUsed="1"/>
-    <w:lsdException w:name="index 1" w:semiHidden="1" w:unhideWhenUsed="1"/>
-    <w:lsdException w:name="index 7" w:semiHidden="1" w:unhideWhenUsed="1"/>
-    <w:lsdException w:name="envelope address" w:semiHidden="1" w:unhideWhenUsed="1"/>
-    <w:lsdException w:name="toc 6" w:uiPriority="39" w:semiHidden="1" w:unhideWhenUsed="1"/>
-    <w:lsdException w:name="index 4" w:semiHidden="1" w:unhideWhenUsed="1"/>
-    <w:lsdException w:name="Salutation" w:semiHidden="1" w:unhideWhenUsed="1"/>
-    <w:lsdException w:name="toc 9" w:uiPriority="39" w:semiHidden="1" w:unhideWhenUsed="1"/>
-    <w:lsdException w:name="toc 1" w:uiPriority="39" w:semiHidden="1" w:unhideWhenUsed="1"/>
-    <w:lsdException w:name="heading 9" w:uiPriority="9" w:semiHidden="1" w:unhideWhenUsed="1" w:qFormat="1"/>
-    <w:lsdException w:name="List 4" w:semiHidden="1" w:unhideWhenUsed="1"/>
-    <w:lsdException w:name="Normal Indent" w:semiHidden="1" w:unhideWhenUsed="1"/>
-    <w:lsdException w:name="toc 7" w:uiPriority="39" w:semiHidden="1" w:unhideWhenUsed="1"/>
+    <w:lsdException w:name="footnote text" w:semiHidden="1" w:unhideWhenUsed="1"/>
+    <w:lsdException w:name="index 2" w:semiHidden="1" w:unhideWhenUsed="1"/>
+    <w:lsdException w:name="toc 3" w:uiPriority="39" w:semiHidden="1" w:unhideWhenUsed="1"/>
     <w:lsdException w:name="Date" w:semiHidden="1" w:unhideWhenUsed="1"/>
     <w:lsdException w:name="heading 1" w:uiPriority="9" w:qFormat="1"/>
+    <w:lsdException w:name="index 7" w:semiHidden="1" w:unhideWhenUsed="1"/>
+    <w:lsdException w:name="toc 1" w:uiPriority="39" w:semiHidden="1" w:unhideWhenUsed="1"/>
+    <w:lsdException w:name="table of figures" w:semiHidden="1" w:unhideWhenUsed="1"/>
+    <w:lsdException w:name="heading 2" w:uiPriority="9" w:semiHidden="1" w:unhideWhenUsed="1" w:qFormat="1"/>
+    <w:lsdException w:name="Body Text 3" w:semiHidden="1" w:unhideWhenUsed="1"/>
+    <w:lsdException w:name="Note Heading" w:semiHidden="1" w:unhideWhenUsed="1"/>
     <w:lsdException w:name="heading 4" w:uiPriority="9" w:semiHidden="1" w:unhideWhenUsed="1" w:qFormat="1"/>
+    <w:lsdException w:name="List Bullet 2" w:semiHidden="1" w:unhideWhenUsed="1"/>
+    <w:lsdException w:name="List Continue 2" w:semiHidden="1" w:unhideWhenUsed="1"/>
+    <w:lsdException w:name="List Bullet 4" w:semiHidden="1" w:unhideWhenUsed="1"/>
+    <w:lsdException w:name="Body Text Indent 3" w:semiHidden="1" w:unhideWhenUsed="1"/>
+    <w:lsdException w:name="index 9" w:semiHidden="1" w:unhideWhenUsed="1"/>
+    <w:lsdException w:name="List Number 5" w:semiHidden="1" w:unhideWhenUsed="1"/>
+    <w:lsdException w:name="macro" w:semiHidden="1" w:unhideWhenUsed="1"/>
+    <w:lsdException w:name="page number" w:semiHidden="1" w:unhideWhenUsed="1"/>
+    <w:lsdException w:name="Hyperlink" w:semiHidden="1" w:unhideWhenUsed="1"/>
     <w:lsdException w:name="toc 2" w:uiPriority="39" w:semiHidden="1" w:unhideWhenUsed="1"/>
-    <w:lsdException w:name="heading 8" w:uiPriority="9" w:semiHidden="1" w:unhideWhenUsed="1" w:qFormat="1"/>
-    <w:lsdException w:name="List Number 5" w:semiHidden="1" w:unhideWhenUsed="1"/>
-    <w:lsdException w:name="index 3" w:semiHidden="1" w:unhideWhenUsed="1"/>
+    <w:lsdException w:name="toc 9" w:uiPriority="39" w:semiHidden="1" w:unhideWhenUsed="1"/>
     <w:lsdException w:name="index heading" w:semiHidden="1" w:unhideWhenUsed="1"/>
-    <w:lsdException w:name="heading 6" w:uiPriority="9" w:semiHidden="1" w:unhideWhenUsed="1" w:qFormat="1"/>
-    <w:lsdException w:name="Subtitle" w:uiPriority="11" w:qFormat="1"/>
-    <w:lsdException w:name="caption" w:uiPriority="35" w:semiHidden="1" w:unhideWhenUsed="1" w:qFormat="1"/>
-    <w:lsdException w:name="toa heading" w:semiHidden="1" w:unhideWhenUsed="1"/>
-    <w:lsdException w:name="footnote text" w:semiHidden="1" w:unhideWhenUsed="1"/>
-    <w:lsdException w:name="Body Text First Indent 2" w:semiHidden="1" w:unhideWhenUsed="1"/>
-    <w:lsdException w:name="table of figures" w:semiHidden="1" w:unhideWhenUsed="1"/>
-    <w:lsdException w:name="envelope return" w:semiHidden="1" w:unhideWhenUsed="1"/>
+    <w:lsdException w:name="List Number" w:semiHidden="1" w:unhideWhenUsed="1"/>
+    <w:lsdException w:name="List Number 2" w:semiHidden="1" w:unhideWhenUsed="1"/>
+    <w:lsdException w:name="List Number 3" w:semiHidden="1" w:unhideWhenUsed="1"/>
   </w:latentStyles>
-  <w:style w:type="paragraph" w:styleId="000003">
-    <w:name w:val="toc 2"/>
+  <w:style w:type="paragraph" w:styleId="000006">
+    <w:name w:val="heading 3"/>
     <w:basedOn w:val="Normal"/>
+    <w:next w:val="Normal"/>
+    <w:uiPriority w:val="9"/>
     <w:qFormat w:val="1"/>
     <w:pPr>
-      <w:tabs>
-        <w:tab w:val="right" w:leader="dot" w:pos="9072"/>
-      </w:tabs>
-      <w:spacing w:after="60" w:line="360"/>
-      <w:ind w:left="420"/>
+      <w:keepNext w:val="1"/>
+      <w:keepLines w:val="1"/>
+      <w:spacing w:before="180" w:after="80"/>
+      <w:outlineLvl w:val="2"/>
     </w:pPr>
     <w:rPr>
-      <w:rFonts w:ascii="SimSun" w:hAnsi="SimSun" w:eastAsia="SimSun" w:cs="SimSun"/>
+      <w:b w:val="1"/>
       <w:sz w:val="24"/>
       <w:szCs w:val="24"/>
     </w:rPr>
@@ -31364,6 +32595,24 @@
       <w:szCs w:val="24"/>
     </w:rPr>
   </w:style>
+  <w:style w:type="paragraph" w:styleId="000004">
+    <w:name w:val="heading 1"/>
+    <w:basedOn w:val="Normal"/>
+    <w:next w:val="Normal"/>
+    <w:uiPriority w:val="9"/>
+    <w:qFormat w:val="1"/>
+    <w:pPr>
+      <w:keepNext w:val="1"/>
+      <w:keepLines w:val="1"/>
+      <w:spacing w:before="240" w:after="120"/>
+      <w:outlineLvl w:val="0"/>
+    </w:pPr>
+    <w:rPr>
+      <w:b w:val="1"/>
+      <w:sz w:val="32"/>
+      <w:szCs w:val="32"/>
+    </w:rPr>
+  </w:style>
   <w:style w:type="paragraph" w:styleId="000005">
     <w:name w:val="heading 2"/>
     <w:basedOn w:val="Normal"/>
@@ -31382,38 +32631,19 @@
       <w:szCs w:val="26"/>
     </w:rPr>
   </w:style>
-  <w:style w:type="paragraph" w:styleId="000004">
-    <w:name w:val="heading 1"/>
+  <w:style w:type="paragraph" w:styleId="000003">
+    <w:name w:val="toc 2"/>
     <w:basedOn w:val="Normal"/>
-    <w:next w:val="Normal"/>
-    <w:uiPriority w:val="9"/>
     <w:qFormat w:val="1"/>
     <w:pPr>
-      <w:keepNext w:val="1"/>
-      <w:keepLines w:val="1"/>
-      <w:spacing w:before="240" w:after="120"/>
-      <w:outlineLvl w:val="0"/>
+      <w:tabs>
+        <w:tab w:val="right" w:leader="dot" w:pos="9072"/>
+      </w:tabs>
+      <w:spacing w:after="60" w:line="360"/>
+      <w:ind w:left="420"/>
     </w:pPr>
     <w:rPr>
-      <w:b w:val="1"/>
-      <w:sz w:val="32"/>
-      <w:szCs w:val="32"/>
-    </w:rPr>
-  </w:style>
-  <w:style w:type="paragraph" w:styleId="000006">
-    <w:name w:val="heading 3"/>
-    <w:basedOn w:val="Normal"/>
-    <w:next w:val="Normal"/>
-    <w:uiPriority w:val="9"/>
-    <w:qFormat w:val="1"/>
-    <w:pPr>
-      <w:keepNext w:val="1"/>
-      <w:keepLines w:val="1"/>
-      <w:spacing w:before="180" w:after="80"/>
-      <w:outlineLvl w:val="2"/>
-    </w:pPr>
-    <w:rPr>
-      <w:b w:val="1"/>
+      <w:rFonts w:ascii="SimSun" w:hAnsi="SimSun" w:eastAsia="SimSun" w:cs="SimSun"/>
       <w:sz w:val="24"/>
       <w:szCs w:val="24"/>
     </w:rPr>

--- a/docs/交付/产品技术文档.docx
+++ b/docs/交付/产品技术文档.docx
@@ -32472,94 +32472,94 @@
     </w:pPrDefault>
   </w:docDefaults>
   <w:latentStyles w:defLockedState="0" w:defUIPriority="99" w:defSemiHidden="0" w:defUnhideWhenUsed="0" w:defQFormat="0" w:count="88">
+    <w:lsdException w:name="caption" w:uiPriority="35" w:semiHidden="1" w:unhideWhenUsed="1" w:qFormat="1"/>
+    <w:lsdException w:name="index 4" w:semiHidden="1" w:unhideWhenUsed="1"/>
+    <w:lsdException w:name="List 4" w:semiHidden="1" w:unhideWhenUsed="1"/>
+    <w:lsdException w:name="header" w:semiHidden="1" w:unhideWhenUsed="1"/>
+    <w:lsdException w:name="page number" w:semiHidden="1" w:unhideWhenUsed="1"/>
+    <w:lsdException w:name="annotation reference" w:semiHidden="1" w:unhideWhenUsed="1"/>
+    <w:lsdException w:name="List Bullet 4" w:semiHidden="1" w:unhideWhenUsed="1"/>
+    <w:lsdException w:name="Salutation" w:semiHidden="1" w:unhideWhenUsed="1"/>
+    <w:lsdException w:name="index 2" w:semiHidden="1" w:unhideWhenUsed="1"/>
+    <w:lsdException w:name="List Bullet 3" w:semiHidden="1" w:unhideWhenUsed="1"/>
+    <w:lsdException w:name="heading 5" w:uiPriority="9" w:semiHidden="1" w:unhideWhenUsed="1" w:qFormat="1"/>
+    <w:lsdException w:name="macro" w:semiHidden="1" w:unhideWhenUsed="1"/>
+    <w:lsdException w:name="toc 4" w:uiPriority="39" w:semiHidden="1" w:unhideWhenUsed="1"/>
+    <w:lsdException w:name="line number" w:semiHidden="1" w:unhideWhenUsed="1"/>
+    <w:lsdException w:name="table of figures" w:semiHidden="1" w:unhideWhenUsed="1"/>
+    <w:lsdException w:name="heading 8" w:uiPriority="9" w:semiHidden="1" w:unhideWhenUsed="1" w:qFormat="1"/>
+    <w:lsdException w:name="Body Text First Indent 2" w:semiHidden="1" w:unhideWhenUsed="1"/>
+    <w:lsdException w:name="index 3" w:semiHidden="1" w:unhideWhenUsed="1"/>
+    <w:lsdException w:name="Body Text Indent" w:semiHidden="1" w:unhideWhenUsed="1"/>
+    <w:lsdException w:name="heading 4" w:uiPriority="9" w:semiHidden="1" w:unhideWhenUsed="1" w:qFormat="1"/>
+    <w:lsdException w:name="index 9" w:semiHidden="1" w:unhideWhenUsed="1"/>
+    <w:lsdException w:name="index heading" w:semiHidden="1" w:unhideWhenUsed="1"/>
+    <w:lsdException w:name="FollowedHyperlink" w:semiHidden="1" w:unhideWhenUsed="1"/>
+    <w:lsdException w:name="toc 5" w:uiPriority="39" w:semiHidden="1" w:unhideWhenUsed="1"/>
+    <w:lsdException w:name="List Number 5" w:semiHidden="1" w:unhideWhenUsed="1"/>
+    <w:lsdException w:name="table of authorities" w:semiHidden="1" w:unhideWhenUsed="1"/>
+    <w:lsdException w:name="List Bullet" w:semiHidden="1" w:unhideWhenUsed="1"/>
+    <w:lsdException w:name="index 6" w:semiHidden="1" w:unhideWhenUsed="1"/>
+    <w:lsdException w:name="Body Text 2" w:semiHidden="1" w:unhideWhenUsed="1"/>
+    <w:lsdException w:name="List 3" w:semiHidden="1" w:unhideWhenUsed="1"/>
     <w:lsdException w:name="index 5" w:semiHidden="1" w:unhideWhenUsed="1"/>
+    <w:lsdException w:name="List" w:semiHidden="1" w:unhideWhenUsed="1"/>
+    <w:lsdException w:name="Normal Indent" w:semiHidden="1" w:unhideWhenUsed="1"/>
+    <w:lsdException w:name="heading 3" w:uiPriority="9" w:semiHidden="1" w:unhideWhenUsed="1" w:qFormat="1"/>
+    <w:lsdException w:name="Body Text Indent 2" w:semiHidden="1" w:unhideWhenUsed="1"/>
+    <w:lsdException w:name="Block Text" w:semiHidden="1" w:unhideWhenUsed="1"/>
+    <w:lsdException w:name="List Bullet 2" w:semiHidden="1" w:unhideWhenUsed="1"/>
+    <w:lsdException w:name="List Number" w:semiHidden="1" w:unhideWhenUsed="1"/>
+    <w:lsdException w:name="toc 8" w:uiPriority="39" w:semiHidden="1" w:unhideWhenUsed="1"/>
+    <w:lsdException w:name="index 7" w:semiHidden="1" w:unhideWhenUsed="1"/>
+    <w:lsdException w:name="heading 7" w:uiPriority="9" w:semiHidden="1" w:unhideWhenUsed="1" w:qFormat="1"/>
+    <w:lsdException w:name="Body Text First Indent" w:semiHidden="1" w:unhideWhenUsed="1"/>
+    <w:lsdException w:name="Signature" w:semiHidden="1" w:unhideWhenUsed="1"/>
+    <w:lsdException w:name="List Continue 4" w:semiHidden="1" w:unhideWhenUsed="1"/>
+    <w:lsdException w:name="endnote reference" w:semiHidden="1" w:unhideWhenUsed="1"/>
+    <w:lsdException w:name="index 8" w:semiHidden="1" w:unhideWhenUsed="1"/>
+    <w:lsdException w:name="Closing" w:semiHidden="1" w:unhideWhenUsed="1"/>
+    <w:lsdException w:name="Subtitle" w:uiPriority="11" w:qFormat="1"/>
+    <w:lsdException w:name="footnote text" w:semiHidden="1" w:unhideWhenUsed="1"/>
+    <w:lsdException w:name="index 1" w:semiHidden="1" w:unhideWhenUsed="1"/>
+    <w:lsdException w:name="List Bullet 5" w:semiHidden="1" w:unhideWhenUsed="1"/>
+    <w:lsdException w:name="envelope return" w:semiHidden="1" w:unhideWhenUsed="1"/>
+    <w:lsdException w:name="footer" w:semiHidden="1" w:unhideWhenUsed="1"/>
+    <w:lsdException w:name="toc 7" w:uiPriority="39" w:semiHidden="1" w:unhideWhenUsed="1"/>
+    <w:lsdException w:name="List Continue 3" w:semiHidden="1" w:unhideWhenUsed="1"/>
+    <w:lsdException w:name="Normal" w:uiPriority="0" w:qFormat="1"/>
+    <w:lsdException w:name="Strong" w:uiPriority="22" w:qFormat="1"/>
+    <w:lsdException w:name="List Continue" w:semiHidden="1" w:unhideWhenUsed="1"/>
+    <w:lsdException w:name="endnote text" w:semiHidden="1" w:unhideWhenUsed="1"/>
+    <w:lsdException w:name="toc 3" w:uiPriority="39" w:semiHidden="1" w:unhideWhenUsed="1"/>
+    <w:lsdException w:name="annotation text" w:semiHidden="1" w:unhideWhenUsed="1"/>
+    <w:lsdException w:name="envelope address" w:semiHidden="1" w:unhideWhenUsed="1"/>
+    <w:lsdException w:name="heading 9" w:uiPriority="9" w:semiHidden="1" w:unhideWhenUsed="1" w:qFormat="1"/>
+    <w:lsdException w:name="Default Paragraph Font" w:uiPriority="1" w:semiHidden="1" w:unhideWhenUsed="1"/>
+    <w:lsdException w:name="Title" w:uiPriority="10" w:qFormat="1"/>
+    <w:lsdException w:name="heading 1" w:uiPriority="9" w:qFormat="1"/>
+    <w:lsdException w:name="Note Heading" w:semiHidden="1" w:unhideWhenUsed="1"/>
+    <w:lsdException w:name="List Continue 5" w:semiHidden="1" w:unhideWhenUsed="1"/>
+    <w:lsdException w:name="List Number 3" w:semiHidden="1" w:unhideWhenUsed="1"/>
     <w:lsdException w:name="Body Text" w:semiHidden="1" w:unhideWhenUsed="1"/>
-    <w:lsdException w:name="Closing" w:semiHidden="1" w:unhideWhenUsed="1"/>
-    <w:lsdException w:name="Body Text First Indent" w:semiHidden="1" w:unhideWhenUsed="1"/>
-    <w:lsdException w:name="index 4" w:semiHidden="1" w:unhideWhenUsed="1"/>
-    <w:lsdException w:name="Normal" w:uiPriority="0" w:qFormat="1"/>
-    <w:lsdException w:name="List Bullet 5" w:semiHidden="1" w:unhideWhenUsed="1"/>
-    <w:lsdException w:name="List Continue 4" w:semiHidden="1" w:unhideWhenUsed="1"/>
-    <w:lsdException w:name="List 4" w:semiHidden="1" w:unhideWhenUsed="1"/>
-    <w:lsdException w:name="List Bullet" w:semiHidden="1" w:unhideWhenUsed="1"/>
-    <w:lsdException w:name="heading 8" w:uiPriority="9" w:semiHidden="1" w:unhideWhenUsed="1" w:qFormat="1"/>
-    <w:lsdException w:name="toc 5" w:uiPriority="39" w:semiHidden="1" w:unhideWhenUsed="1"/>
+    <w:lsdException w:name="List 5" w:semiHidden="1" w:unhideWhenUsed="1"/>
+    <w:lsdException w:name="toa heading" w:semiHidden="1" w:unhideWhenUsed="1"/>
+    <w:lsdException w:name="Date" w:semiHidden="1" w:unhideWhenUsed="1"/>
+    <w:lsdException w:name="Body Text Indent 3" w:semiHidden="1" w:unhideWhenUsed="1"/>
+    <w:lsdException w:name="heading 6" w:uiPriority="9" w:semiHidden="1" w:unhideWhenUsed="1" w:qFormat="1"/>
+    <w:lsdException w:name="List Number 2" w:semiHidden="1" w:unhideWhenUsed="1"/>
+    <w:lsdException w:name="Body Text 3" w:semiHidden="1" w:unhideWhenUsed="1"/>
+    <w:lsdException w:name="toc 1" w:uiPriority="39" w:semiHidden="1" w:unhideWhenUsed="1"/>
+    <w:lsdException w:name="toc 9" w:uiPriority="39" w:semiHidden="1" w:unhideWhenUsed="1"/>
+    <w:lsdException w:name="footnote reference" w:semiHidden="1" w:unhideWhenUsed="1"/>
+    <w:lsdException w:name="List Continue 2" w:semiHidden="1" w:unhideWhenUsed="1"/>
+    <w:lsdException w:name="heading 2" w:uiPriority="9" w:semiHidden="1" w:unhideWhenUsed="1" w:qFormat="1"/>
     <w:lsdException w:name="toc 6" w:uiPriority="39" w:semiHidden="1" w:unhideWhenUsed="1"/>
-    <w:lsdException w:name="Strong" w:uiPriority="22" w:qFormat="1"/>
-    <w:lsdException w:name="Body Text Indent 2" w:semiHidden="1" w:unhideWhenUsed="1"/>
-    <w:lsdException w:name="table of authorities" w:semiHidden="1" w:unhideWhenUsed="1"/>
-    <w:lsdException w:name="toc 8" w:uiPriority="39" w:semiHidden="1" w:unhideWhenUsed="1"/>
-    <w:lsdException w:name="Body Text 2" w:semiHidden="1" w:unhideWhenUsed="1"/>
-    <w:lsdException w:name="envelope return" w:semiHidden="1" w:unhideWhenUsed="1"/>
-    <w:lsdException w:name="List 5" w:semiHidden="1" w:unhideWhenUsed="1"/>
+    <w:lsdException w:name="List 2" w:semiHidden="1" w:unhideWhenUsed="1"/>
+    <w:lsdException w:name="toc 2" w:uiPriority="39" w:semiHidden="1" w:unhideWhenUsed="1"/>
+    <w:lsdException w:name="List Number 4" w:semiHidden="1" w:unhideWhenUsed="1"/>
     <w:lsdException w:name="Message Header" w:semiHidden="1" w:unhideWhenUsed="1"/>
-    <w:lsdException w:name="toc 4" w:uiPriority="39" w:semiHidden="1" w:unhideWhenUsed="1"/>
-    <w:lsdException w:name="List Bullet 3" w:semiHidden="1" w:unhideWhenUsed="1"/>
-    <w:lsdException w:name="Body Text Indent" w:semiHidden="1" w:unhideWhenUsed="1"/>
-    <w:lsdException w:name="List" w:semiHidden="1" w:unhideWhenUsed="1"/>
-    <w:lsdException w:name="Body Text First Indent 2" w:semiHidden="1" w:unhideWhenUsed="1"/>
-    <w:lsdException w:name="List Continue 5" w:semiHidden="1" w:unhideWhenUsed="1"/>
-    <w:lsdException w:name="toa heading" w:semiHidden="1" w:unhideWhenUsed="1"/>
-    <w:lsdException w:name="Title" w:uiPriority="10" w:qFormat="1"/>
-    <w:lsdException w:name="index 8" w:semiHidden="1" w:unhideWhenUsed="1"/>
-    <w:lsdException w:name="List Number 4" w:semiHidden="1" w:unhideWhenUsed="1"/>
-    <w:lsdException w:name="footnote reference" w:semiHidden="1" w:unhideWhenUsed="1"/>
-    <w:lsdException w:name="header" w:semiHidden="1" w:unhideWhenUsed="1"/>
-    <w:lsdException w:name="line number" w:semiHidden="1" w:unhideWhenUsed="1"/>
-    <w:lsdException w:name="List Continue" w:semiHidden="1" w:unhideWhenUsed="1"/>
-    <w:lsdException w:name="heading 9" w:uiPriority="9" w:semiHidden="1" w:unhideWhenUsed="1" w:qFormat="1"/>
-    <w:lsdException w:name="List 2" w:semiHidden="1" w:unhideWhenUsed="1"/>
-    <w:lsdException w:name="annotation text" w:semiHidden="1" w:unhideWhenUsed="1"/>
-    <w:lsdException w:name="List Continue 3" w:semiHidden="1" w:unhideWhenUsed="1"/>
-    <w:lsdException w:name="envelope address" w:semiHidden="1" w:unhideWhenUsed="1"/>
-    <w:lsdException w:name="endnote reference" w:semiHidden="1" w:unhideWhenUsed="1"/>
-    <w:lsdException w:name="heading 7" w:uiPriority="9" w:semiHidden="1" w:unhideWhenUsed="1" w:qFormat="1"/>
-    <w:lsdException w:name="heading 5" w:uiPriority="9" w:semiHidden="1" w:unhideWhenUsed="1" w:qFormat="1"/>
-    <w:lsdException w:name="Signature" w:semiHidden="1" w:unhideWhenUsed="1"/>
-    <w:lsdException w:name="toc 7" w:uiPriority="39" w:semiHidden="1" w:unhideWhenUsed="1"/>
-    <w:lsdException w:name="Default Paragraph Font" w:uiPriority="1" w:semiHidden="1" w:unhideWhenUsed="1"/>
-    <w:lsdException w:name="index 3" w:semiHidden="1" w:unhideWhenUsed="1"/>
-    <w:lsdException w:name="endnote text" w:semiHidden="1" w:unhideWhenUsed="1"/>
-    <w:lsdException w:name="Salutation" w:semiHidden="1" w:unhideWhenUsed="1"/>
-    <w:lsdException w:name="heading 3" w:uiPriority="9" w:semiHidden="1" w:unhideWhenUsed="1" w:qFormat="1"/>
-    <w:lsdException w:name="footer" w:semiHidden="1" w:unhideWhenUsed="1"/>
-    <w:lsdException w:name="Block Text" w:semiHidden="1" w:unhideWhenUsed="1"/>
-    <w:lsdException w:name="FollowedHyperlink" w:semiHidden="1" w:unhideWhenUsed="1"/>
-    <w:lsdException w:name="List 3" w:semiHidden="1" w:unhideWhenUsed="1"/>
-    <w:lsdException w:name="Normal Indent" w:semiHidden="1" w:unhideWhenUsed="1"/>
-    <w:lsdException w:name="caption" w:uiPriority="35" w:semiHidden="1" w:unhideWhenUsed="1" w:qFormat="1"/>
-    <w:lsdException w:name="index 6" w:semiHidden="1" w:unhideWhenUsed="1"/>
-    <w:lsdException w:name="index 1" w:semiHidden="1" w:unhideWhenUsed="1"/>
-    <w:lsdException w:name="Subtitle" w:uiPriority="11" w:qFormat="1"/>
-    <w:lsdException w:name="heading 6" w:uiPriority="9" w:semiHidden="1" w:unhideWhenUsed="1" w:qFormat="1"/>
-    <w:lsdException w:name="annotation reference" w:semiHidden="1" w:unhideWhenUsed="1"/>
-    <w:lsdException w:name="footnote text" w:semiHidden="1" w:unhideWhenUsed="1"/>
-    <w:lsdException w:name="index 2" w:semiHidden="1" w:unhideWhenUsed="1"/>
-    <w:lsdException w:name="toc 3" w:uiPriority="39" w:semiHidden="1" w:unhideWhenUsed="1"/>
-    <w:lsdException w:name="Date" w:semiHidden="1" w:unhideWhenUsed="1"/>
-    <w:lsdException w:name="heading 1" w:uiPriority="9" w:qFormat="1"/>
-    <w:lsdException w:name="index 7" w:semiHidden="1" w:unhideWhenUsed="1"/>
-    <w:lsdException w:name="toc 1" w:uiPriority="39" w:semiHidden="1" w:unhideWhenUsed="1"/>
-    <w:lsdException w:name="table of figures" w:semiHidden="1" w:unhideWhenUsed="1"/>
-    <w:lsdException w:name="heading 2" w:uiPriority="9" w:semiHidden="1" w:unhideWhenUsed="1" w:qFormat="1"/>
-    <w:lsdException w:name="Body Text 3" w:semiHidden="1" w:unhideWhenUsed="1"/>
-    <w:lsdException w:name="Note Heading" w:semiHidden="1" w:unhideWhenUsed="1"/>
-    <w:lsdException w:name="heading 4" w:uiPriority="9" w:semiHidden="1" w:unhideWhenUsed="1" w:qFormat="1"/>
-    <w:lsdException w:name="List Bullet 2" w:semiHidden="1" w:unhideWhenUsed="1"/>
-    <w:lsdException w:name="List Continue 2" w:semiHidden="1" w:unhideWhenUsed="1"/>
-    <w:lsdException w:name="List Bullet 4" w:semiHidden="1" w:unhideWhenUsed="1"/>
-    <w:lsdException w:name="Body Text Indent 3" w:semiHidden="1" w:unhideWhenUsed="1"/>
-    <w:lsdException w:name="index 9" w:semiHidden="1" w:unhideWhenUsed="1"/>
-    <w:lsdException w:name="List Number 5" w:semiHidden="1" w:unhideWhenUsed="1"/>
-    <w:lsdException w:name="macro" w:semiHidden="1" w:unhideWhenUsed="1"/>
-    <w:lsdException w:name="page number" w:semiHidden="1" w:unhideWhenUsed="1"/>
     <w:lsdException w:name="Hyperlink" w:semiHidden="1" w:unhideWhenUsed="1"/>
-    <w:lsdException w:name="toc 2" w:uiPriority="39" w:semiHidden="1" w:unhideWhenUsed="1"/>
-    <w:lsdException w:name="toc 9" w:uiPriority="39" w:semiHidden="1" w:unhideWhenUsed="1"/>
-    <w:lsdException w:name="index heading" w:semiHidden="1" w:unhideWhenUsed="1"/>
-    <w:lsdException w:name="List Number" w:semiHidden="1" w:unhideWhenUsed="1"/>
-    <w:lsdException w:name="List Number 2" w:semiHidden="1" w:unhideWhenUsed="1"/>
-    <w:lsdException w:name="List Number 3" w:semiHidden="1" w:unhideWhenUsed="1"/>
   </w:latentStyles>
   <w:style w:type="paragraph" w:styleId="000006">
     <w:name w:val="heading 3"/>
@@ -32575,22 +32575,6 @@
     </w:pPr>
     <w:rPr>
       <w:b w:val="1"/>
-      <w:sz w:val="24"/>
-      <w:szCs w:val="24"/>
-    </w:rPr>
-  </w:style>
-  <w:style w:type="paragraph" w:styleId="000002">
-    <w:name w:val="toc 1"/>
-    <w:basedOn w:val="Normal"/>
-    <w:qFormat w:val="1"/>
-    <w:pPr>
-      <w:tabs>
-        <w:tab w:val="right" w:leader="dot" w:pos="9072"/>
-      </w:tabs>
-      <w:spacing w:before="120" w:after="120" w:line="360"/>
-    </w:pPr>
-    <w:rPr>
-      <w:rFonts w:ascii="SimSun" w:hAnsi="SimSun" w:eastAsia="SimSun" w:cs="SimSun"/>
       <w:sz w:val="24"/>
       <w:szCs w:val="24"/>
     </w:rPr>
@@ -32611,6 +32595,22 @@
       <w:b w:val="1"/>
       <w:sz w:val="32"/>
       <w:szCs w:val="32"/>
+    </w:rPr>
+  </w:style>
+  <w:style w:type="paragraph" w:styleId="000002">
+    <w:name w:val="toc 1"/>
+    <w:basedOn w:val="Normal"/>
+    <w:qFormat w:val="1"/>
+    <w:pPr>
+      <w:tabs>
+        <w:tab w:val="right" w:leader="dot" w:pos="9072"/>
+      </w:tabs>
+      <w:spacing w:before="120" w:after="120" w:line="360"/>
+    </w:pPr>
+    <w:rPr>
+      <w:rFonts w:ascii="SimSun" w:hAnsi="SimSun" w:eastAsia="SimSun" w:cs="SimSun"/>
+      <w:sz w:val="24"/>
+      <w:szCs w:val="24"/>
     </w:rPr>
   </w:style>
   <w:style w:type="paragraph" w:styleId="000005">
